--- a/电商管理系统_实验报告.docx
+++ b/电商管理系统_实验报告.docx
@@ -1621,7 +1621,7 @@
                 <w:sz w:val="20"/>
                 <w:szCs w:val="20"/>
               </w:rPr>
-              <w:t xml:space="preserve">7 张核心业务表</w:t>
+              <w:t xml:space="preserve">8 张核心业务表</w:t>
             </w:r>
           </w:p>
         </w:tc>
@@ -3517,7 +3517,7 @@
           <w:sz w:val="21"/>
           <w:szCs w:val="21"/>
         </w:rPr>
-        <w:t xml:space="preserve">系统包含 7 张核心业务表，以下为各表详细结构：</w:t>
+        <w:t xml:space="preserve">系统包含 8 张核心业务表，以下为各表详细结构：</w:t>
       </w:r>
     </w:p>
     <w:p>
@@ -4466,7 +4466,7 @@
           <w:sz w:val="22"/>
           <w:szCs w:val="22"/>
         </w:rPr>
-        <w:t xml:space="preserve">4.2.2 商品表（products）</w:t>
+        <w:t xml:space="preserve">4.2.2 商品分类表（categories）</w:t>
       </w:r>
     </w:p>
     <w:p>
@@ -4480,30 +4480,394 @@
           <w:sz w:val="21"/>
           <w:szCs w:val="21"/>
         </w:rPr>
-        <w:t xml:space="preserve">记录系统内所有商品信息，关联供应商。</w:t>
-      </w:r>
-    </w:p>
-    <w:p>
-      <w:pPr>
-        <w:spacing w:after="100" w:line="340"/>
-      </w:pPr>
-      <w:r>
-        <w:rPr>
-          <w:rFonts w:ascii="SimSun" w:cs="SimSun" w:eastAsia="SimSun" w:hAnsi="SimSun"/>
-          <w:b/>
-          <w:bCs/>
-          <w:sz w:val="21"/>
-          <w:szCs w:val="21"/>
-        </w:rPr>
-        <w:t xml:space="preserve">关联关系：</w:t>
-      </w:r>
-      <w:r>
-        <w:rPr>
-          <w:rFonts w:ascii="SimSun" w:cs="SimSun" w:eastAsia="SimSun" w:hAnsi="SimSun"/>
-          <w:sz w:val="21"/>
-          <w:szCs w:val="21"/>
-        </w:rPr>
-        <w:t xml:space="preserve">supplier_id → suppliers.id</w:t>
+        <w:t xml:space="preserve">商品分类目录，用于对商品进行分组管理。</w:t>
+      </w:r>
+    </w:p>
+    <w:tbl>
+      <w:tblPr>
+        <w:tblW w:type="pct" w:w="100%"/>
+        <w:tblBorders>
+          <w:top w:val="single" w:color="auto" w:sz="4"/>
+          <w:left w:val="single" w:color="auto" w:sz="4"/>
+          <w:bottom w:val="single" w:color="auto" w:sz="4"/>
+          <w:right w:val="single" w:color="auto" w:sz="4"/>
+          <w:insideH w:val="single" w:color="auto" w:sz="4"/>
+          <w:insideV w:val="single" w:color="auto" w:sz="4"/>
+        </w:tblBorders>
+      </w:tblPr>
+      <w:tblGrid>
+        <w:gridCol w:w="100"/>
+        <w:gridCol w:w="100"/>
+        <w:gridCol w:w="100"/>
+        <w:gridCol w:w="100"/>
+      </w:tblGrid>
+      <w:tr>
+        <w:tc>
+          <w:tcPr>
+            <w:tcW w:type="pct" w:w="18%"/>
+            <w:shd w:fill="1a5276"/>
+            <w:vAlign w:val="center"/>
+          </w:tcPr>
+          <w:p>
+            <w:pPr>
+              <w:jc w:val="center"/>
+            </w:pPr>
+            <w:r>
+              <w:rPr>
+                <w:rFonts w:ascii="SimSun" w:cs="SimSun" w:eastAsia="SimSun" w:hAnsi="SimSun"/>
+                <w:b/>
+                <w:bCs/>
+                <w:color w:val="FFFFFF"/>
+                <w:sz w:val="20"/>
+                <w:szCs w:val="20"/>
+              </w:rPr>
+              <w:t xml:space="preserve">字段</w:t>
+            </w:r>
+          </w:p>
+        </w:tc>
+        <w:tc>
+          <w:tcPr>
+            <w:tcW w:type="pct" w:w="18%"/>
+            <w:shd w:fill="1a5276"/>
+            <w:vAlign w:val="center"/>
+          </w:tcPr>
+          <w:p>
+            <w:pPr>
+              <w:jc w:val="center"/>
+            </w:pPr>
+            <w:r>
+              <w:rPr>
+                <w:rFonts w:ascii="SimSun" w:cs="SimSun" w:eastAsia="SimSun" w:hAnsi="SimSun"/>
+                <w:b/>
+                <w:bCs/>
+                <w:color w:val="FFFFFF"/>
+                <w:sz w:val="20"/>
+                <w:szCs w:val="20"/>
+              </w:rPr>
+              <w:t xml:space="preserve">类型</w:t>
+            </w:r>
+          </w:p>
+        </w:tc>
+        <w:tc>
+          <w:tcPr>
+            <w:tcW w:type="pct" w:w="22%"/>
+            <w:shd w:fill="1a5276"/>
+            <w:vAlign w:val="center"/>
+          </w:tcPr>
+          <w:p>
+            <w:pPr>
+              <w:jc w:val="center"/>
+            </w:pPr>
+            <w:r>
+              <w:rPr>
+                <w:rFonts w:ascii="SimSun" w:cs="SimSun" w:eastAsia="SimSun" w:hAnsi="SimSun"/>
+                <w:b/>
+                <w:bCs/>
+                <w:color w:val="FFFFFF"/>
+                <w:sz w:val="20"/>
+                <w:szCs w:val="20"/>
+              </w:rPr>
+              <w:t xml:space="preserve">约束</w:t>
+            </w:r>
+          </w:p>
+        </w:tc>
+        <w:tc>
+          <w:tcPr>
+            <w:tcW w:type="pct" w:w="42%"/>
+            <w:shd w:fill="1a5276"/>
+            <w:vAlign w:val="center"/>
+          </w:tcPr>
+          <w:p>
+            <w:pPr>
+              <w:jc w:val="center"/>
+            </w:pPr>
+            <w:r>
+              <w:rPr>
+                <w:rFonts w:ascii="SimSun" w:cs="SimSun" w:eastAsia="SimSun" w:hAnsi="SimSun"/>
+                <w:b/>
+                <w:bCs/>
+                <w:color w:val="FFFFFF"/>
+                <w:sz w:val="20"/>
+                <w:szCs w:val="20"/>
+              </w:rPr>
+              <w:t xml:space="preserve">说明</w:t>
+            </w:r>
+          </w:p>
+        </w:tc>
+      </w:tr>
+      <w:tr>
+        <w:tc>
+          <w:tcPr>
+            <w:tcW w:type="pct" w:w="18%"/>
+            <w:vAlign w:val="center"/>
+          </w:tcPr>
+          <w:p>
+            <w:pPr>
+              <w:jc w:val="center"/>
+            </w:pPr>
+            <w:r>
+              <w:rPr>
+                <w:rFonts w:ascii="SimSun" w:cs="SimSun" w:eastAsia="SimSun" w:hAnsi="SimSun"/>
+                <w:b w:val="false"/>
+                <w:bCs w:val="false"/>
+                <w:sz w:val="20"/>
+                <w:szCs w:val="20"/>
+              </w:rPr>
+              <w:t xml:space="preserve">id</w:t>
+            </w:r>
+          </w:p>
+        </w:tc>
+        <w:tc>
+          <w:tcPr>
+            <w:tcW w:type="pct" w:w="18%"/>
+            <w:vAlign w:val="center"/>
+          </w:tcPr>
+          <w:p>
+            <w:pPr>
+              <w:jc w:val="center"/>
+            </w:pPr>
+            <w:r>
+              <w:rPr>
+                <w:rFonts w:ascii="SimSun" w:cs="SimSun" w:eastAsia="SimSun" w:hAnsi="SimSun"/>
+                <w:b w:val="false"/>
+                <w:bCs w:val="false"/>
+                <w:sz w:val="20"/>
+                <w:szCs w:val="20"/>
+              </w:rPr>
+              <w:t xml:space="preserve">INT</w:t>
+            </w:r>
+          </w:p>
+        </w:tc>
+        <w:tc>
+          <w:tcPr>
+            <w:tcW w:type="pct" w:w="22%"/>
+            <w:vAlign w:val="center"/>
+          </w:tcPr>
+          <w:p>
+            <w:pPr>
+              <w:jc w:val="center"/>
+            </w:pPr>
+            <w:r>
+              <w:rPr>
+                <w:rFonts w:ascii="SimSun" w:cs="SimSun" w:eastAsia="SimSun" w:hAnsi="SimSun"/>
+                <w:b w:val="false"/>
+                <w:bCs w:val="false"/>
+                <w:sz w:val="20"/>
+                <w:szCs w:val="20"/>
+              </w:rPr>
+              <w:t xml:space="preserve">PK, AUTO_INCREMENT</w:t>
+            </w:r>
+          </w:p>
+        </w:tc>
+        <w:tc>
+          <w:tcPr>
+            <w:tcW w:type="pct" w:w="42%"/>
+            <w:vAlign w:val="center"/>
+          </w:tcPr>
+          <w:p>
+            <w:pPr>
+              <w:jc w:val="center"/>
+            </w:pPr>
+            <w:r>
+              <w:rPr>
+                <w:rFonts w:ascii="SimSun" w:cs="SimSun" w:eastAsia="SimSun" w:hAnsi="SimSun"/>
+                <w:b w:val="false"/>
+                <w:bCs w:val="false"/>
+                <w:sz w:val="20"/>
+                <w:szCs w:val="20"/>
+              </w:rPr>
+              <w:t xml:space="preserve">分类唯一标识</w:t>
+            </w:r>
+          </w:p>
+        </w:tc>
+      </w:tr>
+      <w:tr>
+        <w:tc>
+          <w:tcPr>
+            <w:tcW w:type="pct" w:w="18%"/>
+            <w:shd w:fill="eaf2f8"/>
+            <w:vAlign w:val="center"/>
+          </w:tcPr>
+          <w:p>
+            <w:pPr>
+              <w:jc w:val="center"/>
+            </w:pPr>
+            <w:r>
+              <w:rPr>
+                <w:rFonts w:ascii="SimSun" w:cs="SimSun" w:eastAsia="SimSun" w:hAnsi="SimSun"/>
+                <w:b w:val="false"/>
+                <w:bCs w:val="false"/>
+                <w:sz w:val="20"/>
+                <w:szCs w:val="20"/>
+              </w:rPr>
+              <w:t xml:space="preserve">name</w:t>
+            </w:r>
+          </w:p>
+        </w:tc>
+        <w:tc>
+          <w:tcPr>
+            <w:tcW w:type="pct" w:w="18%"/>
+            <w:shd w:fill="eaf2f8"/>
+            <w:vAlign w:val="center"/>
+          </w:tcPr>
+          <w:p>
+            <w:pPr>
+              <w:jc w:val="center"/>
+            </w:pPr>
+            <w:r>
+              <w:rPr>
+                <w:rFonts w:ascii="SimSun" w:cs="SimSun" w:eastAsia="SimSun" w:hAnsi="SimSun"/>
+                <w:b w:val="false"/>
+                <w:bCs w:val="false"/>
+                <w:sz w:val="20"/>
+                <w:szCs w:val="20"/>
+              </w:rPr>
+              <w:t xml:space="preserve">VARCHAR(50)</w:t>
+            </w:r>
+          </w:p>
+        </w:tc>
+        <w:tc>
+          <w:tcPr>
+            <w:tcW w:type="pct" w:w="22%"/>
+            <w:shd w:fill="eaf2f8"/>
+            <w:vAlign w:val="center"/>
+          </w:tcPr>
+          <w:p>
+            <w:pPr>
+              <w:jc w:val="center"/>
+            </w:pPr>
+            <w:r>
+              <w:rPr>
+                <w:rFonts w:ascii="SimSun" w:cs="SimSun" w:eastAsia="SimSun" w:hAnsi="SimSun"/>
+                <w:b w:val="false"/>
+                <w:bCs w:val="false"/>
+                <w:sz w:val="20"/>
+                <w:szCs w:val="20"/>
+              </w:rPr>
+              <w:t xml:space="preserve">UNIQUE, NOT NULL</w:t>
+            </w:r>
+          </w:p>
+        </w:tc>
+        <w:tc>
+          <w:tcPr>
+            <w:tcW w:type="pct" w:w="42%"/>
+            <w:shd w:fill="eaf2f8"/>
+            <w:vAlign w:val="center"/>
+          </w:tcPr>
+          <w:p>
+            <w:pPr>
+              <w:jc w:val="center"/>
+            </w:pPr>
+            <w:r>
+              <w:rPr>
+                <w:rFonts w:ascii="SimSun" w:cs="SimSun" w:eastAsia="SimSun" w:hAnsi="SimSun"/>
+                <w:b w:val="false"/>
+                <w:bCs w:val="false"/>
+                <w:sz w:val="20"/>
+                <w:szCs w:val="20"/>
+              </w:rPr>
+              <w:t xml:space="preserve">分类名称（如电子产品、服装鞋帽）</w:t>
+            </w:r>
+          </w:p>
+        </w:tc>
+      </w:tr>
+      <w:tr>
+        <w:tc>
+          <w:tcPr>
+            <w:tcW w:type="pct" w:w="18%"/>
+            <w:vAlign w:val="center"/>
+          </w:tcPr>
+          <w:p>
+            <w:pPr>
+              <w:jc w:val="center"/>
+            </w:pPr>
+            <w:r>
+              <w:rPr>
+                <w:rFonts w:ascii="SimSun" w:cs="SimSun" w:eastAsia="SimSun" w:hAnsi="SimSun"/>
+                <w:b w:val="false"/>
+                <w:bCs w:val="false"/>
+                <w:sz w:val="20"/>
+                <w:szCs w:val="20"/>
+              </w:rPr>
+              <w:t xml:space="preserve">description</w:t>
+            </w:r>
+          </w:p>
+        </w:tc>
+        <w:tc>
+          <w:tcPr>
+            <w:tcW w:type="pct" w:w="18%"/>
+            <w:vAlign w:val="center"/>
+          </w:tcPr>
+          <w:p>
+            <w:pPr>
+              <w:jc w:val="center"/>
+            </w:pPr>
+            <w:r>
+              <w:rPr>
+                <w:rFonts w:ascii="SimSun" w:cs="SimSun" w:eastAsia="SimSun" w:hAnsi="SimSun"/>
+                <w:b w:val="false"/>
+                <w:bCs w:val="false"/>
+                <w:sz w:val="20"/>
+                <w:szCs w:val="20"/>
+              </w:rPr>
+              <w:t xml:space="preserve">VARCHAR(255)</w:t>
+            </w:r>
+          </w:p>
+        </w:tc>
+        <w:tc>
+          <w:tcPr>
+            <w:tcW w:type="pct" w:w="22%"/>
+            <w:vAlign w:val="center"/>
+          </w:tcPr>
+          <w:p>
+            <w:pPr>
+              <w:jc w:val="center"/>
+            </w:pPr>
+            <w:r>
+              <w:rPr>
+                <w:rFonts w:ascii="SimSun" w:cs="SimSun" w:eastAsia="SimSun" w:hAnsi="SimSun"/>
+                <w:b w:val="false"/>
+                <w:bCs w:val="false"/>
+                <w:sz w:val="20"/>
+                <w:szCs w:val="20"/>
+              </w:rPr>
+              <w:t xml:space="preserve">DEFAULT ''</w:t>
+            </w:r>
+          </w:p>
+        </w:tc>
+        <w:tc>
+          <w:tcPr>
+            <w:tcW w:type="pct" w:w="42%"/>
+            <w:vAlign w:val="center"/>
+          </w:tcPr>
+          <w:p>
+            <w:pPr>
+              <w:jc w:val="center"/>
+            </w:pPr>
+            <w:r>
+              <w:rPr>
+                <w:rFonts w:ascii="SimSun" w:cs="SimSun" w:eastAsia="SimSun" w:hAnsi="SimSun"/>
+                <w:b w:val="false"/>
+                <w:bCs w:val="false"/>
+                <w:sz w:val="20"/>
+                <w:szCs w:val="20"/>
+              </w:rPr>
+              <w:t xml:space="preserve">分类描述</w:t>
+            </w:r>
+          </w:p>
+        </w:tc>
+      </w:tr>
+    </w:tbl>
+    <w:p>
+      <w:pPr>
+        <w:spacing w:after="100"/>
+      </w:pPr>
+      <w:r>
+        <w:rPr>
+          <w:sz w:val="12"/>
+          <w:szCs w:val="12"/>
+        </w:rPr>
+        <w:t xml:space="preserve"/>
       </w:r>
     </w:p>
     <w:p>
@@ -4520,7 +4884,7 @@
           <w:sz w:val="22"/>
           <w:szCs w:val="22"/>
         </w:rPr>
-        <w:t xml:space="preserve">4.2.3 供应商表（suppliers）</w:t>
+        <w:t xml:space="preserve">4.2.3 商品表（products）</w:t>
       </w:r>
     </w:p>
     <w:p>
@@ -4534,7 +4898,1188 @@
           <w:sz w:val="21"/>
           <w:szCs w:val="21"/>
         </w:rPr>
-        <w:t xml:space="preserve">管理供应商基本信息，与用户和商品表关联。</w:t>
+        <w:t xml:space="preserve">记录系统内所有商品信息，关联分类和供应商。</w:t>
+      </w:r>
+    </w:p>
+    <w:tbl>
+      <w:tblPr>
+        <w:tblW w:type="pct" w:w="100%"/>
+        <w:tblBorders>
+          <w:top w:val="single" w:color="auto" w:sz="4"/>
+          <w:left w:val="single" w:color="auto" w:sz="4"/>
+          <w:bottom w:val="single" w:color="auto" w:sz="4"/>
+          <w:right w:val="single" w:color="auto" w:sz="4"/>
+          <w:insideH w:val="single" w:color="auto" w:sz="4"/>
+          <w:insideV w:val="single" w:color="auto" w:sz="4"/>
+        </w:tblBorders>
+      </w:tblPr>
+      <w:tblGrid>
+        <w:gridCol w:w="100"/>
+        <w:gridCol w:w="100"/>
+        <w:gridCol w:w="100"/>
+        <w:gridCol w:w="100"/>
+      </w:tblGrid>
+      <w:tr>
+        <w:tc>
+          <w:tcPr>
+            <w:tcW w:type="pct" w:w="18%"/>
+            <w:shd w:fill="1a5276"/>
+            <w:vAlign w:val="center"/>
+          </w:tcPr>
+          <w:p>
+            <w:pPr>
+              <w:jc w:val="center"/>
+            </w:pPr>
+            <w:r>
+              <w:rPr>
+                <w:rFonts w:ascii="SimSun" w:cs="SimSun" w:eastAsia="SimSun" w:hAnsi="SimSun"/>
+                <w:b/>
+                <w:bCs/>
+                <w:color w:val="FFFFFF"/>
+                <w:sz w:val="20"/>
+                <w:szCs w:val="20"/>
+              </w:rPr>
+              <w:t xml:space="preserve">字段</w:t>
+            </w:r>
+          </w:p>
+        </w:tc>
+        <w:tc>
+          <w:tcPr>
+            <w:tcW w:type="pct" w:w="22%"/>
+            <w:shd w:fill="1a5276"/>
+            <w:vAlign w:val="center"/>
+          </w:tcPr>
+          <w:p>
+            <w:pPr>
+              <w:jc w:val="center"/>
+            </w:pPr>
+            <w:r>
+              <w:rPr>
+                <w:rFonts w:ascii="SimSun" w:cs="SimSun" w:eastAsia="SimSun" w:hAnsi="SimSun"/>
+                <w:b/>
+                <w:bCs/>
+                <w:color w:val="FFFFFF"/>
+                <w:sz w:val="20"/>
+                <w:szCs w:val="20"/>
+              </w:rPr>
+              <w:t xml:space="preserve">类型</w:t>
+            </w:r>
+          </w:p>
+        </w:tc>
+        <w:tc>
+          <w:tcPr>
+            <w:tcW w:type="pct" w:w="22%"/>
+            <w:shd w:fill="1a5276"/>
+            <w:vAlign w:val="center"/>
+          </w:tcPr>
+          <w:p>
+            <w:pPr>
+              <w:jc w:val="center"/>
+            </w:pPr>
+            <w:r>
+              <w:rPr>
+                <w:rFonts w:ascii="SimSun" w:cs="SimSun" w:eastAsia="SimSun" w:hAnsi="SimSun"/>
+                <w:b/>
+                <w:bCs/>
+                <w:color w:val="FFFFFF"/>
+                <w:sz w:val="20"/>
+                <w:szCs w:val="20"/>
+              </w:rPr>
+              <w:t xml:space="preserve">约束</w:t>
+            </w:r>
+          </w:p>
+        </w:tc>
+        <w:tc>
+          <w:tcPr>
+            <w:tcW w:type="pct" w:w="38%"/>
+            <w:shd w:fill="1a5276"/>
+            <w:vAlign w:val="center"/>
+          </w:tcPr>
+          <w:p>
+            <w:pPr>
+              <w:jc w:val="center"/>
+            </w:pPr>
+            <w:r>
+              <w:rPr>
+                <w:rFonts w:ascii="SimSun" w:cs="SimSun" w:eastAsia="SimSun" w:hAnsi="SimSun"/>
+                <w:b/>
+                <w:bCs/>
+                <w:color w:val="FFFFFF"/>
+                <w:sz w:val="20"/>
+                <w:szCs w:val="20"/>
+              </w:rPr>
+              <w:t xml:space="preserve">说明</w:t>
+            </w:r>
+          </w:p>
+        </w:tc>
+      </w:tr>
+      <w:tr>
+        <w:tc>
+          <w:tcPr>
+            <w:tcW w:type="pct" w:w="18%"/>
+            <w:vAlign w:val="center"/>
+          </w:tcPr>
+          <w:p>
+            <w:pPr>
+              <w:jc w:val="center"/>
+            </w:pPr>
+            <w:r>
+              <w:rPr>
+                <w:rFonts w:ascii="SimSun" w:cs="SimSun" w:eastAsia="SimSun" w:hAnsi="SimSun"/>
+                <w:b w:val="false"/>
+                <w:bCs w:val="false"/>
+                <w:sz w:val="20"/>
+                <w:szCs w:val="20"/>
+              </w:rPr>
+              <w:t xml:space="preserve">id</w:t>
+            </w:r>
+          </w:p>
+        </w:tc>
+        <w:tc>
+          <w:tcPr>
+            <w:tcW w:type="pct" w:w="22%"/>
+            <w:vAlign w:val="center"/>
+          </w:tcPr>
+          <w:p>
+            <w:pPr>
+              <w:jc w:val="center"/>
+            </w:pPr>
+            <w:r>
+              <w:rPr>
+                <w:rFonts w:ascii="SimSun" w:cs="SimSun" w:eastAsia="SimSun" w:hAnsi="SimSun"/>
+                <w:b w:val="false"/>
+                <w:bCs w:val="false"/>
+                <w:sz w:val="20"/>
+                <w:szCs w:val="20"/>
+              </w:rPr>
+              <w:t xml:space="preserve">INT</w:t>
+            </w:r>
+          </w:p>
+        </w:tc>
+        <w:tc>
+          <w:tcPr>
+            <w:tcW w:type="pct" w:w="22%"/>
+            <w:vAlign w:val="center"/>
+          </w:tcPr>
+          <w:p>
+            <w:pPr>
+              <w:jc w:val="center"/>
+            </w:pPr>
+            <w:r>
+              <w:rPr>
+                <w:rFonts w:ascii="SimSun" w:cs="SimSun" w:eastAsia="SimSun" w:hAnsi="SimSun"/>
+                <w:b w:val="false"/>
+                <w:bCs w:val="false"/>
+                <w:sz w:val="20"/>
+                <w:szCs w:val="20"/>
+              </w:rPr>
+              <w:t xml:space="preserve">PK, AUTO_INCREMENT</w:t>
+            </w:r>
+          </w:p>
+        </w:tc>
+        <w:tc>
+          <w:tcPr>
+            <w:tcW w:type="pct" w:w="38%"/>
+            <w:vAlign w:val="center"/>
+          </w:tcPr>
+          <w:p>
+            <w:pPr>
+              <w:jc w:val="center"/>
+            </w:pPr>
+            <w:r>
+              <w:rPr>
+                <w:rFonts w:ascii="SimSun" w:cs="SimSun" w:eastAsia="SimSun" w:hAnsi="SimSun"/>
+                <w:b w:val="false"/>
+                <w:bCs w:val="false"/>
+                <w:sz w:val="20"/>
+                <w:szCs w:val="20"/>
+              </w:rPr>
+              <w:t xml:space="preserve">商品唯一标识</w:t>
+            </w:r>
+          </w:p>
+        </w:tc>
+      </w:tr>
+      <w:tr>
+        <w:tc>
+          <w:tcPr>
+            <w:tcW w:type="pct" w:w="18%"/>
+            <w:shd w:fill="eaf2f8"/>
+            <w:vAlign w:val="center"/>
+          </w:tcPr>
+          <w:p>
+            <w:pPr>
+              <w:jc w:val="center"/>
+            </w:pPr>
+            <w:r>
+              <w:rPr>
+                <w:rFonts w:ascii="SimSun" w:cs="SimSun" w:eastAsia="SimSun" w:hAnsi="SimSun"/>
+                <w:b w:val="false"/>
+                <w:bCs w:val="false"/>
+                <w:sz w:val="20"/>
+                <w:szCs w:val="20"/>
+              </w:rPr>
+              <w:t xml:space="preserve">name</w:t>
+            </w:r>
+          </w:p>
+        </w:tc>
+        <w:tc>
+          <w:tcPr>
+            <w:tcW w:type="pct" w:w="22%"/>
+            <w:shd w:fill="eaf2f8"/>
+            <w:vAlign w:val="center"/>
+          </w:tcPr>
+          <w:p>
+            <w:pPr>
+              <w:jc w:val="center"/>
+            </w:pPr>
+            <w:r>
+              <w:rPr>
+                <w:rFonts w:ascii="SimSun" w:cs="SimSun" w:eastAsia="SimSun" w:hAnsi="SimSun"/>
+                <w:b w:val="false"/>
+                <w:bCs w:val="false"/>
+                <w:sz w:val="20"/>
+                <w:szCs w:val="20"/>
+              </w:rPr>
+              <w:t xml:space="preserve">VARCHAR(100)</w:t>
+            </w:r>
+          </w:p>
+        </w:tc>
+        <w:tc>
+          <w:tcPr>
+            <w:tcW w:type="pct" w:w="22%"/>
+            <w:shd w:fill="eaf2f8"/>
+            <w:vAlign w:val="center"/>
+          </w:tcPr>
+          <w:p>
+            <w:pPr>
+              <w:jc w:val="center"/>
+            </w:pPr>
+            <w:r>
+              <w:rPr>
+                <w:rFonts w:ascii="SimSun" w:cs="SimSun" w:eastAsia="SimSun" w:hAnsi="SimSun"/>
+                <w:b w:val="false"/>
+                <w:bCs w:val="false"/>
+                <w:sz w:val="20"/>
+                <w:szCs w:val="20"/>
+              </w:rPr>
+              <w:t xml:space="preserve">NOT NULL</w:t>
+            </w:r>
+          </w:p>
+        </w:tc>
+        <w:tc>
+          <w:tcPr>
+            <w:tcW w:type="pct" w:w="38%"/>
+            <w:shd w:fill="eaf2f8"/>
+            <w:vAlign w:val="center"/>
+          </w:tcPr>
+          <w:p>
+            <w:pPr>
+              <w:jc w:val="center"/>
+            </w:pPr>
+            <w:r>
+              <w:rPr>
+                <w:rFonts w:ascii="SimSun" w:cs="SimSun" w:eastAsia="SimSun" w:hAnsi="SimSun"/>
+                <w:b w:val="false"/>
+                <w:bCs w:val="false"/>
+                <w:sz w:val="20"/>
+                <w:szCs w:val="20"/>
+              </w:rPr>
+              <w:t xml:space="preserve">商品名称</w:t>
+            </w:r>
+          </w:p>
+        </w:tc>
+      </w:tr>
+      <w:tr>
+        <w:tc>
+          <w:tcPr>
+            <w:tcW w:type="pct" w:w="18%"/>
+            <w:vAlign w:val="center"/>
+          </w:tcPr>
+          <w:p>
+            <w:pPr>
+              <w:jc w:val="center"/>
+            </w:pPr>
+            <w:r>
+              <w:rPr>
+                <w:rFonts w:ascii="SimSun" w:cs="SimSun" w:eastAsia="SimSun" w:hAnsi="SimSun"/>
+                <w:b w:val="false"/>
+                <w:bCs w:val="false"/>
+                <w:sz w:val="20"/>
+                <w:szCs w:val="20"/>
+              </w:rPr>
+              <w:t xml:space="preserve">category_id</w:t>
+            </w:r>
+          </w:p>
+        </w:tc>
+        <w:tc>
+          <w:tcPr>
+            <w:tcW w:type="pct" w:w="22%"/>
+            <w:vAlign w:val="center"/>
+          </w:tcPr>
+          <w:p>
+            <w:pPr>
+              <w:jc w:val="center"/>
+            </w:pPr>
+            <w:r>
+              <w:rPr>
+                <w:rFonts w:ascii="SimSun" w:cs="SimSun" w:eastAsia="SimSun" w:hAnsi="SimSun"/>
+                <w:b w:val="false"/>
+                <w:bCs w:val="false"/>
+                <w:sz w:val="20"/>
+                <w:szCs w:val="20"/>
+              </w:rPr>
+              <w:t xml:space="preserve">INT</w:t>
+            </w:r>
+          </w:p>
+        </w:tc>
+        <w:tc>
+          <w:tcPr>
+            <w:tcW w:type="pct" w:w="22%"/>
+            <w:vAlign w:val="center"/>
+          </w:tcPr>
+          <w:p>
+            <w:pPr>
+              <w:jc w:val="center"/>
+            </w:pPr>
+            <w:r>
+              <w:rPr>
+                <w:rFonts w:ascii="SimSun" w:cs="SimSun" w:eastAsia="SimSun" w:hAnsi="SimSun"/>
+                <w:b w:val="false"/>
+                <w:bCs w:val="false"/>
+                <w:sz w:val="20"/>
+                <w:szCs w:val="20"/>
+              </w:rPr>
+              <w:t xml:space="preserve">FK, NOT NULL</w:t>
+            </w:r>
+          </w:p>
+        </w:tc>
+        <w:tc>
+          <w:tcPr>
+            <w:tcW w:type="pct" w:w="38%"/>
+            <w:vAlign w:val="center"/>
+          </w:tcPr>
+          <w:p>
+            <w:pPr>
+              <w:jc w:val="center"/>
+            </w:pPr>
+            <w:r>
+              <w:rPr>
+                <w:rFonts w:ascii="SimSun" w:cs="SimSun" w:eastAsia="SimSun" w:hAnsi="SimSun"/>
+                <w:b w:val="false"/>
+                <w:bCs w:val="false"/>
+                <w:sz w:val="20"/>
+                <w:szCs w:val="20"/>
+              </w:rPr>
+              <w:t xml:space="preserve">关联 categories.id</w:t>
+            </w:r>
+          </w:p>
+        </w:tc>
+      </w:tr>
+      <w:tr>
+        <w:tc>
+          <w:tcPr>
+            <w:tcW w:type="pct" w:w="18%"/>
+            <w:shd w:fill="eaf2f8"/>
+            <w:vAlign w:val="center"/>
+          </w:tcPr>
+          <w:p>
+            <w:pPr>
+              <w:jc w:val="center"/>
+            </w:pPr>
+            <w:r>
+              <w:rPr>
+                <w:rFonts w:ascii="SimSun" w:cs="SimSun" w:eastAsia="SimSun" w:hAnsi="SimSun"/>
+                <w:b w:val="false"/>
+                <w:bCs w:val="false"/>
+                <w:sz w:val="20"/>
+                <w:szCs w:val="20"/>
+              </w:rPr>
+              <w:t xml:space="preserve">supplier_id</w:t>
+            </w:r>
+          </w:p>
+        </w:tc>
+        <w:tc>
+          <w:tcPr>
+            <w:tcW w:type="pct" w:w="22%"/>
+            <w:shd w:fill="eaf2f8"/>
+            <w:vAlign w:val="center"/>
+          </w:tcPr>
+          <w:p>
+            <w:pPr>
+              <w:jc w:val="center"/>
+            </w:pPr>
+            <w:r>
+              <w:rPr>
+                <w:rFonts w:ascii="SimSun" w:cs="SimSun" w:eastAsia="SimSun" w:hAnsi="SimSun"/>
+                <w:b w:val="false"/>
+                <w:bCs w:val="false"/>
+                <w:sz w:val="20"/>
+                <w:szCs w:val="20"/>
+              </w:rPr>
+              <w:t xml:space="preserve">INT</w:t>
+            </w:r>
+          </w:p>
+        </w:tc>
+        <w:tc>
+          <w:tcPr>
+            <w:tcW w:type="pct" w:w="22%"/>
+            <w:shd w:fill="eaf2f8"/>
+            <w:vAlign w:val="center"/>
+          </w:tcPr>
+          <w:p>
+            <w:pPr>
+              <w:jc w:val="center"/>
+            </w:pPr>
+            <w:r>
+              <w:rPr>
+                <w:rFonts w:ascii="SimSun" w:cs="SimSun" w:eastAsia="SimSun" w:hAnsi="SimSun"/>
+                <w:b w:val="false"/>
+                <w:bCs w:val="false"/>
+                <w:sz w:val="20"/>
+                <w:szCs w:val="20"/>
+              </w:rPr>
+              <w:t xml:space="preserve">FK, DEFAULT NULL</w:t>
+            </w:r>
+          </w:p>
+        </w:tc>
+        <w:tc>
+          <w:tcPr>
+            <w:tcW w:type="pct" w:w="38%"/>
+            <w:shd w:fill="eaf2f8"/>
+            <w:vAlign w:val="center"/>
+          </w:tcPr>
+          <w:p>
+            <w:pPr>
+              <w:jc w:val="center"/>
+            </w:pPr>
+            <w:r>
+              <w:rPr>
+                <w:rFonts w:ascii="SimSun" w:cs="SimSun" w:eastAsia="SimSun" w:hAnsi="SimSun"/>
+                <w:b w:val="false"/>
+                <w:bCs w:val="false"/>
+                <w:sz w:val="20"/>
+                <w:szCs w:val="20"/>
+              </w:rPr>
+              <w:t xml:space="preserve">关联 suppliers.id（可为空）</w:t>
+            </w:r>
+          </w:p>
+        </w:tc>
+      </w:tr>
+      <w:tr>
+        <w:tc>
+          <w:tcPr>
+            <w:tcW w:type="pct" w:w="18%"/>
+            <w:vAlign w:val="center"/>
+          </w:tcPr>
+          <w:p>
+            <w:pPr>
+              <w:jc w:val="center"/>
+            </w:pPr>
+            <w:r>
+              <w:rPr>
+                <w:rFonts w:ascii="SimSun" w:cs="SimSun" w:eastAsia="SimSun" w:hAnsi="SimSun"/>
+                <w:b w:val="false"/>
+                <w:bCs w:val="false"/>
+                <w:sz w:val="20"/>
+                <w:szCs w:val="20"/>
+              </w:rPr>
+              <w:t xml:space="preserve">price</w:t>
+            </w:r>
+          </w:p>
+        </w:tc>
+        <w:tc>
+          <w:tcPr>
+            <w:tcW w:type="pct" w:w="22%"/>
+            <w:vAlign w:val="center"/>
+          </w:tcPr>
+          <w:p>
+            <w:pPr>
+              <w:jc w:val="center"/>
+            </w:pPr>
+            <w:r>
+              <w:rPr>
+                <w:rFonts w:ascii="SimSun" w:cs="SimSun" w:eastAsia="SimSun" w:hAnsi="SimSun"/>
+                <w:b w:val="false"/>
+                <w:bCs w:val="false"/>
+                <w:sz w:val="20"/>
+                <w:szCs w:val="20"/>
+              </w:rPr>
+              <w:t xml:space="preserve">DECIMAL(12,2)</w:t>
+            </w:r>
+          </w:p>
+        </w:tc>
+        <w:tc>
+          <w:tcPr>
+            <w:tcW w:type="pct" w:w="22%"/>
+            <w:vAlign w:val="center"/>
+          </w:tcPr>
+          <w:p>
+            <w:pPr>
+              <w:jc w:val="center"/>
+            </w:pPr>
+            <w:r>
+              <w:rPr>
+                <w:rFonts w:ascii="SimSun" w:cs="SimSun" w:eastAsia="SimSun" w:hAnsi="SimSun"/>
+                <w:b w:val="false"/>
+                <w:bCs w:val="false"/>
+                <w:sz w:val="20"/>
+                <w:szCs w:val="20"/>
+              </w:rPr>
+              <w:t xml:space="preserve">NOT NULL</w:t>
+            </w:r>
+          </w:p>
+        </w:tc>
+        <w:tc>
+          <w:tcPr>
+            <w:tcW w:type="pct" w:w="38%"/>
+            <w:vAlign w:val="center"/>
+          </w:tcPr>
+          <w:p>
+            <w:pPr>
+              <w:jc w:val="center"/>
+            </w:pPr>
+            <w:r>
+              <w:rPr>
+                <w:rFonts w:ascii="SimSun" w:cs="SimSun" w:eastAsia="SimSun" w:hAnsi="SimSun"/>
+                <w:b w:val="false"/>
+                <w:bCs w:val="false"/>
+                <w:sz w:val="20"/>
+                <w:szCs w:val="20"/>
+              </w:rPr>
+              <w:t xml:space="preserve">售价</w:t>
+            </w:r>
+          </w:p>
+        </w:tc>
+      </w:tr>
+      <w:tr>
+        <w:tc>
+          <w:tcPr>
+            <w:tcW w:type="pct" w:w="18%"/>
+            <w:shd w:fill="eaf2f8"/>
+            <w:vAlign w:val="center"/>
+          </w:tcPr>
+          <w:p>
+            <w:pPr>
+              <w:jc w:val="center"/>
+            </w:pPr>
+            <w:r>
+              <w:rPr>
+                <w:rFonts w:ascii="SimSun" w:cs="SimSun" w:eastAsia="SimSun" w:hAnsi="SimSun"/>
+                <w:b w:val="false"/>
+                <w:bCs w:val="false"/>
+                <w:sz w:val="20"/>
+                <w:szCs w:val="20"/>
+              </w:rPr>
+              <w:t xml:space="preserve">cost</w:t>
+            </w:r>
+          </w:p>
+        </w:tc>
+        <w:tc>
+          <w:tcPr>
+            <w:tcW w:type="pct" w:w="22%"/>
+            <w:shd w:fill="eaf2f8"/>
+            <w:vAlign w:val="center"/>
+          </w:tcPr>
+          <w:p>
+            <w:pPr>
+              <w:jc w:val="center"/>
+            </w:pPr>
+            <w:r>
+              <w:rPr>
+                <w:rFonts w:ascii="SimSun" w:cs="SimSun" w:eastAsia="SimSun" w:hAnsi="SimSun"/>
+                <w:b w:val="false"/>
+                <w:bCs w:val="false"/>
+                <w:sz w:val="20"/>
+                <w:szCs w:val="20"/>
+              </w:rPr>
+              <w:t xml:space="preserve">DECIMAL(12,2)</w:t>
+            </w:r>
+          </w:p>
+        </w:tc>
+        <w:tc>
+          <w:tcPr>
+            <w:tcW w:type="pct" w:w="22%"/>
+            <w:shd w:fill="eaf2f8"/>
+            <w:vAlign w:val="center"/>
+          </w:tcPr>
+          <w:p>
+            <w:pPr>
+              <w:jc w:val="center"/>
+            </w:pPr>
+            <w:r>
+              <w:rPr>
+                <w:rFonts w:ascii="SimSun" w:cs="SimSun" w:eastAsia="SimSun" w:hAnsi="SimSun"/>
+                <w:b w:val="false"/>
+                <w:bCs w:val="false"/>
+                <w:sz w:val="20"/>
+                <w:szCs w:val="20"/>
+              </w:rPr>
+              <w:t xml:space="preserve">NOT NULL, DEFAULT 0</w:t>
+            </w:r>
+          </w:p>
+        </w:tc>
+        <w:tc>
+          <w:tcPr>
+            <w:tcW w:type="pct" w:w="38%"/>
+            <w:shd w:fill="eaf2f8"/>
+            <w:vAlign w:val="center"/>
+          </w:tcPr>
+          <w:p>
+            <w:pPr>
+              <w:jc w:val="center"/>
+            </w:pPr>
+            <w:r>
+              <w:rPr>
+                <w:rFonts w:ascii="SimSun" w:cs="SimSun" w:eastAsia="SimSun" w:hAnsi="SimSun"/>
+                <w:b w:val="false"/>
+                <w:bCs w:val="false"/>
+                <w:sz w:val="20"/>
+                <w:szCs w:val="20"/>
+              </w:rPr>
+              <w:t xml:space="preserve">成本价</w:t>
+            </w:r>
+          </w:p>
+        </w:tc>
+      </w:tr>
+      <w:tr>
+        <w:tc>
+          <w:tcPr>
+            <w:tcW w:type="pct" w:w="18%"/>
+            <w:vAlign w:val="center"/>
+          </w:tcPr>
+          <w:p>
+            <w:pPr>
+              <w:jc w:val="center"/>
+            </w:pPr>
+            <w:r>
+              <w:rPr>
+                <w:rFonts w:ascii="SimSun" w:cs="SimSun" w:eastAsia="SimSun" w:hAnsi="SimSun"/>
+                <w:b w:val="false"/>
+                <w:bCs w:val="false"/>
+                <w:sz w:val="20"/>
+                <w:szCs w:val="20"/>
+              </w:rPr>
+              <w:t xml:space="preserve">stock</w:t>
+            </w:r>
+          </w:p>
+        </w:tc>
+        <w:tc>
+          <w:tcPr>
+            <w:tcW w:type="pct" w:w="22%"/>
+            <w:vAlign w:val="center"/>
+          </w:tcPr>
+          <w:p>
+            <w:pPr>
+              <w:jc w:val="center"/>
+            </w:pPr>
+            <w:r>
+              <w:rPr>
+                <w:rFonts w:ascii="SimSun" w:cs="SimSun" w:eastAsia="SimSun" w:hAnsi="SimSun"/>
+                <w:b w:val="false"/>
+                <w:bCs w:val="false"/>
+                <w:sz w:val="20"/>
+                <w:szCs w:val="20"/>
+              </w:rPr>
+              <w:t xml:space="preserve">INT</w:t>
+            </w:r>
+          </w:p>
+        </w:tc>
+        <w:tc>
+          <w:tcPr>
+            <w:tcW w:type="pct" w:w="22%"/>
+            <w:vAlign w:val="center"/>
+          </w:tcPr>
+          <w:p>
+            <w:pPr>
+              <w:jc w:val="center"/>
+            </w:pPr>
+            <w:r>
+              <w:rPr>
+                <w:rFonts w:ascii="SimSun" w:cs="SimSun" w:eastAsia="SimSun" w:hAnsi="SimSun"/>
+                <w:b w:val="false"/>
+                <w:bCs w:val="false"/>
+                <w:sz w:val="20"/>
+                <w:szCs w:val="20"/>
+              </w:rPr>
+              <w:t xml:space="preserve">NOT NULL, DEFAULT 0</w:t>
+            </w:r>
+          </w:p>
+        </w:tc>
+        <w:tc>
+          <w:tcPr>
+            <w:tcW w:type="pct" w:w="38%"/>
+            <w:vAlign w:val="center"/>
+          </w:tcPr>
+          <w:p>
+            <w:pPr>
+              <w:jc w:val="center"/>
+            </w:pPr>
+            <w:r>
+              <w:rPr>
+                <w:rFonts w:ascii="SimSun" w:cs="SimSun" w:eastAsia="SimSun" w:hAnsi="SimSun"/>
+                <w:b w:val="false"/>
+                <w:bCs w:val="false"/>
+                <w:sz w:val="20"/>
+                <w:szCs w:val="20"/>
+              </w:rPr>
+              <w:t xml:space="preserve">当前库存数量</w:t>
+            </w:r>
+          </w:p>
+        </w:tc>
+      </w:tr>
+      <w:tr>
+        <w:tc>
+          <w:tcPr>
+            <w:tcW w:type="pct" w:w="18%"/>
+            <w:shd w:fill="eaf2f8"/>
+            <w:vAlign w:val="center"/>
+          </w:tcPr>
+          <w:p>
+            <w:pPr>
+              <w:jc w:val="center"/>
+            </w:pPr>
+            <w:r>
+              <w:rPr>
+                <w:rFonts w:ascii="SimSun" w:cs="SimSun" w:eastAsia="SimSun" w:hAnsi="SimSun"/>
+                <w:b w:val="false"/>
+                <w:bCs w:val="false"/>
+                <w:sz w:val="20"/>
+                <w:szCs w:val="20"/>
+              </w:rPr>
+              <w:t xml:space="preserve">alert_stock</w:t>
+            </w:r>
+          </w:p>
+        </w:tc>
+        <w:tc>
+          <w:tcPr>
+            <w:tcW w:type="pct" w:w="22%"/>
+            <w:shd w:fill="eaf2f8"/>
+            <w:vAlign w:val="center"/>
+          </w:tcPr>
+          <w:p>
+            <w:pPr>
+              <w:jc w:val="center"/>
+            </w:pPr>
+            <w:r>
+              <w:rPr>
+                <w:rFonts w:ascii="SimSun" w:cs="SimSun" w:eastAsia="SimSun" w:hAnsi="SimSun"/>
+                <w:b w:val="false"/>
+                <w:bCs w:val="false"/>
+                <w:sz w:val="20"/>
+                <w:szCs w:val="20"/>
+              </w:rPr>
+              <w:t xml:space="preserve">INT</w:t>
+            </w:r>
+          </w:p>
+        </w:tc>
+        <w:tc>
+          <w:tcPr>
+            <w:tcW w:type="pct" w:w="22%"/>
+            <w:shd w:fill="eaf2f8"/>
+            <w:vAlign w:val="center"/>
+          </w:tcPr>
+          <w:p>
+            <w:pPr>
+              <w:jc w:val="center"/>
+            </w:pPr>
+            <w:r>
+              <w:rPr>
+                <w:rFonts w:ascii="SimSun" w:cs="SimSun" w:eastAsia="SimSun" w:hAnsi="SimSun"/>
+                <w:b w:val="false"/>
+                <w:bCs w:val="false"/>
+                <w:sz w:val="20"/>
+                <w:szCs w:val="20"/>
+              </w:rPr>
+              <w:t xml:space="preserve">NOT NULL, DEFAULT 10</w:t>
+            </w:r>
+          </w:p>
+        </w:tc>
+        <w:tc>
+          <w:tcPr>
+            <w:tcW w:type="pct" w:w="38%"/>
+            <w:shd w:fill="eaf2f8"/>
+            <w:vAlign w:val="center"/>
+          </w:tcPr>
+          <w:p>
+            <w:pPr>
+              <w:jc w:val="center"/>
+            </w:pPr>
+            <w:r>
+              <w:rPr>
+                <w:rFonts w:ascii="SimSun" w:cs="SimSun" w:eastAsia="SimSun" w:hAnsi="SimSun"/>
+                <w:b w:val="false"/>
+                <w:bCs w:val="false"/>
+                <w:sz w:val="20"/>
+                <w:szCs w:val="20"/>
+              </w:rPr>
+              <w:t xml:space="preserve">库存预警阈值</w:t>
+            </w:r>
+          </w:p>
+        </w:tc>
+      </w:tr>
+      <w:tr>
+        <w:tc>
+          <w:tcPr>
+            <w:tcW w:type="pct" w:w="18%"/>
+            <w:vAlign w:val="center"/>
+          </w:tcPr>
+          <w:p>
+            <w:pPr>
+              <w:jc w:val="center"/>
+            </w:pPr>
+            <w:r>
+              <w:rPr>
+                <w:rFonts w:ascii="SimSun" w:cs="SimSun" w:eastAsia="SimSun" w:hAnsi="SimSun"/>
+                <w:b w:val="false"/>
+                <w:bCs w:val="false"/>
+                <w:sz w:val="20"/>
+                <w:szCs w:val="20"/>
+              </w:rPr>
+              <w:t xml:space="preserve">description</w:t>
+            </w:r>
+          </w:p>
+        </w:tc>
+        <w:tc>
+          <w:tcPr>
+            <w:tcW w:type="pct" w:w="22%"/>
+            <w:vAlign w:val="center"/>
+          </w:tcPr>
+          <w:p>
+            <w:pPr>
+              <w:jc w:val="center"/>
+            </w:pPr>
+            <w:r>
+              <w:rPr>
+                <w:rFonts w:ascii="SimSun" w:cs="SimSun" w:eastAsia="SimSun" w:hAnsi="SimSun"/>
+                <w:b w:val="false"/>
+                <w:bCs w:val="false"/>
+                <w:sz w:val="20"/>
+                <w:szCs w:val="20"/>
+              </w:rPr>
+              <w:t xml:space="preserve">TEXT</w:t>
+            </w:r>
+          </w:p>
+        </w:tc>
+        <w:tc>
+          <w:tcPr>
+            <w:tcW w:type="pct" w:w="22%"/>
+            <w:vAlign w:val="center"/>
+          </w:tcPr>
+          <w:p>
+            <w:pPr>
+              <w:jc w:val="center"/>
+            </w:pPr>
+            <w:r>
+              <w:rPr>
+                <w:rFonts w:ascii="SimSun" w:cs="SimSun" w:eastAsia="SimSun" w:hAnsi="SimSun"/>
+                <w:b w:val="false"/>
+                <w:bCs w:val="false"/>
+                <w:sz w:val="20"/>
+                <w:szCs w:val="20"/>
+              </w:rPr>
+              <w:t xml:space="preserve">—</w:t>
+            </w:r>
+          </w:p>
+        </w:tc>
+        <w:tc>
+          <w:tcPr>
+            <w:tcW w:type="pct" w:w="38%"/>
+            <w:vAlign w:val="center"/>
+          </w:tcPr>
+          <w:p>
+            <w:pPr>
+              <w:jc w:val="center"/>
+            </w:pPr>
+            <w:r>
+              <w:rPr>
+                <w:rFonts w:ascii="SimSun" w:cs="SimSun" w:eastAsia="SimSun" w:hAnsi="SimSun"/>
+                <w:b w:val="false"/>
+                <w:bCs w:val="false"/>
+                <w:sz w:val="20"/>
+                <w:szCs w:val="20"/>
+              </w:rPr>
+              <w:t xml:space="preserve">商品描述</w:t>
+            </w:r>
+          </w:p>
+        </w:tc>
+      </w:tr>
+      <w:tr>
+        <w:tc>
+          <w:tcPr>
+            <w:tcW w:type="pct" w:w="18%"/>
+            <w:shd w:fill="eaf2f8"/>
+            <w:vAlign w:val="center"/>
+          </w:tcPr>
+          <w:p>
+            <w:pPr>
+              <w:jc w:val="center"/>
+            </w:pPr>
+            <w:r>
+              <w:rPr>
+                <w:rFonts w:ascii="SimSun" w:cs="SimSun" w:eastAsia="SimSun" w:hAnsi="SimSun"/>
+                <w:b w:val="false"/>
+                <w:bCs w:val="false"/>
+                <w:sz w:val="20"/>
+                <w:szCs w:val="20"/>
+              </w:rPr>
+              <w:t xml:space="preserve">image_url</w:t>
+            </w:r>
+          </w:p>
+        </w:tc>
+        <w:tc>
+          <w:tcPr>
+            <w:tcW w:type="pct" w:w="22%"/>
+            <w:shd w:fill="eaf2f8"/>
+            <w:vAlign w:val="center"/>
+          </w:tcPr>
+          <w:p>
+            <w:pPr>
+              <w:jc w:val="center"/>
+            </w:pPr>
+            <w:r>
+              <w:rPr>
+                <w:rFonts w:ascii="SimSun" w:cs="SimSun" w:eastAsia="SimSun" w:hAnsi="SimSun"/>
+                <w:b w:val="false"/>
+                <w:bCs w:val="false"/>
+                <w:sz w:val="20"/>
+                <w:szCs w:val="20"/>
+              </w:rPr>
+              <w:t xml:space="preserve">VARCHAR(255)</w:t>
+            </w:r>
+          </w:p>
+        </w:tc>
+        <w:tc>
+          <w:tcPr>
+            <w:tcW w:type="pct" w:w="22%"/>
+            <w:shd w:fill="eaf2f8"/>
+            <w:vAlign w:val="center"/>
+          </w:tcPr>
+          <w:p>
+            <w:pPr>
+              <w:jc w:val="center"/>
+            </w:pPr>
+            <w:r>
+              <w:rPr>
+                <w:rFonts w:ascii="SimSun" w:cs="SimSun" w:eastAsia="SimSun" w:hAnsi="SimSun"/>
+                <w:b w:val="false"/>
+                <w:bCs w:val="false"/>
+                <w:sz w:val="20"/>
+                <w:szCs w:val="20"/>
+              </w:rPr>
+              <w:t xml:space="preserve">DEFAULT ''</w:t>
+            </w:r>
+          </w:p>
+        </w:tc>
+        <w:tc>
+          <w:tcPr>
+            <w:tcW w:type="pct" w:w="38%"/>
+            <w:shd w:fill="eaf2f8"/>
+            <w:vAlign w:val="center"/>
+          </w:tcPr>
+          <w:p>
+            <w:pPr>
+              <w:jc w:val="center"/>
+            </w:pPr>
+            <w:r>
+              <w:rPr>
+                <w:rFonts w:ascii="SimSun" w:cs="SimSun" w:eastAsia="SimSun" w:hAnsi="SimSun"/>
+                <w:b w:val="false"/>
+                <w:bCs w:val="false"/>
+                <w:sz w:val="20"/>
+                <w:szCs w:val="20"/>
+              </w:rPr>
+              <w:t xml:space="preserve">商品图片 URL</w:t>
+            </w:r>
+          </w:p>
+        </w:tc>
+      </w:tr>
+      <w:tr>
+        <w:tc>
+          <w:tcPr>
+            <w:tcW w:type="pct" w:w="18%"/>
+            <w:vAlign w:val="center"/>
+          </w:tcPr>
+          <w:p>
+            <w:pPr>
+              <w:jc w:val="center"/>
+            </w:pPr>
+            <w:r>
+              <w:rPr>
+                <w:rFonts w:ascii="SimSun" w:cs="SimSun" w:eastAsia="SimSun" w:hAnsi="SimSun"/>
+                <w:b w:val="false"/>
+                <w:bCs w:val="false"/>
+                <w:sz w:val="20"/>
+                <w:szCs w:val="20"/>
+              </w:rPr>
+              <w:t xml:space="preserve">status</w:t>
+            </w:r>
+          </w:p>
+        </w:tc>
+        <w:tc>
+          <w:tcPr>
+            <w:tcW w:type="pct" w:w="22%"/>
+            <w:vAlign w:val="center"/>
+          </w:tcPr>
+          <w:p>
+            <w:pPr>
+              <w:jc w:val="center"/>
+            </w:pPr>
+            <w:r>
+              <w:rPr>
+                <w:rFonts w:ascii="SimSun" w:cs="SimSun" w:eastAsia="SimSun" w:hAnsi="SimSun"/>
+                <w:b w:val="false"/>
+                <w:bCs w:val="false"/>
+                <w:sz w:val="20"/>
+                <w:szCs w:val="20"/>
+              </w:rPr>
+              <w:t xml:space="preserve">TINYINT</w:t>
+            </w:r>
+          </w:p>
+        </w:tc>
+        <w:tc>
+          <w:tcPr>
+            <w:tcW w:type="pct" w:w="22%"/>
+            <w:vAlign w:val="center"/>
+          </w:tcPr>
+          <w:p>
+            <w:pPr>
+              <w:jc w:val="center"/>
+            </w:pPr>
+            <w:r>
+              <w:rPr>
+                <w:rFonts w:ascii="SimSun" w:cs="SimSun" w:eastAsia="SimSun" w:hAnsi="SimSun"/>
+                <w:b w:val="false"/>
+                <w:bCs w:val="false"/>
+                <w:sz w:val="20"/>
+                <w:szCs w:val="20"/>
+              </w:rPr>
+              <w:t xml:space="preserve">NOT NULL, DEFAULT 1</w:t>
+            </w:r>
+          </w:p>
+        </w:tc>
+        <w:tc>
+          <w:tcPr>
+            <w:tcW w:type="pct" w:w="38%"/>
+            <w:vAlign w:val="center"/>
+          </w:tcPr>
+          <w:p>
+            <w:pPr>
+              <w:jc w:val="center"/>
+            </w:pPr>
+            <w:r>
+              <w:rPr>
+                <w:rFonts w:ascii="SimSun" w:cs="SimSun" w:eastAsia="SimSun" w:hAnsi="SimSun"/>
+                <w:b w:val="false"/>
+                <w:bCs w:val="false"/>
+                <w:sz w:val="20"/>
+                <w:szCs w:val="20"/>
+              </w:rPr>
+              <w:t xml:space="preserve">1=上架, 0=下架</w:t>
+            </w:r>
+          </w:p>
+        </w:tc>
+      </w:tr>
+      <w:tr>
+        <w:tc>
+          <w:tcPr>
+            <w:tcW w:type="pct" w:w="18%"/>
+            <w:shd w:fill="eaf2f8"/>
+            <w:vAlign w:val="center"/>
+          </w:tcPr>
+          <w:p>
+            <w:pPr>
+              <w:jc w:val="center"/>
+            </w:pPr>
+            <w:r>
+              <w:rPr>
+                <w:rFonts w:ascii="SimSun" w:cs="SimSun" w:eastAsia="SimSun" w:hAnsi="SimSun"/>
+                <w:b w:val="false"/>
+                <w:bCs w:val="false"/>
+                <w:sz w:val="20"/>
+                <w:szCs w:val="20"/>
+              </w:rPr>
+              <w:t xml:space="preserve">created_at</w:t>
+            </w:r>
+          </w:p>
+        </w:tc>
+        <w:tc>
+          <w:tcPr>
+            <w:tcW w:type="pct" w:w="22%"/>
+            <w:shd w:fill="eaf2f8"/>
+            <w:vAlign w:val="center"/>
+          </w:tcPr>
+          <w:p>
+            <w:pPr>
+              <w:jc w:val="center"/>
+            </w:pPr>
+            <w:r>
+              <w:rPr>
+                <w:rFonts w:ascii="SimSun" w:cs="SimSun" w:eastAsia="SimSun" w:hAnsi="SimSun"/>
+                <w:b w:val="false"/>
+                <w:bCs w:val="false"/>
+                <w:sz w:val="20"/>
+                <w:szCs w:val="20"/>
+              </w:rPr>
+              <w:t xml:space="preserve">DATETIME</w:t>
+            </w:r>
+          </w:p>
+        </w:tc>
+        <w:tc>
+          <w:tcPr>
+            <w:tcW w:type="pct" w:w="22%"/>
+            <w:shd w:fill="eaf2f8"/>
+            <w:vAlign w:val="center"/>
+          </w:tcPr>
+          <w:p>
+            <w:pPr>
+              <w:jc w:val="center"/>
+            </w:pPr>
+            <w:r>
+              <w:rPr>
+                <w:rFonts w:ascii="SimSun" w:cs="SimSun" w:eastAsia="SimSun" w:hAnsi="SimSun"/>
+                <w:b w:val="false"/>
+                <w:bCs w:val="false"/>
+                <w:sz w:val="20"/>
+                <w:szCs w:val="20"/>
+              </w:rPr>
+              <w:t xml:space="preserve">DEFAULT NOW()</w:t>
+            </w:r>
+          </w:p>
+        </w:tc>
+        <w:tc>
+          <w:tcPr>
+            <w:tcW w:type="pct" w:w="38%"/>
+            <w:shd w:fill="eaf2f8"/>
+            <w:vAlign w:val="center"/>
+          </w:tcPr>
+          <w:p>
+            <w:pPr>
+              <w:jc w:val="center"/>
+            </w:pPr>
+            <w:r>
+              <w:rPr>
+                <w:rFonts w:ascii="SimSun" w:cs="SimSun" w:eastAsia="SimSun" w:hAnsi="SimSun"/>
+                <w:b w:val="false"/>
+                <w:bCs w:val="false"/>
+                <w:sz w:val="20"/>
+                <w:szCs w:val="20"/>
+              </w:rPr>
+              <w:t xml:space="preserve">创建时间</w:t>
+            </w:r>
+          </w:p>
+        </w:tc>
+      </w:tr>
+    </w:tbl>
+    <w:p>
+      <w:pPr>
+        <w:spacing w:after="100"/>
+      </w:pPr>
+      <w:r>
+        <w:rPr>
+          <w:sz w:val="12"/>
+          <w:szCs w:val="12"/>
+        </w:rPr>
+        <w:t xml:space="preserve"/>
       </w:r>
     </w:p>
     <w:p>
@@ -4551,7 +6096,7 @@
           <w:sz w:val="22"/>
           <w:szCs w:val="22"/>
         </w:rPr>
-        <w:t xml:space="preserve">4.2.4 订单表（orders）</w:t>
+        <w:t xml:space="preserve">4.2.4 供应商表（suppliers）</w:t>
       </w:r>
     </w:p>
     <w:p>
@@ -4565,7 +6110,1782 @@
           <w:sz w:val="21"/>
           <w:szCs w:val="21"/>
         </w:rPr>
-        <w:t xml:space="preserve">存储每一笔订单的完整信息，包含订单状态、金额、物流信息等。</w:t>
+        <w:t xml:space="preserve">管理供应商基本信息，与用户账号绑定，商品通过外键关联供应商。</w:t>
+      </w:r>
+    </w:p>
+    <w:tbl>
+      <w:tblPr>
+        <w:tblW w:type="pct" w:w="100%"/>
+        <w:tblBorders>
+          <w:top w:val="single" w:color="auto" w:sz="4"/>
+          <w:left w:val="single" w:color="auto" w:sz="4"/>
+          <w:bottom w:val="single" w:color="auto" w:sz="4"/>
+          <w:right w:val="single" w:color="auto" w:sz="4"/>
+          <w:insideH w:val="single" w:color="auto" w:sz="4"/>
+          <w:insideV w:val="single" w:color="auto" w:sz="4"/>
+        </w:tblBorders>
+      </w:tblPr>
+      <w:tblGrid>
+        <w:gridCol w:w="100"/>
+        <w:gridCol w:w="100"/>
+        <w:gridCol w:w="100"/>
+        <w:gridCol w:w="100"/>
+      </w:tblGrid>
+      <w:tr>
+        <w:tc>
+          <w:tcPr>
+            <w:tcW w:type="pct" w:w="18%"/>
+            <w:shd w:fill="1a5276"/>
+            <w:vAlign w:val="center"/>
+          </w:tcPr>
+          <w:p>
+            <w:pPr>
+              <w:jc w:val="center"/>
+            </w:pPr>
+            <w:r>
+              <w:rPr>
+                <w:rFonts w:ascii="SimSun" w:cs="SimSun" w:eastAsia="SimSun" w:hAnsi="SimSun"/>
+                <w:b/>
+                <w:bCs/>
+                <w:color w:val="FFFFFF"/>
+                <w:sz w:val="20"/>
+                <w:szCs w:val="20"/>
+              </w:rPr>
+              <w:t xml:space="preserve">字段</w:t>
+            </w:r>
+          </w:p>
+        </w:tc>
+        <w:tc>
+          <w:tcPr>
+            <w:tcW w:type="pct" w:w="22%"/>
+            <w:shd w:fill="1a5276"/>
+            <w:vAlign w:val="center"/>
+          </w:tcPr>
+          <w:p>
+            <w:pPr>
+              <w:jc w:val="center"/>
+            </w:pPr>
+            <w:r>
+              <w:rPr>
+                <w:rFonts w:ascii="SimSun" w:cs="SimSun" w:eastAsia="SimSun" w:hAnsi="SimSun"/>
+                <w:b/>
+                <w:bCs/>
+                <w:color w:val="FFFFFF"/>
+                <w:sz w:val="20"/>
+                <w:szCs w:val="20"/>
+              </w:rPr>
+              <w:t xml:space="preserve">类型</w:t>
+            </w:r>
+          </w:p>
+        </w:tc>
+        <w:tc>
+          <w:tcPr>
+            <w:tcW w:type="pct" w:w="22%"/>
+            <w:shd w:fill="1a5276"/>
+            <w:vAlign w:val="center"/>
+          </w:tcPr>
+          <w:p>
+            <w:pPr>
+              <w:jc w:val="center"/>
+            </w:pPr>
+            <w:r>
+              <w:rPr>
+                <w:rFonts w:ascii="SimSun" w:cs="SimSun" w:eastAsia="SimSun" w:hAnsi="SimSun"/>
+                <w:b/>
+                <w:bCs/>
+                <w:color w:val="FFFFFF"/>
+                <w:sz w:val="20"/>
+                <w:szCs w:val="20"/>
+              </w:rPr>
+              <w:t xml:space="preserve">约束</w:t>
+            </w:r>
+          </w:p>
+        </w:tc>
+        <w:tc>
+          <w:tcPr>
+            <w:tcW w:type="pct" w:w="38%"/>
+            <w:shd w:fill="1a5276"/>
+            <w:vAlign w:val="center"/>
+          </w:tcPr>
+          <w:p>
+            <w:pPr>
+              <w:jc w:val="center"/>
+            </w:pPr>
+            <w:r>
+              <w:rPr>
+                <w:rFonts w:ascii="SimSun" w:cs="SimSun" w:eastAsia="SimSun" w:hAnsi="SimSun"/>
+                <w:b/>
+                <w:bCs/>
+                <w:color w:val="FFFFFF"/>
+                <w:sz w:val="20"/>
+                <w:szCs w:val="20"/>
+              </w:rPr>
+              <w:t xml:space="preserve">说明</w:t>
+            </w:r>
+          </w:p>
+        </w:tc>
+      </w:tr>
+      <w:tr>
+        <w:tc>
+          <w:tcPr>
+            <w:tcW w:type="pct" w:w="18%"/>
+            <w:vAlign w:val="center"/>
+          </w:tcPr>
+          <w:p>
+            <w:pPr>
+              <w:jc w:val="center"/>
+            </w:pPr>
+            <w:r>
+              <w:rPr>
+                <w:rFonts w:ascii="SimSun" w:cs="SimSun" w:eastAsia="SimSun" w:hAnsi="SimSun"/>
+                <w:b w:val="false"/>
+                <w:bCs w:val="false"/>
+                <w:sz w:val="20"/>
+                <w:szCs w:val="20"/>
+              </w:rPr>
+              <w:t xml:space="preserve">id</w:t>
+            </w:r>
+          </w:p>
+        </w:tc>
+        <w:tc>
+          <w:tcPr>
+            <w:tcW w:type="pct" w:w="22%"/>
+            <w:vAlign w:val="center"/>
+          </w:tcPr>
+          <w:p>
+            <w:pPr>
+              <w:jc w:val="center"/>
+            </w:pPr>
+            <w:r>
+              <w:rPr>
+                <w:rFonts w:ascii="SimSun" w:cs="SimSun" w:eastAsia="SimSun" w:hAnsi="SimSun"/>
+                <w:b w:val="false"/>
+                <w:bCs w:val="false"/>
+                <w:sz w:val="20"/>
+                <w:szCs w:val="20"/>
+              </w:rPr>
+              <w:t xml:space="preserve">INT</w:t>
+            </w:r>
+          </w:p>
+        </w:tc>
+        <w:tc>
+          <w:tcPr>
+            <w:tcW w:type="pct" w:w="22%"/>
+            <w:vAlign w:val="center"/>
+          </w:tcPr>
+          <w:p>
+            <w:pPr>
+              <w:jc w:val="center"/>
+            </w:pPr>
+            <w:r>
+              <w:rPr>
+                <w:rFonts w:ascii="SimSun" w:cs="SimSun" w:eastAsia="SimSun" w:hAnsi="SimSun"/>
+                <w:b w:val="false"/>
+                <w:bCs w:val="false"/>
+                <w:sz w:val="20"/>
+                <w:szCs w:val="20"/>
+              </w:rPr>
+              <w:t xml:space="preserve">PK, AUTO_INCREMENT</w:t>
+            </w:r>
+          </w:p>
+        </w:tc>
+        <w:tc>
+          <w:tcPr>
+            <w:tcW w:type="pct" w:w="38%"/>
+            <w:vAlign w:val="center"/>
+          </w:tcPr>
+          <w:p>
+            <w:pPr>
+              <w:jc w:val="center"/>
+            </w:pPr>
+            <w:r>
+              <w:rPr>
+                <w:rFonts w:ascii="SimSun" w:cs="SimSun" w:eastAsia="SimSun" w:hAnsi="SimSun"/>
+                <w:b w:val="false"/>
+                <w:bCs w:val="false"/>
+                <w:sz w:val="20"/>
+                <w:szCs w:val="20"/>
+              </w:rPr>
+              <w:t xml:space="preserve">供应商唯一标识</w:t>
+            </w:r>
+          </w:p>
+        </w:tc>
+      </w:tr>
+      <w:tr>
+        <w:tc>
+          <w:tcPr>
+            <w:tcW w:type="pct" w:w="18%"/>
+            <w:shd w:fill="eaf2f8"/>
+            <w:vAlign w:val="center"/>
+          </w:tcPr>
+          <w:p>
+            <w:pPr>
+              <w:jc w:val="center"/>
+            </w:pPr>
+            <w:r>
+              <w:rPr>
+                <w:rFonts w:ascii="SimSun" w:cs="SimSun" w:eastAsia="SimSun" w:hAnsi="SimSun"/>
+                <w:b w:val="false"/>
+                <w:bCs w:val="false"/>
+                <w:sz w:val="20"/>
+                <w:szCs w:val="20"/>
+              </w:rPr>
+              <w:t xml:space="preserve">name</w:t>
+            </w:r>
+          </w:p>
+        </w:tc>
+        <w:tc>
+          <w:tcPr>
+            <w:tcW w:type="pct" w:w="22%"/>
+            <w:shd w:fill="eaf2f8"/>
+            <w:vAlign w:val="center"/>
+          </w:tcPr>
+          <w:p>
+            <w:pPr>
+              <w:jc w:val="center"/>
+            </w:pPr>
+            <w:r>
+              <w:rPr>
+                <w:rFonts w:ascii="SimSun" w:cs="SimSun" w:eastAsia="SimSun" w:hAnsi="SimSun"/>
+                <w:b w:val="false"/>
+                <w:bCs w:val="false"/>
+                <w:sz w:val="20"/>
+                <w:szCs w:val="20"/>
+              </w:rPr>
+              <w:t xml:space="preserve">VARCHAR(100)</w:t>
+            </w:r>
+          </w:p>
+        </w:tc>
+        <w:tc>
+          <w:tcPr>
+            <w:tcW w:type="pct" w:w="22%"/>
+            <w:shd w:fill="eaf2f8"/>
+            <w:vAlign w:val="center"/>
+          </w:tcPr>
+          <w:p>
+            <w:pPr>
+              <w:jc w:val="center"/>
+            </w:pPr>
+            <w:r>
+              <w:rPr>
+                <w:rFonts w:ascii="SimSun" w:cs="SimSun" w:eastAsia="SimSun" w:hAnsi="SimSun"/>
+                <w:b w:val="false"/>
+                <w:bCs w:val="false"/>
+                <w:sz w:val="20"/>
+                <w:szCs w:val="20"/>
+              </w:rPr>
+              <w:t xml:space="preserve">NOT NULL</w:t>
+            </w:r>
+          </w:p>
+        </w:tc>
+        <w:tc>
+          <w:tcPr>
+            <w:tcW w:type="pct" w:w="38%"/>
+            <w:shd w:fill="eaf2f8"/>
+            <w:vAlign w:val="center"/>
+          </w:tcPr>
+          <w:p>
+            <w:pPr>
+              <w:jc w:val="center"/>
+            </w:pPr>
+            <w:r>
+              <w:rPr>
+                <w:rFonts w:ascii="SimSun" w:cs="SimSun" w:eastAsia="SimSun" w:hAnsi="SimSun"/>
+                <w:b w:val="false"/>
+                <w:bCs w:val="false"/>
+                <w:sz w:val="20"/>
+                <w:szCs w:val="20"/>
+              </w:rPr>
+              <w:t xml:space="preserve">供应商公司名称</w:t>
+            </w:r>
+          </w:p>
+        </w:tc>
+      </w:tr>
+      <w:tr>
+        <w:tc>
+          <w:tcPr>
+            <w:tcW w:type="pct" w:w="18%"/>
+            <w:vAlign w:val="center"/>
+          </w:tcPr>
+          <w:p>
+            <w:pPr>
+              <w:jc w:val="center"/>
+            </w:pPr>
+            <w:r>
+              <w:rPr>
+                <w:rFonts w:ascii="SimSun" w:cs="SimSun" w:eastAsia="SimSun" w:hAnsi="SimSun"/>
+                <w:b w:val="false"/>
+                <w:bCs w:val="false"/>
+                <w:sz w:val="20"/>
+                <w:szCs w:val="20"/>
+              </w:rPr>
+              <w:t xml:space="preserve">contact</w:t>
+            </w:r>
+          </w:p>
+        </w:tc>
+        <w:tc>
+          <w:tcPr>
+            <w:tcW w:type="pct" w:w="22%"/>
+            <w:vAlign w:val="center"/>
+          </w:tcPr>
+          <w:p>
+            <w:pPr>
+              <w:jc w:val="center"/>
+            </w:pPr>
+            <w:r>
+              <w:rPr>
+                <w:rFonts w:ascii="SimSun" w:cs="SimSun" w:eastAsia="SimSun" w:hAnsi="SimSun"/>
+                <w:b w:val="false"/>
+                <w:bCs w:val="false"/>
+                <w:sz w:val="20"/>
+                <w:szCs w:val="20"/>
+              </w:rPr>
+              <w:t xml:space="preserve">VARCHAR(50)</w:t>
+            </w:r>
+          </w:p>
+        </w:tc>
+        <w:tc>
+          <w:tcPr>
+            <w:tcW w:type="pct" w:w="22%"/>
+            <w:vAlign w:val="center"/>
+          </w:tcPr>
+          <w:p>
+            <w:pPr>
+              <w:jc w:val="center"/>
+            </w:pPr>
+            <w:r>
+              <w:rPr>
+                <w:rFonts w:ascii="SimSun" w:cs="SimSun" w:eastAsia="SimSun" w:hAnsi="SimSun"/>
+                <w:b w:val="false"/>
+                <w:bCs w:val="false"/>
+                <w:sz w:val="20"/>
+                <w:szCs w:val="20"/>
+              </w:rPr>
+              <w:t xml:space="preserve">DEFAULT ''</w:t>
+            </w:r>
+          </w:p>
+        </w:tc>
+        <w:tc>
+          <w:tcPr>
+            <w:tcW w:type="pct" w:w="38%"/>
+            <w:vAlign w:val="center"/>
+          </w:tcPr>
+          <w:p>
+            <w:pPr>
+              <w:jc w:val="center"/>
+            </w:pPr>
+            <w:r>
+              <w:rPr>
+                <w:rFonts w:ascii="SimSun" w:cs="SimSun" w:eastAsia="SimSun" w:hAnsi="SimSun"/>
+                <w:b w:val="false"/>
+                <w:bCs w:val="false"/>
+                <w:sz w:val="20"/>
+                <w:szCs w:val="20"/>
+              </w:rPr>
+              <w:t xml:space="preserve">联系人姓名</w:t>
+            </w:r>
+          </w:p>
+        </w:tc>
+      </w:tr>
+      <w:tr>
+        <w:tc>
+          <w:tcPr>
+            <w:tcW w:type="pct" w:w="18%"/>
+            <w:shd w:fill="eaf2f8"/>
+            <w:vAlign w:val="center"/>
+          </w:tcPr>
+          <w:p>
+            <w:pPr>
+              <w:jc w:val="center"/>
+            </w:pPr>
+            <w:r>
+              <w:rPr>
+                <w:rFonts w:ascii="SimSun" w:cs="SimSun" w:eastAsia="SimSun" w:hAnsi="SimSun"/>
+                <w:b w:val="false"/>
+                <w:bCs w:val="false"/>
+                <w:sz w:val="20"/>
+                <w:szCs w:val="20"/>
+              </w:rPr>
+              <w:t xml:space="preserve">phone</w:t>
+            </w:r>
+          </w:p>
+        </w:tc>
+        <w:tc>
+          <w:tcPr>
+            <w:tcW w:type="pct" w:w="22%"/>
+            <w:shd w:fill="eaf2f8"/>
+            <w:vAlign w:val="center"/>
+          </w:tcPr>
+          <w:p>
+            <w:pPr>
+              <w:jc w:val="center"/>
+            </w:pPr>
+            <w:r>
+              <w:rPr>
+                <w:rFonts w:ascii="SimSun" w:cs="SimSun" w:eastAsia="SimSun" w:hAnsi="SimSun"/>
+                <w:b w:val="false"/>
+                <w:bCs w:val="false"/>
+                <w:sz w:val="20"/>
+                <w:szCs w:val="20"/>
+              </w:rPr>
+              <w:t xml:space="preserve">VARCHAR(20)</w:t>
+            </w:r>
+          </w:p>
+        </w:tc>
+        <w:tc>
+          <w:tcPr>
+            <w:tcW w:type="pct" w:w="22%"/>
+            <w:shd w:fill="eaf2f8"/>
+            <w:vAlign w:val="center"/>
+          </w:tcPr>
+          <w:p>
+            <w:pPr>
+              <w:jc w:val="center"/>
+            </w:pPr>
+            <w:r>
+              <w:rPr>
+                <w:rFonts w:ascii="SimSun" w:cs="SimSun" w:eastAsia="SimSun" w:hAnsi="SimSun"/>
+                <w:b w:val="false"/>
+                <w:bCs w:val="false"/>
+                <w:sz w:val="20"/>
+                <w:szCs w:val="20"/>
+              </w:rPr>
+              <w:t xml:space="preserve">DEFAULT ''</w:t>
+            </w:r>
+          </w:p>
+        </w:tc>
+        <w:tc>
+          <w:tcPr>
+            <w:tcW w:type="pct" w:w="38%"/>
+            <w:shd w:fill="eaf2f8"/>
+            <w:vAlign w:val="center"/>
+          </w:tcPr>
+          <w:p>
+            <w:pPr>
+              <w:jc w:val="center"/>
+            </w:pPr>
+            <w:r>
+              <w:rPr>
+                <w:rFonts w:ascii="SimSun" w:cs="SimSun" w:eastAsia="SimSun" w:hAnsi="SimSun"/>
+                <w:b w:val="false"/>
+                <w:bCs w:val="false"/>
+                <w:sz w:val="20"/>
+                <w:szCs w:val="20"/>
+              </w:rPr>
+              <w:t xml:space="preserve">联系电话</w:t>
+            </w:r>
+          </w:p>
+        </w:tc>
+      </w:tr>
+      <w:tr>
+        <w:tc>
+          <w:tcPr>
+            <w:tcW w:type="pct" w:w="18%"/>
+            <w:vAlign w:val="center"/>
+          </w:tcPr>
+          <w:p>
+            <w:pPr>
+              <w:jc w:val="center"/>
+            </w:pPr>
+            <w:r>
+              <w:rPr>
+                <w:rFonts w:ascii="SimSun" w:cs="SimSun" w:eastAsia="SimSun" w:hAnsi="SimSun"/>
+                <w:b w:val="false"/>
+                <w:bCs w:val="false"/>
+                <w:sz w:val="20"/>
+                <w:szCs w:val="20"/>
+              </w:rPr>
+              <w:t xml:space="preserve">email</w:t>
+            </w:r>
+          </w:p>
+        </w:tc>
+        <w:tc>
+          <w:tcPr>
+            <w:tcW w:type="pct" w:w="22%"/>
+            <w:vAlign w:val="center"/>
+          </w:tcPr>
+          <w:p>
+            <w:pPr>
+              <w:jc w:val="center"/>
+            </w:pPr>
+            <w:r>
+              <w:rPr>
+                <w:rFonts w:ascii="SimSun" w:cs="SimSun" w:eastAsia="SimSun" w:hAnsi="SimSun"/>
+                <w:b w:val="false"/>
+                <w:bCs w:val="false"/>
+                <w:sz w:val="20"/>
+                <w:szCs w:val="20"/>
+              </w:rPr>
+              <w:t xml:space="preserve">VARCHAR(100)</w:t>
+            </w:r>
+          </w:p>
+        </w:tc>
+        <w:tc>
+          <w:tcPr>
+            <w:tcW w:type="pct" w:w="22%"/>
+            <w:vAlign w:val="center"/>
+          </w:tcPr>
+          <w:p>
+            <w:pPr>
+              <w:jc w:val="center"/>
+            </w:pPr>
+            <w:r>
+              <w:rPr>
+                <w:rFonts w:ascii="SimSun" w:cs="SimSun" w:eastAsia="SimSun" w:hAnsi="SimSun"/>
+                <w:b w:val="false"/>
+                <w:bCs w:val="false"/>
+                <w:sz w:val="20"/>
+                <w:szCs w:val="20"/>
+              </w:rPr>
+              <w:t xml:space="preserve">DEFAULT ''</w:t>
+            </w:r>
+          </w:p>
+        </w:tc>
+        <w:tc>
+          <w:tcPr>
+            <w:tcW w:type="pct" w:w="38%"/>
+            <w:vAlign w:val="center"/>
+          </w:tcPr>
+          <w:p>
+            <w:pPr>
+              <w:jc w:val="center"/>
+            </w:pPr>
+            <w:r>
+              <w:rPr>
+                <w:rFonts w:ascii="SimSun" w:cs="SimSun" w:eastAsia="SimSun" w:hAnsi="SimSun"/>
+                <w:b w:val="false"/>
+                <w:bCs w:val="false"/>
+                <w:sz w:val="20"/>
+                <w:szCs w:val="20"/>
+              </w:rPr>
+              <w:t xml:space="preserve">电子邮箱</w:t>
+            </w:r>
+          </w:p>
+        </w:tc>
+      </w:tr>
+      <w:tr>
+        <w:tc>
+          <w:tcPr>
+            <w:tcW w:type="pct" w:w="18%"/>
+            <w:shd w:fill="eaf2f8"/>
+            <w:vAlign w:val="center"/>
+          </w:tcPr>
+          <w:p>
+            <w:pPr>
+              <w:jc w:val="center"/>
+            </w:pPr>
+            <w:r>
+              <w:rPr>
+                <w:rFonts w:ascii="SimSun" w:cs="SimSun" w:eastAsia="SimSun" w:hAnsi="SimSun"/>
+                <w:b w:val="false"/>
+                <w:bCs w:val="false"/>
+                <w:sz w:val="20"/>
+                <w:szCs w:val="20"/>
+              </w:rPr>
+              <w:t xml:space="preserve">address</w:t>
+            </w:r>
+          </w:p>
+        </w:tc>
+        <w:tc>
+          <w:tcPr>
+            <w:tcW w:type="pct" w:w="22%"/>
+            <w:shd w:fill="eaf2f8"/>
+            <w:vAlign w:val="center"/>
+          </w:tcPr>
+          <w:p>
+            <w:pPr>
+              <w:jc w:val="center"/>
+            </w:pPr>
+            <w:r>
+              <w:rPr>
+                <w:rFonts w:ascii="SimSun" w:cs="SimSun" w:eastAsia="SimSun" w:hAnsi="SimSun"/>
+                <w:b w:val="false"/>
+                <w:bCs w:val="false"/>
+                <w:sz w:val="20"/>
+                <w:szCs w:val="20"/>
+              </w:rPr>
+              <w:t xml:space="preserve">VARCHAR(255)</w:t>
+            </w:r>
+          </w:p>
+        </w:tc>
+        <w:tc>
+          <w:tcPr>
+            <w:tcW w:type="pct" w:w="22%"/>
+            <w:shd w:fill="eaf2f8"/>
+            <w:vAlign w:val="center"/>
+          </w:tcPr>
+          <w:p>
+            <w:pPr>
+              <w:jc w:val="center"/>
+            </w:pPr>
+            <w:r>
+              <w:rPr>
+                <w:rFonts w:ascii="SimSun" w:cs="SimSun" w:eastAsia="SimSun" w:hAnsi="SimSun"/>
+                <w:b w:val="false"/>
+                <w:bCs w:val="false"/>
+                <w:sz w:val="20"/>
+                <w:szCs w:val="20"/>
+              </w:rPr>
+              <w:t xml:space="preserve">DEFAULT ''</w:t>
+            </w:r>
+          </w:p>
+        </w:tc>
+        <w:tc>
+          <w:tcPr>
+            <w:tcW w:type="pct" w:w="38%"/>
+            <w:shd w:fill="eaf2f8"/>
+            <w:vAlign w:val="center"/>
+          </w:tcPr>
+          <w:p>
+            <w:pPr>
+              <w:jc w:val="center"/>
+            </w:pPr>
+            <w:r>
+              <w:rPr>
+                <w:rFonts w:ascii="SimSun" w:cs="SimSun" w:eastAsia="SimSun" w:hAnsi="SimSun"/>
+                <w:b w:val="false"/>
+                <w:bCs w:val="false"/>
+                <w:sz w:val="20"/>
+                <w:szCs w:val="20"/>
+              </w:rPr>
+              <w:t xml:space="preserve">公司地址</w:t>
+            </w:r>
+          </w:p>
+        </w:tc>
+      </w:tr>
+      <w:tr>
+        <w:tc>
+          <w:tcPr>
+            <w:tcW w:type="pct" w:w="18%"/>
+            <w:vAlign w:val="center"/>
+          </w:tcPr>
+          <w:p>
+            <w:pPr>
+              <w:jc w:val="center"/>
+            </w:pPr>
+            <w:r>
+              <w:rPr>
+                <w:rFonts w:ascii="SimSun" w:cs="SimSun" w:eastAsia="SimSun" w:hAnsi="SimSun"/>
+                <w:b w:val="false"/>
+                <w:bCs w:val="false"/>
+                <w:sz w:val="20"/>
+                <w:szCs w:val="20"/>
+              </w:rPr>
+              <w:t xml:space="preserve">user_id</w:t>
+            </w:r>
+          </w:p>
+        </w:tc>
+        <w:tc>
+          <w:tcPr>
+            <w:tcW w:type="pct" w:w="22%"/>
+            <w:vAlign w:val="center"/>
+          </w:tcPr>
+          <w:p>
+            <w:pPr>
+              <w:jc w:val="center"/>
+            </w:pPr>
+            <w:r>
+              <w:rPr>
+                <w:rFonts w:ascii="SimSun" w:cs="SimSun" w:eastAsia="SimSun" w:hAnsi="SimSun"/>
+                <w:b w:val="false"/>
+                <w:bCs w:val="false"/>
+                <w:sz w:val="20"/>
+                <w:szCs w:val="20"/>
+              </w:rPr>
+              <w:t xml:space="preserve">INT</w:t>
+            </w:r>
+          </w:p>
+        </w:tc>
+        <w:tc>
+          <w:tcPr>
+            <w:tcW w:type="pct" w:w="22%"/>
+            <w:vAlign w:val="center"/>
+          </w:tcPr>
+          <w:p>
+            <w:pPr>
+              <w:jc w:val="center"/>
+            </w:pPr>
+            <w:r>
+              <w:rPr>
+                <w:rFonts w:ascii="SimSun" w:cs="SimSun" w:eastAsia="SimSun" w:hAnsi="SimSun"/>
+                <w:b w:val="false"/>
+                <w:bCs w:val="false"/>
+                <w:sz w:val="20"/>
+                <w:szCs w:val="20"/>
+              </w:rPr>
+              <w:t xml:space="preserve">FK, DEFAULT NULL</w:t>
+            </w:r>
+          </w:p>
+        </w:tc>
+        <w:tc>
+          <w:tcPr>
+            <w:tcW w:type="pct" w:w="38%"/>
+            <w:vAlign w:val="center"/>
+          </w:tcPr>
+          <w:p>
+            <w:pPr>
+              <w:jc w:val="center"/>
+            </w:pPr>
+            <w:r>
+              <w:rPr>
+                <w:rFonts w:ascii="SimSun" w:cs="SimSun" w:eastAsia="SimSun" w:hAnsi="SimSun"/>
+                <w:b w:val="false"/>
+                <w:bCs w:val="false"/>
+                <w:sz w:val="20"/>
+                <w:szCs w:val="20"/>
+              </w:rPr>
+              <w:t xml:space="preserve">关联 users.id（供应商登录账号）</w:t>
+            </w:r>
+          </w:p>
+        </w:tc>
+      </w:tr>
+      <w:tr>
+        <w:tc>
+          <w:tcPr>
+            <w:tcW w:type="pct" w:w="18%"/>
+            <w:shd w:fill="eaf2f8"/>
+            <w:vAlign w:val="center"/>
+          </w:tcPr>
+          <w:p>
+            <w:pPr>
+              <w:jc w:val="center"/>
+            </w:pPr>
+            <w:r>
+              <w:rPr>
+                <w:rFonts w:ascii="SimSun" w:cs="SimSun" w:eastAsia="SimSun" w:hAnsi="SimSun"/>
+                <w:b w:val="false"/>
+                <w:bCs w:val="false"/>
+                <w:sz w:val="20"/>
+                <w:szCs w:val="20"/>
+              </w:rPr>
+              <w:t xml:space="preserve">created_at</w:t>
+            </w:r>
+          </w:p>
+        </w:tc>
+        <w:tc>
+          <w:tcPr>
+            <w:tcW w:type="pct" w:w="22%"/>
+            <w:shd w:fill="eaf2f8"/>
+            <w:vAlign w:val="center"/>
+          </w:tcPr>
+          <w:p>
+            <w:pPr>
+              <w:jc w:val="center"/>
+            </w:pPr>
+            <w:r>
+              <w:rPr>
+                <w:rFonts w:ascii="SimSun" w:cs="SimSun" w:eastAsia="SimSun" w:hAnsi="SimSun"/>
+                <w:b w:val="false"/>
+                <w:bCs w:val="false"/>
+                <w:sz w:val="20"/>
+                <w:szCs w:val="20"/>
+              </w:rPr>
+              <w:t xml:space="preserve">DATETIME</w:t>
+            </w:r>
+          </w:p>
+        </w:tc>
+        <w:tc>
+          <w:tcPr>
+            <w:tcW w:type="pct" w:w="22%"/>
+            <w:shd w:fill="eaf2f8"/>
+            <w:vAlign w:val="center"/>
+          </w:tcPr>
+          <w:p>
+            <w:pPr>
+              <w:jc w:val="center"/>
+            </w:pPr>
+            <w:r>
+              <w:rPr>
+                <w:rFonts w:ascii="SimSun" w:cs="SimSun" w:eastAsia="SimSun" w:hAnsi="SimSun"/>
+                <w:b w:val="false"/>
+                <w:bCs w:val="false"/>
+                <w:sz w:val="20"/>
+                <w:szCs w:val="20"/>
+              </w:rPr>
+              <w:t xml:space="preserve">DEFAULT NOW()</w:t>
+            </w:r>
+          </w:p>
+        </w:tc>
+        <w:tc>
+          <w:tcPr>
+            <w:tcW w:type="pct" w:w="38%"/>
+            <w:shd w:fill="eaf2f8"/>
+            <w:vAlign w:val="center"/>
+          </w:tcPr>
+          <w:p>
+            <w:pPr>
+              <w:jc w:val="center"/>
+            </w:pPr>
+            <w:r>
+              <w:rPr>
+                <w:rFonts w:ascii="SimSun" w:cs="SimSun" w:eastAsia="SimSun" w:hAnsi="SimSun"/>
+                <w:b w:val="false"/>
+                <w:bCs w:val="false"/>
+                <w:sz w:val="20"/>
+                <w:szCs w:val="20"/>
+              </w:rPr>
+              <w:t xml:space="preserve">创建时间</w:t>
+            </w:r>
+          </w:p>
+        </w:tc>
+      </w:tr>
+    </w:tbl>
+    <w:p>
+      <w:pPr>
+        <w:spacing w:after="100"/>
+      </w:pPr>
+      <w:r>
+        <w:rPr>
+          <w:sz w:val="12"/>
+          <w:szCs w:val="12"/>
+        </w:rPr>
+        <w:t xml:space="preserve"/>
+      </w:r>
+    </w:p>
+    <w:p>
+      <w:pPr>
+        <w:pStyle w:val="Heading3"/>
+        <w:spacing w:after="100" w:before="200"/>
+      </w:pPr>
+      <w:r>
+        <w:rPr>
+          <w:rFonts w:ascii="SimHei" w:cs="SimHei" w:eastAsia="SimHei" w:hAnsi="SimHei"/>
+          <w:b/>
+          <w:bCs/>
+          <w:color w:val="2e86c1"/>
+          <w:sz w:val="22"/>
+          <w:szCs w:val="22"/>
+        </w:rPr>
+        <w:t xml:space="preserve">4.2.5 订单表（orders）</w:t>
+      </w:r>
+    </w:p>
+    <w:p>
+      <w:pPr>
+        <w:spacing w:after="120" w:line="360"/>
+        <w:ind w:firstLine="420"/>
+      </w:pPr>
+      <w:r>
+        <w:rPr>
+          <w:rFonts w:ascii="SimSun" w:cs="SimSun" w:eastAsia="SimSun" w:hAnsi="SimSun"/>
+          <w:sz w:val="21"/>
+          <w:szCs w:val="21"/>
+        </w:rPr>
+        <w:t xml:space="preserve">存储每一笔订单的完整信息，包含订单编号、金额、状态、收货地址等。</w:t>
+      </w:r>
+    </w:p>
+    <w:tbl>
+      <w:tblPr>
+        <w:tblW w:type="pct" w:w="100%"/>
+        <w:tblBorders>
+          <w:top w:val="single" w:color="auto" w:sz="4"/>
+          <w:left w:val="single" w:color="auto" w:sz="4"/>
+          <w:bottom w:val="single" w:color="auto" w:sz="4"/>
+          <w:right w:val="single" w:color="auto" w:sz="4"/>
+          <w:insideH w:val="single" w:color="auto" w:sz="4"/>
+          <w:insideV w:val="single" w:color="auto" w:sz="4"/>
+        </w:tblBorders>
+      </w:tblPr>
+      <w:tblGrid>
+        <w:gridCol w:w="100"/>
+        <w:gridCol w:w="100"/>
+        <w:gridCol w:w="100"/>
+        <w:gridCol w:w="100"/>
+      </w:tblGrid>
+      <w:tr>
+        <w:tc>
+          <w:tcPr>
+            <w:tcW w:type="pct" w:w="18%"/>
+            <w:shd w:fill="1a5276"/>
+            <w:vAlign w:val="center"/>
+          </w:tcPr>
+          <w:p>
+            <w:pPr>
+              <w:jc w:val="center"/>
+            </w:pPr>
+            <w:r>
+              <w:rPr>
+                <w:rFonts w:ascii="SimSun" w:cs="SimSun" w:eastAsia="SimSun" w:hAnsi="SimSun"/>
+                <w:b/>
+                <w:bCs/>
+                <w:color w:val="FFFFFF"/>
+                <w:sz w:val="20"/>
+                <w:szCs w:val="20"/>
+              </w:rPr>
+              <w:t xml:space="preserve">字段</w:t>
+            </w:r>
+          </w:p>
+        </w:tc>
+        <w:tc>
+          <w:tcPr>
+            <w:tcW w:type="pct" w:w="22%"/>
+            <w:shd w:fill="1a5276"/>
+            <w:vAlign w:val="center"/>
+          </w:tcPr>
+          <w:p>
+            <w:pPr>
+              <w:jc w:val="center"/>
+            </w:pPr>
+            <w:r>
+              <w:rPr>
+                <w:rFonts w:ascii="SimSun" w:cs="SimSun" w:eastAsia="SimSun" w:hAnsi="SimSun"/>
+                <w:b/>
+                <w:bCs/>
+                <w:color w:val="FFFFFF"/>
+                <w:sz w:val="20"/>
+                <w:szCs w:val="20"/>
+              </w:rPr>
+              <w:t xml:space="preserve">类型</w:t>
+            </w:r>
+          </w:p>
+        </w:tc>
+        <w:tc>
+          <w:tcPr>
+            <w:tcW w:type="pct" w:w="22%"/>
+            <w:shd w:fill="1a5276"/>
+            <w:vAlign w:val="center"/>
+          </w:tcPr>
+          <w:p>
+            <w:pPr>
+              <w:jc w:val="center"/>
+            </w:pPr>
+            <w:r>
+              <w:rPr>
+                <w:rFonts w:ascii="SimSun" w:cs="SimSun" w:eastAsia="SimSun" w:hAnsi="SimSun"/>
+                <w:b/>
+                <w:bCs/>
+                <w:color w:val="FFFFFF"/>
+                <w:sz w:val="20"/>
+                <w:szCs w:val="20"/>
+              </w:rPr>
+              <w:t xml:space="preserve">约束</w:t>
+            </w:r>
+          </w:p>
+        </w:tc>
+        <w:tc>
+          <w:tcPr>
+            <w:tcW w:type="pct" w:w="38%"/>
+            <w:shd w:fill="1a5276"/>
+            <w:vAlign w:val="center"/>
+          </w:tcPr>
+          <w:p>
+            <w:pPr>
+              <w:jc w:val="center"/>
+            </w:pPr>
+            <w:r>
+              <w:rPr>
+                <w:rFonts w:ascii="SimSun" w:cs="SimSun" w:eastAsia="SimSun" w:hAnsi="SimSun"/>
+                <w:b/>
+                <w:bCs/>
+                <w:color w:val="FFFFFF"/>
+                <w:sz w:val="20"/>
+                <w:szCs w:val="20"/>
+              </w:rPr>
+              <w:t xml:space="preserve">说明</w:t>
+            </w:r>
+          </w:p>
+        </w:tc>
+      </w:tr>
+      <w:tr>
+        <w:tc>
+          <w:tcPr>
+            <w:tcW w:type="pct" w:w="18%"/>
+            <w:vAlign w:val="center"/>
+          </w:tcPr>
+          <w:p>
+            <w:pPr>
+              <w:jc w:val="center"/>
+            </w:pPr>
+            <w:r>
+              <w:rPr>
+                <w:rFonts w:ascii="SimSun" w:cs="SimSun" w:eastAsia="SimSun" w:hAnsi="SimSun"/>
+                <w:b w:val="false"/>
+                <w:bCs w:val="false"/>
+                <w:sz w:val="20"/>
+                <w:szCs w:val="20"/>
+              </w:rPr>
+              <w:t xml:space="preserve">id</w:t>
+            </w:r>
+          </w:p>
+        </w:tc>
+        <w:tc>
+          <w:tcPr>
+            <w:tcW w:type="pct" w:w="22%"/>
+            <w:vAlign w:val="center"/>
+          </w:tcPr>
+          <w:p>
+            <w:pPr>
+              <w:jc w:val="center"/>
+            </w:pPr>
+            <w:r>
+              <w:rPr>
+                <w:rFonts w:ascii="SimSun" w:cs="SimSun" w:eastAsia="SimSun" w:hAnsi="SimSun"/>
+                <w:b w:val="false"/>
+                <w:bCs w:val="false"/>
+                <w:sz w:val="20"/>
+                <w:szCs w:val="20"/>
+              </w:rPr>
+              <w:t xml:space="preserve">INT</w:t>
+            </w:r>
+          </w:p>
+        </w:tc>
+        <w:tc>
+          <w:tcPr>
+            <w:tcW w:type="pct" w:w="22%"/>
+            <w:vAlign w:val="center"/>
+          </w:tcPr>
+          <w:p>
+            <w:pPr>
+              <w:jc w:val="center"/>
+            </w:pPr>
+            <w:r>
+              <w:rPr>
+                <w:rFonts w:ascii="SimSun" w:cs="SimSun" w:eastAsia="SimSun" w:hAnsi="SimSun"/>
+                <w:b w:val="false"/>
+                <w:bCs w:val="false"/>
+                <w:sz w:val="20"/>
+                <w:szCs w:val="20"/>
+              </w:rPr>
+              <w:t xml:space="preserve">PK, AUTO_INCREMENT</w:t>
+            </w:r>
+          </w:p>
+        </w:tc>
+        <w:tc>
+          <w:tcPr>
+            <w:tcW w:type="pct" w:w="38%"/>
+            <w:vAlign w:val="center"/>
+          </w:tcPr>
+          <w:p>
+            <w:pPr>
+              <w:jc w:val="center"/>
+            </w:pPr>
+            <w:r>
+              <w:rPr>
+                <w:rFonts w:ascii="SimSun" w:cs="SimSun" w:eastAsia="SimSun" w:hAnsi="SimSun"/>
+                <w:b w:val="false"/>
+                <w:bCs w:val="false"/>
+                <w:sz w:val="20"/>
+                <w:szCs w:val="20"/>
+              </w:rPr>
+              <w:t xml:space="preserve">订单唯一标识</w:t>
+            </w:r>
+          </w:p>
+        </w:tc>
+      </w:tr>
+      <w:tr>
+        <w:tc>
+          <w:tcPr>
+            <w:tcW w:type="pct" w:w="18%"/>
+            <w:shd w:fill="eaf2f8"/>
+            <w:vAlign w:val="center"/>
+          </w:tcPr>
+          <w:p>
+            <w:pPr>
+              <w:jc w:val="center"/>
+            </w:pPr>
+            <w:r>
+              <w:rPr>
+                <w:rFonts w:ascii="SimSun" w:cs="SimSun" w:eastAsia="SimSun" w:hAnsi="SimSun"/>
+                <w:b w:val="false"/>
+                <w:bCs w:val="false"/>
+                <w:sz w:val="20"/>
+                <w:szCs w:val="20"/>
+              </w:rPr>
+              <w:t xml:space="preserve">order_no</w:t>
+            </w:r>
+          </w:p>
+        </w:tc>
+        <w:tc>
+          <w:tcPr>
+            <w:tcW w:type="pct" w:w="22%"/>
+            <w:shd w:fill="eaf2f8"/>
+            <w:vAlign w:val="center"/>
+          </w:tcPr>
+          <w:p>
+            <w:pPr>
+              <w:jc w:val="center"/>
+            </w:pPr>
+            <w:r>
+              <w:rPr>
+                <w:rFonts w:ascii="SimSun" w:cs="SimSun" w:eastAsia="SimSun" w:hAnsi="SimSun"/>
+                <w:b w:val="false"/>
+                <w:bCs w:val="false"/>
+                <w:sz w:val="20"/>
+                <w:szCs w:val="20"/>
+              </w:rPr>
+              <w:t xml:space="preserve">VARCHAR(32)</w:t>
+            </w:r>
+          </w:p>
+        </w:tc>
+        <w:tc>
+          <w:tcPr>
+            <w:tcW w:type="pct" w:w="22%"/>
+            <w:shd w:fill="eaf2f8"/>
+            <w:vAlign w:val="center"/>
+          </w:tcPr>
+          <w:p>
+            <w:pPr>
+              <w:jc w:val="center"/>
+            </w:pPr>
+            <w:r>
+              <w:rPr>
+                <w:rFonts w:ascii="SimSun" w:cs="SimSun" w:eastAsia="SimSun" w:hAnsi="SimSun"/>
+                <w:b w:val="false"/>
+                <w:bCs w:val="false"/>
+                <w:sz w:val="20"/>
+                <w:szCs w:val="20"/>
+              </w:rPr>
+              <w:t xml:space="preserve">UNIQUE, NOT NULL</w:t>
+            </w:r>
+          </w:p>
+        </w:tc>
+        <w:tc>
+          <w:tcPr>
+            <w:tcW w:type="pct" w:w="38%"/>
+            <w:shd w:fill="eaf2f8"/>
+            <w:vAlign w:val="center"/>
+          </w:tcPr>
+          <w:p>
+            <w:pPr>
+              <w:jc w:val="center"/>
+            </w:pPr>
+            <w:r>
+              <w:rPr>
+                <w:rFonts w:ascii="SimSun" w:cs="SimSun" w:eastAsia="SimSun" w:hAnsi="SimSun"/>
+                <w:b w:val="false"/>
+                <w:bCs w:val="false"/>
+                <w:sz w:val="20"/>
+                <w:szCs w:val="20"/>
+              </w:rPr>
+              <w:t xml:space="preserve">订单编号（唯一）</w:t>
+            </w:r>
+          </w:p>
+        </w:tc>
+      </w:tr>
+      <w:tr>
+        <w:tc>
+          <w:tcPr>
+            <w:tcW w:type="pct" w:w="18%"/>
+            <w:vAlign w:val="center"/>
+          </w:tcPr>
+          <w:p>
+            <w:pPr>
+              <w:jc w:val="center"/>
+            </w:pPr>
+            <w:r>
+              <w:rPr>
+                <w:rFonts w:ascii="SimSun" w:cs="SimSun" w:eastAsia="SimSun" w:hAnsi="SimSun"/>
+                <w:b w:val="false"/>
+                <w:bCs w:val="false"/>
+                <w:sz w:val="20"/>
+                <w:szCs w:val="20"/>
+              </w:rPr>
+              <w:t xml:space="preserve">user_id</w:t>
+            </w:r>
+          </w:p>
+        </w:tc>
+        <w:tc>
+          <w:tcPr>
+            <w:tcW w:type="pct" w:w="22%"/>
+            <w:vAlign w:val="center"/>
+          </w:tcPr>
+          <w:p>
+            <w:pPr>
+              <w:jc w:val="center"/>
+            </w:pPr>
+            <w:r>
+              <w:rPr>
+                <w:rFonts w:ascii="SimSun" w:cs="SimSun" w:eastAsia="SimSun" w:hAnsi="SimSun"/>
+                <w:b w:val="false"/>
+                <w:bCs w:val="false"/>
+                <w:sz w:val="20"/>
+                <w:szCs w:val="20"/>
+              </w:rPr>
+              <w:t xml:space="preserve">INT</w:t>
+            </w:r>
+          </w:p>
+        </w:tc>
+        <w:tc>
+          <w:tcPr>
+            <w:tcW w:type="pct" w:w="22%"/>
+            <w:vAlign w:val="center"/>
+          </w:tcPr>
+          <w:p>
+            <w:pPr>
+              <w:jc w:val="center"/>
+            </w:pPr>
+            <w:r>
+              <w:rPr>
+                <w:rFonts w:ascii="SimSun" w:cs="SimSun" w:eastAsia="SimSun" w:hAnsi="SimSun"/>
+                <w:b w:val="false"/>
+                <w:bCs w:val="false"/>
+                <w:sz w:val="20"/>
+                <w:szCs w:val="20"/>
+              </w:rPr>
+              <w:t xml:space="preserve">FK, NOT NULL</w:t>
+            </w:r>
+          </w:p>
+        </w:tc>
+        <w:tc>
+          <w:tcPr>
+            <w:tcW w:type="pct" w:w="38%"/>
+            <w:vAlign w:val="center"/>
+          </w:tcPr>
+          <w:p>
+            <w:pPr>
+              <w:jc w:val="center"/>
+            </w:pPr>
+            <w:r>
+              <w:rPr>
+                <w:rFonts w:ascii="SimSun" w:cs="SimSun" w:eastAsia="SimSun" w:hAnsi="SimSun"/>
+                <w:b w:val="false"/>
+                <w:bCs w:val="false"/>
+                <w:sz w:val="20"/>
+                <w:szCs w:val="20"/>
+              </w:rPr>
+              <w:t xml:space="preserve">买家用户 ID</w:t>
+            </w:r>
+          </w:p>
+        </w:tc>
+      </w:tr>
+      <w:tr>
+        <w:tc>
+          <w:tcPr>
+            <w:tcW w:type="pct" w:w="18%"/>
+            <w:shd w:fill="eaf2f8"/>
+            <w:vAlign w:val="center"/>
+          </w:tcPr>
+          <w:p>
+            <w:pPr>
+              <w:jc w:val="center"/>
+            </w:pPr>
+            <w:r>
+              <w:rPr>
+                <w:rFonts w:ascii="SimSun" w:cs="SimSun" w:eastAsia="SimSun" w:hAnsi="SimSun"/>
+                <w:b w:val="false"/>
+                <w:bCs w:val="false"/>
+                <w:sz w:val="20"/>
+                <w:szCs w:val="20"/>
+              </w:rPr>
+              <w:t xml:space="preserve">total_amount</w:t>
+            </w:r>
+          </w:p>
+        </w:tc>
+        <w:tc>
+          <w:tcPr>
+            <w:tcW w:type="pct" w:w="22%"/>
+            <w:shd w:fill="eaf2f8"/>
+            <w:vAlign w:val="center"/>
+          </w:tcPr>
+          <w:p>
+            <w:pPr>
+              <w:jc w:val="center"/>
+            </w:pPr>
+            <w:r>
+              <w:rPr>
+                <w:rFonts w:ascii="SimSun" w:cs="SimSun" w:eastAsia="SimSun" w:hAnsi="SimSun"/>
+                <w:b w:val="false"/>
+                <w:bCs w:val="false"/>
+                <w:sz w:val="20"/>
+                <w:szCs w:val="20"/>
+              </w:rPr>
+              <w:t xml:space="preserve">DECIMAL(12,2)</w:t>
+            </w:r>
+          </w:p>
+        </w:tc>
+        <w:tc>
+          <w:tcPr>
+            <w:tcW w:type="pct" w:w="22%"/>
+            <w:shd w:fill="eaf2f8"/>
+            <w:vAlign w:val="center"/>
+          </w:tcPr>
+          <w:p>
+            <w:pPr>
+              <w:jc w:val="center"/>
+            </w:pPr>
+            <w:r>
+              <w:rPr>
+                <w:rFonts w:ascii="SimSun" w:cs="SimSun" w:eastAsia="SimSun" w:hAnsi="SimSun"/>
+                <w:b w:val="false"/>
+                <w:bCs w:val="false"/>
+                <w:sz w:val="20"/>
+                <w:szCs w:val="20"/>
+              </w:rPr>
+              <w:t xml:space="preserve">NOT NULL</w:t>
+            </w:r>
+          </w:p>
+        </w:tc>
+        <w:tc>
+          <w:tcPr>
+            <w:tcW w:type="pct" w:w="38%"/>
+            <w:shd w:fill="eaf2f8"/>
+            <w:vAlign w:val="center"/>
+          </w:tcPr>
+          <w:p>
+            <w:pPr>
+              <w:jc w:val="center"/>
+            </w:pPr>
+            <w:r>
+              <w:rPr>
+                <w:rFonts w:ascii="SimSun" w:cs="SimSun" w:eastAsia="SimSun" w:hAnsi="SimSun"/>
+                <w:b w:val="false"/>
+                <w:bCs w:val="false"/>
+                <w:sz w:val="20"/>
+                <w:szCs w:val="20"/>
+              </w:rPr>
+              <w:t xml:space="preserve">订单总金额</w:t>
+            </w:r>
+          </w:p>
+        </w:tc>
+      </w:tr>
+      <w:tr>
+        <w:tc>
+          <w:tcPr>
+            <w:tcW w:type="pct" w:w="18%"/>
+            <w:vAlign w:val="center"/>
+          </w:tcPr>
+          <w:p>
+            <w:pPr>
+              <w:jc w:val="center"/>
+            </w:pPr>
+            <w:r>
+              <w:rPr>
+                <w:rFonts w:ascii="SimSun" w:cs="SimSun" w:eastAsia="SimSun" w:hAnsi="SimSun"/>
+                <w:b w:val="false"/>
+                <w:bCs w:val="false"/>
+                <w:sz w:val="20"/>
+                <w:szCs w:val="20"/>
+              </w:rPr>
+              <w:t xml:space="preserve">status</w:t>
+            </w:r>
+          </w:p>
+        </w:tc>
+        <w:tc>
+          <w:tcPr>
+            <w:tcW w:type="pct" w:w="22%"/>
+            <w:vAlign w:val="center"/>
+          </w:tcPr>
+          <w:p>
+            <w:pPr>
+              <w:jc w:val="center"/>
+            </w:pPr>
+            <w:r>
+              <w:rPr>
+                <w:rFonts w:ascii="SimSun" w:cs="SimSun" w:eastAsia="SimSun" w:hAnsi="SimSun"/>
+                <w:b w:val="false"/>
+                <w:bCs w:val="false"/>
+                <w:sz w:val="20"/>
+                <w:szCs w:val="20"/>
+              </w:rPr>
+              <w:t xml:space="preserve">TINYINT</w:t>
+            </w:r>
+          </w:p>
+        </w:tc>
+        <w:tc>
+          <w:tcPr>
+            <w:tcW w:type="pct" w:w="22%"/>
+            <w:vAlign w:val="center"/>
+          </w:tcPr>
+          <w:p>
+            <w:pPr>
+              <w:jc w:val="center"/>
+            </w:pPr>
+            <w:r>
+              <w:rPr>
+                <w:rFonts w:ascii="SimSun" w:cs="SimSun" w:eastAsia="SimSun" w:hAnsi="SimSun"/>
+                <w:b w:val="false"/>
+                <w:bCs w:val="false"/>
+                <w:sz w:val="20"/>
+                <w:szCs w:val="20"/>
+              </w:rPr>
+              <w:t xml:space="preserve">NOT NULL, DEFAULT 0</w:t>
+            </w:r>
+          </w:p>
+        </w:tc>
+        <w:tc>
+          <w:tcPr>
+            <w:tcW w:type="pct" w:w="38%"/>
+            <w:vAlign w:val="center"/>
+          </w:tcPr>
+          <w:p>
+            <w:pPr>
+              <w:jc w:val="center"/>
+            </w:pPr>
+            <w:r>
+              <w:rPr>
+                <w:rFonts w:ascii="SimSun" w:cs="SimSun" w:eastAsia="SimSun" w:hAnsi="SimSun"/>
+                <w:b w:val="false"/>
+                <w:bCs w:val="false"/>
+                <w:sz w:val="20"/>
+                <w:szCs w:val="20"/>
+              </w:rPr>
+              <w:t xml:space="preserve">0=待支付, 1=已支付, 2=已发货, 3=已完成, 4=已取消</w:t>
+            </w:r>
+          </w:p>
+        </w:tc>
+      </w:tr>
+      <w:tr>
+        <w:tc>
+          <w:tcPr>
+            <w:tcW w:type="pct" w:w="18%"/>
+            <w:shd w:fill="eaf2f8"/>
+            <w:vAlign w:val="center"/>
+          </w:tcPr>
+          <w:p>
+            <w:pPr>
+              <w:jc w:val="center"/>
+            </w:pPr>
+            <w:r>
+              <w:rPr>
+                <w:rFonts w:ascii="SimSun" w:cs="SimSun" w:eastAsia="SimSun" w:hAnsi="SimSun"/>
+                <w:b w:val="false"/>
+                <w:bCs w:val="false"/>
+                <w:sz w:val="20"/>
+                <w:szCs w:val="20"/>
+              </w:rPr>
+              <w:t xml:space="preserve">address</w:t>
+            </w:r>
+          </w:p>
+        </w:tc>
+        <w:tc>
+          <w:tcPr>
+            <w:tcW w:type="pct" w:w="22%"/>
+            <w:shd w:fill="eaf2f8"/>
+            <w:vAlign w:val="center"/>
+          </w:tcPr>
+          <w:p>
+            <w:pPr>
+              <w:jc w:val="center"/>
+            </w:pPr>
+            <w:r>
+              <w:rPr>
+                <w:rFonts w:ascii="SimSun" w:cs="SimSun" w:eastAsia="SimSun" w:hAnsi="SimSun"/>
+                <w:b w:val="false"/>
+                <w:bCs w:val="false"/>
+                <w:sz w:val="20"/>
+                <w:szCs w:val="20"/>
+              </w:rPr>
+              <w:t xml:space="preserve">VARCHAR(255)</w:t>
+            </w:r>
+          </w:p>
+        </w:tc>
+        <w:tc>
+          <w:tcPr>
+            <w:tcW w:type="pct" w:w="22%"/>
+            <w:shd w:fill="eaf2f8"/>
+            <w:vAlign w:val="center"/>
+          </w:tcPr>
+          <w:p>
+            <w:pPr>
+              <w:jc w:val="center"/>
+            </w:pPr>
+            <w:r>
+              <w:rPr>
+                <w:rFonts w:ascii="SimSun" w:cs="SimSun" w:eastAsia="SimSun" w:hAnsi="SimSun"/>
+                <w:b w:val="false"/>
+                <w:bCs w:val="false"/>
+                <w:sz w:val="20"/>
+                <w:szCs w:val="20"/>
+              </w:rPr>
+              <w:t xml:space="preserve">DEFAULT ''</w:t>
+            </w:r>
+          </w:p>
+        </w:tc>
+        <w:tc>
+          <w:tcPr>
+            <w:tcW w:type="pct" w:w="38%"/>
+            <w:shd w:fill="eaf2f8"/>
+            <w:vAlign w:val="center"/>
+          </w:tcPr>
+          <w:p>
+            <w:pPr>
+              <w:jc w:val="center"/>
+            </w:pPr>
+            <w:r>
+              <w:rPr>
+                <w:rFonts w:ascii="SimSun" w:cs="SimSun" w:eastAsia="SimSun" w:hAnsi="SimSun"/>
+                <w:b w:val="false"/>
+                <w:bCs w:val="false"/>
+                <w:sz w:val="20"/>
+                <w:szCs w:val="20"/>
+              </w:rPr>
+              <w:t xml:space="preserve">收货地址</w:t>
+            </w:r>
+          </w:p>
+        </w:tc>
+      </w:tr>
+      <w:tr>
+        <w:tc>
+          <w:tcPr>
+            <w:tcW w:type="pct" w:w="18%"/>
+            <w:vAlign w:val="center"/>
+          </w:tcPr>
+          <w:p>
+            <w:pPr>
+              <w:jc w:val="center"/>
+            </w:pPr>
+            <w:r>
+              <w:rPr>
+                <w:rFonts w:ascii="SimSun" w:cs="SimSun" w:eastAsia="SimSun" w:hAnsi="SimSun"/>
+                <w:b w:val="false"/>
+                <w:bCs w:val="false"/>
+                <w:sz w:val="20"/>
+                <w:szCs w:val="20"/>
+              </w:rPr>
+              <w:t xml:space="preserve">remark</w:t>
+            </w:r>
+          </w:p>
+        </w:tc>
+        <w:tc>
+          <w:tcPr>
+            <w:tcW w:type="pct" w:w="22%"/>
+            <w:vAlign w:val="center"/>
+          </w:tcPr>
+          <w:p>
+            <w:pPr>
+              <w:jc w:val="center"/>
+            </w:pPr>
+            <w:r>
+              <w:rPr>
+                <w:rFonts w:ascii="SimSun" w:cs="SimSun" w:eastAsia="SimSun" w:hAnsi="SimSun"/>
+                <w:b w:val="false"/>
+                <w:bCs w:val="false"/>
+                <w:sz w:val="20"/>
+                <w:szCs w:val="20"/>
+              </w:rPr>
+              <w:t xml:space="preserve">VARCHAR(255)</w:t>
+            </w:r>
+          </w:p>
+        </w:tc>
+        <w:tc>
+          <w:tcPr>
+            <w:tcW w:type="pct" w:w="22%"/>
+            <w:vAlign w:val="center"/>
+          </w:tcPr>
+          <w:p>
+            <w:pPr>
+              <w:jc w:val="center"/>
+            </w:pPr>
+            <w:r>
+              <w:rPr>
+                <w:rFonts w:ascii="SimSun" w:cs="SimSun" w:eastAsia="SimSun" w:hAnsi="SimSun"/>
+                <w:b w:val="false"/>
+                <w:bCs w:val="false"/>
+                <w:sz w:val="20"/>
+                <w:szCs w:val="20"/>
+              </w:rPr>
+              <w:t xml:space="preserve">DEFAULT ''</w:t>
+            </w:r>
+          </w:p>
+        </w:tc>
+        <w:tc>
+          <w:tcPr>
+            <w:tcW w:type="pct" w:w="38%"/>
+            <w:vAlign w:val="center"/>
+          </w:tcPr>
+          <w:p>
+            <w:pPr>
+              <w:jc w:val="center"/>
+            </w:pPr>
+            <w:r>
+              <w:rPr>
+                <w:rFonts w:ascii="SimSun" w:cs="SimSun" w:eastAsia="SimSun" w:hAnsi="SimSun"/>
+                <w:b w:val="false"/>
+                <w:bCs w:val="false"/>
+                <w:sz w:val="20"/>
+                <w:szCs w:val="20"/>
+              </w:rPr>
+              <w:t xml:space="preserve">订单备注</w:t>
+            </w:r>
+          </w:p>
+        </w:tc>
+      </w:tr>
+      <w:tr>
+        <w:tc>
+          <w:tcPr>
+            <w:tcW w:type="pct" w:w="18%"/>
+            <w:shd w:fill="eaf2f8"/>
+            <w:vAlign w:val="center"/>
+          </w:tcPr>
+          <w:p>
+            <w:pPr>
+              <w:jc w:val="center"/>
+            </w:pPr>
+            <w:r>
+              <w:rPr>
+                <w:rFonts w:ascii="SimSun" w:cs="SimSun" w:eastAsia="SimSun" w:hAnsi="SimSun"/>
+                <w:b w:val="false"/>
+                <w:bCs w:val="false"/>
+                <w:sz w:val="20"/>
+                <w:szCs w:val="20"/>
+              </w:rPr>
+              <w:t xml:space="preserve">created_at</w:t>
+            </w:r>
+          </w:p>
+        </w:tc>
+        <w:tc>
+          <w:tcPr>
+            <w:tcW w:type="pct" w:w="22%"/>
+            <w:shd w:fill="eaf2f8"/>
+            <w:vAlign w:val="center"/>
+          </w:tcPr>
+          <w:p>
+            <w:pPr>
+              <w:jc w:val="center"/>
+            </w:pPr>
+            <w:r>
+              <w:rPr>
+                <w:rFonts w:ascii="SimSun" w:cs="SimSun" w:eastAsia="SimSun" w:hAnsi="SimSun"/>
+                <w:b w:val="false"/>
+                <w:bCs w:val="false"/>
+                <w:sz w:val="20"/>
+                <w:szCs w:val="20"/>
+              </w:rPr>
+              <w:t xml:space="preserve">DATETIME</w:t>
+            </w:r>
+          </w:p>
+        </w:tc>
+        <w:tc>
+          <w:tcPr>
+            <w:tcW w:type="pct" w:w="22%"/>
+            <w:shd w:fill="eaf2f8"/>
+            <w:vAlign w:val="center"/>
+          </w:tcPr>
+          <w:p>
+            <w:pPr>
+              <w:jc w:val="center"/>
+            </w:pPr>
+            <w:r>
+              <w:rPr>
+                <w:rFonts w:ascii="SimSun" w:cs="SimSun" w:eastAsia="SimSun" w:hAnsi="SimSun"/>
+                <w:b w:val="false"/>
+                <w:bCs w:val="false"/>
+                <w:sz w:val="20"/>
+                <w:szCs w:val="20"/>
+              </w:rPr>
+              <w:t xml:space="preserve">DEFAULT NOW()</w:t>
+            </w:r>
+          </w:p>
+        </w:tc>
+        <w:tc>
+          <w:tcPr>
+            <w:tcW w:type="pct" w:w="38%"/>
+            <w:shd w:fill="eaf2f8"/>
+            <w:vAlign w:val="center"/>
+          </w:tcPr>
+          <w:p>
+            <w:pPr>
+              <w:jc w:val="center"/>
+            </w:pPr>
+            <w:r>
+              <w:rPr>
+                <w:rFonts w:ascii="SimSun" w:cs="SimSun" w:eastAsia="SimSun" w:hAnsi="SimSun"/>
+                <w:b w:val="false"/>
+                <w:bCs w:val="false"/>
+                <w:sz w:val="20"/>
+                <w:szCs w:val="20"/>
+              </w:rPr>
+              <w:t xml:space="preserve">下单时间</w:t>
+            </w:r>
+          </w:p>
+        </w:tc>
+      </w:tr>
+      <w:tr>
+        <w:tc>
+          <w:tcPr>
+            <w:tcW w:type="pct" w:w="18%"/>
+            <w:vAlign w:val="center"/>
+          </w:tcPr>
+          <w:p>
+            <w:pPr>
+              <w:jc w:val="center"/>
+            </w:pPr>
+            <w:r>
+              <w:rPr>
+                <w:rFonts w:ascii="SimSun" w:cs="SimSun" w:eastAsia="SimSun" w:hAnsi="SimSun"/>
+                <w:b w:val="false"/>
+                <w:bCs w:val="false"/>
+                <w:sz w:val="20"/>
+                <w:szCs w:val="20"/>
+              </w:rPr>
+              <w:t xml:space="preserve">updated_at</w:t>
+            </w:r>
+          </w:p>
+        </w:tc>
+        <w:tc>
+          <w:tcPr>
+            <w:tcW w:type="pct" w:w="22%"/>
+            <w:vAlign w:val="center"/>
+          </w:tcPr>
+          <w:p>
+            <w:pPr>
+              <w:jc w:val="center"/>
+            </w:pPr>
+            <w:r>
+              <w:rPr>
+                <w:rFonts w:ascii="SimSun" w:cs="SimSun" w:eastAsia="SimSun" w:hAnsi="SimSun"/>
+                <w:b w:val="false"/>
+                <w:bCs w:val="false"/>
+                <w:sz w:val="20"/>
+                <w:szCs w:val="20"/>
+              </w:rPr>
+              <w:t xml:space="preserve">DATETIME</w:t>
+            </w:r>
+          </w:p>
+        </w:tc>
+        <w:tc>
+          <w:tcPr>
+            <w:tcW w:type="pct" w:w="22%"/>
+            <w:vAlign w:val="center"/>
+          </w:tcPr>
+          <w:p>
+            <w:pPr>
+              <w:jc w:val="center"/>
+            </w:pPr>
+            <w:r>
+              <w:rPr>
+                <w:rFonts w:ascii="SimSun" w:cs="SimSun" w:eastAsia="SimSun" w:hAnsi="SimSun"/>
+                <w:b w:val="false"/>
+                <w:bCs w:val="false"/>
+                <w:sz w:val="20"/>
+                <w:szCs w:val="20"/>
+              </w:rPr>
+              <w:t xml:space="preserve">ON UPDATE NOW()</w:t>
+            </w:r>
+          </w:p>
+        </w:tc>
+        <w:tc>
+          <w:tcPr>
+            <w:tcW w:type="pct" w:w="38%"/>
+            <w:vAlign w:val="center"/>
+          </w:tcPr>
+          <w:p>
+            <w:pPr>
+              <w:jc w:val="center"/>
+            </w:pPr>
+            <w:r>
+              <w:rPr>
+                <w:rFonts w:ascii="SimSun" w:cs="SimSun" w:eastAsia="SimSun" w:hAnsi="SimSun"/>
+                <w:b w:val="false"/>
+                <w:bCs w:val="false"/>
+                <w:sz w:val="20"/>
+                <w:szCs w:val="20"/>
+              </w:rPr>
+              <w:t xml:space="preserve">最后更新时间</w:t>
+            </w:r>
+          </w:p>
+        </w:tc>
+      </w:tr>
+    </w:tbl>
+    <w:p>
+      <w:pPr>
+        <w:spacing w:after="100"/>
+      </w:pPr>
+      <w:r>
+        <w:rPr>
+          <w:sz w:val="12"/>
+          <w:szCs w:val="12"/>
+        </w:rPr>
+        <w:t xml:space="preserve"/>
       </w:r>
     </w:p>
     <w:p>
@@ -4588,7 +7908,7 @@
           <w:sz w:val="21"/>
           <w:szCs w:val="21"/>
         </w:rPr>
-        <w:t xml:space="preserve">pending（待处理）→ paid（已付款）→ shipped（已发货）→ received（已收货）→ cancelled（已取消）</w:t>
+        <w:t xml:space="preserve">0-待支付 → 1-已支付 → 2-已发货 → 3-已完成；4-已取消（任意非完成状态均可取消）</w:t>
       </w:r>
     </w:p>
     <w:p>
@@ -4709,7 +8029,7 @@
           <w:sz w:val="22"/>
           <w:szCs w:val="22"/>
         </w:rPr>
-        <w:t xml:space="preserve">4.2.5 订单明细表（order_items）</w:t>
+        <w:t xml:space="preserve">4.2.6 订单明细表（order_items）</w:t>
       </w:r>
     </w:p>
     <w:p>
@@ -4723,7 +8043,570 @@
           <w:sz w:val="21"/>
           <w:szCs w:val="21"/>
         </w:rPr>
-        <w:t xml:space="preserve">订单与商品的多对多关系表，记录每个订单中各类商品的购买数量和小计。</w:t>
+        <w:t xml:space="preserve">订单与商品的多对多关系表，记录每个订单中各类商品的购买数量和下单时单价。</w:t>
+      </w:r>
+    </w:p>
+    <w:tbl>
+      <w:tblPr>
+        <w:tblW w:type="pct" w:w="100%"/>
+        <w:tblBorders>
+          <w:top w:val="single" w:color="auto" w:sz="4"/>
+          <w:left w:val="single" w:color="auto" w:sz="4"/>
+          <w:bottom w:val="single" w:color="auto" w:sz="4"/>
+          <w:right w:val="single" w:color="auto" w:sz="4"/>
+          <w:insideH w:val="single" w:color="auto" w:sz="4"/>
+          <w:insideV w:val="single" w:color="auto" w:sz="4"/>
+        </w:tblBorders>
+      </w:tblPr>
+      <w:tblGrid>
+        <w:gridCol w:w="100"/>
+        <w:gridCol w:w="100"/>
+        <w:gridCol w:w="100"/>
+        <w:gridCol w:w="100"/>
+      </w:tblGrid>
+      <w:tr>
+        <w:tc>
+          <w:tcPr>
+            <w:tcW w:type="pct" w:w="18%"/>
+            <w:shd w:fill="1a5276"/>
+            <w:vAlign w:val="center"/>
+          </w:tcPr>
+          <w:p>
+            <w:pPr>
+              <w:jc w:val="center"/>
+            </w:pPr>
+            <w:r>
+              <w:rPr>
+                <w:rFonts w:ascii="SimSun" w:cs="SimSun" w:eastAsia="SimSun" w:hAnsi="SimSun"/>
+                <w:b/>
+                <w:bCs/>
+                <w:color w:val="FFFFFF"/>
+                <w:sz w:val="20"/>
+                <w:szCs w:val="20"/>
+              </w:rPr>
+              <w:t xml:space="preserve">字段</w:t>
+            </w:r>
+          </w:p>
+        </w:tc>
+        <w:tc>
+          <w:tcPr>
+            <w:tcW w:type="pct" w:w="22%"/>
+            <w:shd w:fill="1a5276"/>
+            <w:vAlign w:val="center"/>
+          </w:tcPr>
+          <w:p>
+            <w:pPr>
+              <w:jc w:val="center"/>
+            </w:pPr>
+            <w:r>
+              <w:rPr>
+                <w:rFonts w:ascii="SimSun" w:cs="SimSun" w:eastAsia="SimSun" w:hAnsi="SimSun"/>
+                <w:b/>
+                <w:bCs/>
+                <w:color w:val="FFFFFF"/>
+                <w:sz w:val="20"/>
+                <w:szCs w:val="20"/>
+              </w:rPr>
+              <w:t xml:space="preserve">类型</w:t>
+            </w:r>
+          </w:p>
+        </w:tc>
+        <w:tc>
+          <w:tcPr>
+            <w:tcW w:type="pct" w:w="22%"/>
+            <w:shd w:fill="1a5276"/>
+            <w:vAlign w:val="center"/>
+          </w:tcPr>
+          <w:p>
+            <w:pPr>
+              <w:jc w:val="center"/>
+            </w:pPr>
+            <w:r>
+              <w:rPr>
+                <w:rFonts w:ascii="SimSun" w:cs="SimSun" w:eastAsia="SimSun" w:hAnsi="SimSun"/>
+                <w:b/>
+                <w:bCs/>
+                <w:color w:val="FFFFFF"/>
+                <w:sz w:val="20"/>
+                <w:szCs w:val="20"/>
+              </w:rPr>
+              <w:t xml:space="preserve">约束</w:t>
+            </w:r>
+          </w:p>
+        </w:tc>
+        <w:tc>
+          <w:tcPr>
+            <w:tcW w:type="pct" w:w="38%"/>
+            <w:shd w:fill="1a5276"/>
+            <w:vAlign w:val="center"/>
+          </w:tcPr>
+          <w:p>
+            <w:pPr>
+              <w:jc w:val="center"/>
+            </w:pPr>
+            <w:r>
+              <w:rPr>
+                <w:rFonts w:ascii="SimSun" w:cs="SimSun" w:eastAsia="SimSun" w:hAnsi="SimSun"/>
+                <w:b/>
+                <w:bCs/>
+                <w:color w:val="FFFFFF"/>
+                <w:sz w:val="20"/>
+                <w:szCs w:val="20"/>
+              </w:rPr>
+              <w:t xml:space="preserve">说明</w:t>
+            </w:r>
+          </w:p>
+        </w:tc>
+      </w:tr>
+      <w:tr>
+        <w:tc>
+          <w:tcPr>
+            <w:tcW w:type="pct" w:w="18%"/>
+            <w:vAlign w:val="center"/>
+          </w:tcPr>
+          <w:p>
+            <w:pPr>
+              <w:jc w:val="center"/>
+            </w:pPr>
+            <w:r>
+              <w:rPr>
+                <w:rFonts w:ascii="SimSun" w:cs="SimSun" w:eastAsia="SimSun" w:hAnsi="SimSun"/>
+                <w:b w:val="false"/>
+                <w:bCs w:val="false"/>
+                <w:sz w:val="20"/>
+                <w:szCs w:val="20"/>
+              </w:rPr>
+              <w:t xml:space="preserve">id</w:t>
+            </w:r>
+          </w:p>
+        </w:tc>
+        <w:tc>
+          <w:tcPr>
+            <w:tcW w:type="pct" w:w="22%"/>
+            <w:vAlign w:val="center"/>
+          </w:tcPr>
+          <w:p>
+            <w:pPr>
+              <w:jc w:val="center"/>
+            </w:pPr>
+            <w:r>
+              <w:rPr>
+                <w:rFonts w:ascii="SimSun" w:cs="SimSun" w:eastAsia="SimSun" w:hAnsi="SimSun"/>
+                <w:b w:val="false"/>
+                <w:bCs w:val="false"/>
+                <w:sz w:val="20"/>
+                <w:szCs w:val="20"/>
+              </w:rPr>
+              <w:t xml:space="preserve">INT</w:t>
+            </w:r>
+          </w:p>
+        </w:tc>
+        <w:tc>
+          <w:tcPr>
+            <w:tcW w:type="pct" w:w="22%"/>
+            <w:vAlign w:val="center"/>
+          </w:tcPr>
+          <w:p>
+            <w:pPr>
+              <w:jc w:val="center"/>
+            </w:pPr>
+            <w:r>
+              <w:rPr>
+                <w:rFonts w:ascii="SimSun" w:cs="SimSun" w:eastAsia="SimSun" w:hAnsi="SimSun"/>
+                <w:b w:val="false"/>
+                <w:bCs w:val="false"/>
+                <w:sz w:val="20"/>
+                <w:szCs w:val="20"/>
+              </w:rPr>
+              <w:t xml:space="preserve">PK, AUTO_INCREMENT</w:t>
+            </w:r>
+          </w:p>
+        </w:tc>
+        <w:tc>
+          <w:tcPr>
+            <w:tcW w:type="pct" w:w="38%"/>
+            <w:vAlign w:val="center"/>
+          </w:tcPr>
+          <w:p>
+            <w:pPr>
+              <w:jc w:val="center"/>
+            </w:pPr>
+            <w:r>
+              <w:rPr>
+                <w:rFonts w:ascii="SimSun" w:cs="SimSun" w:eastAsia="SimSun" w:hAnsi="SimSun"/>
+                <w:b w:val="false"/>
+                <w:bCs w:val="false"/>
+                <w:sz w:val="20"/>
+                <w:szCs w:val="20"/>
+              </w:rPr>
+              <w:t xml:space="preserve">明细唯一标识</w:t>
+            </w:r>
+          </w:p>
+        </w:tc>
+      </w:tr>
+      <w:tr>
+        <w:tc>
+          <w:tcPr>
+            <w:tcW w:type="pct" w:w="18%"/>
+            <w:shd w:fill="eaf2f8"/>
+            <w:vAlign w:val="center"/>
+          </w:tcPr>
+          <w:p>
+            <w:pPr>
+              <w:jc w:val="center"/>
+            </w:pPr>
+            <w:r>
+              <w:rPr>
+                <w:rFonts w:ascii="SimSun" w:cs="SimSun" w:eastAsia="SimSun" w:hAnsi="SimSun"/>
+                <w:b w:val="false"/>
+                <w:bCs w:val="false"/>
+                <w:sz w:val="20"/>
+                <w:szCs w:val="20"/>
+              </w:rPr>
+              <w:t xml:space="preserve">order_id</w:t>
+            </w:r>
+          </w:p>
+        </w:tc>
+        <w:tc>
+          <w:tcPr>
+            <w:tcW w:type="pct" w:w="22%"/>
+            <w:shd w:fill="eaf2f8"/>
+            <w:vAlign w:val="center"/>
+          </w:tcPr>
+          <w:p>
+            <w:pPr>
+              <w:jc w:val="center"/>
+            </w:pPr>
+            <w:r>
+              <w:rPr>
+                <w:rFonts w:ascii="SimSun" w:cs="SimSun" w:eastAsia="SimSun" w:hAnsi="SimSun"/>
+                <w:b w:val="false"/>
+                <w:bCs w:val="false"/>
+                <w:sz w:val="20"/>
+                <w:szCs w:val="20"/>
+              </w:rPr>
+              <w:t xml:space="preserve">INT</w:t>
+            </w:r>
+          </w:p>
+        </w:tc>
+        <w:tc>
+          <w:tcPr>
+            <w:tcW w:type="pct" w:w="22%"/>
+            <w:shd w:fill="eaf2f8"/>
+            <w:vAlign w:val="center"/>
+          </w:tcPr>
+          <w:p>
+            <w:pPr>
+              <w:jc w:val="center"/>
+            </w:pPr>
+            <w:r>
+              <w:rPr>
+                <w:rFonts w:ascii="SimSun" w:cs="SimSun" w:eastAsia="SimSun" w:hAnsi="SimSun"/>
+                <w:b w:val="false"/>
+                <w:bCs w:val="false"/>
+                <w:sz w:val="20"/>
+                <w:szCs w:val="20"/>
+              </w:rPr>
+              <w:t xml:space="preserve">FK, NOT NULL</w:t>
+            </w:r>
+          </w:p>
+        </w:tc>
+        <w:tc>
+          <w:tcPr>
+            <w:tcW w:type="pct" w:w="38%"/>
+            <w:shd w:fill="eaf2f8"/>
+            <w:vAlign w:val="center"/>
+          </w:tcPr>
+          <w:p>
+            <w:pPr>
+              <w:jc w:val="center"/>
+            </w:pPr>
+            <w:r>
+              <w:rPr>
+                <w:rFonts w:ascii="SimSun" w:cs="SimSun" w:eastAsia="SimSun" w:hAnsi="SimSun"/>
+                <w:b w:val="false"/>
+                <w:bCs w:val="false"/>
+                <w:sz w:val="20"/>
+                <w:szCs w:val="20"/>
+              </w:rPr>
+              <w:t xml:space="preserve">关联 orders.id（级联删除）</w:t>
+            </w:r>
+          </w:p>
+        </w:tc>
+      </w:tr>
+      <w:tr>
+        <w:tc>
+          <w:tcPr>
+            <w:tcW w:type="pct" w:w="18%"/>
+            <w:vAlign w:val="center"/>
+          </w:tcPr>
+          <w:p>
+            <w:pPr>
+              <w:jc w:val="center"/>
+            </w:pPr>
+            <w:r>
+              <w:rPr>
+                <w:rFonts w:ascii="SimSun" w:cs="SimSun" w:eastAsia="SimSun" w:hAnsi="SimSun"/>
+                <w:b w:val="false"/>
+                <w:bCs w:val="false"/>
+                <w:sz w:val="20"/>
+                <w:szCs w:val="20"/>
+              </w:rPr>
+              <w:t xml:space="preserve">product_id</w:t>
+            </w:r>
+          </w:p>
+        </w:tc>
+        <w:tc>
+          <w:tcPr>
+            <w:tcW w:type="pct" w:w="22%"/>
+            <w:vAlign w:val="center"/>
+          </w:tcPr>
+          <w:p>
+            <w:pPr>
+              <w:jc w:val="center"/>
+            </w:pPr>
+            <w:r>
+              <w:rPr>
+                <w:rFonts w:ascii="SimSun" w:cs="SimSun" w:eastAsia="SimSun" w:hAnsi="SimSun"/>
+                <w:b w:val="false"/>
+                <w:bCs w:val="false"/>
+                <w:sz w:val="20"/>
+                <w:szCs w:val="20"/>
+              </w:rPr>
+              <w:t xml:space="preserve">INT</w:t>
+            </w:r>
+          </w:p>
+        </w:tc>
+        <w:tc>
+          <w:tcPr>
+            <w:tcW w:type="pct" w:w="22%"/>
+            <w:vAlign w:val="center"/>
+          </w:tcPr>
+          <w:p>
+            <w:pPr>
+              <w:jc w:val="center"/>
+            </w:pPr>
+            <w:r>
+              <w:rPr>
+                <w:rFonts w:ascii="SimSun" w:cs="SimSun" w:eastAsia="SimSun" w:hAnsi="SimSun"/>
+                <w:b w:val="false"/>
+                <w:bCs w:val="false"/>
+                <w:sz w:val="20"/>
+                <w:szCs w:val="20"/>
+              </w:rPr>
+              <w:t xml:space="preserve">FK, NOT NULL</w:t>
+            </w:r>
+          </w:p>
+        </w:tc>
+        <w:tc>
+          <w:tcPr>
+            <w:tcW w:type="pct" w:w="38%"/>
+            <w:vAlign w:val="center"/>
+          </w:tcPr>
+          <w:p>
+            <w:pPr>
+              <w:jc w:val="center"/>
+            </w:pPr>
+            <w:r>
+              <w:rPr>
+                <w:rFonts w:ascii="SimSun" w:cs="SimSun" w:eastAsia="SimSun" w:hAnsi="SimSun"/>
+                <w:b w:val="false"/>
+                <w:bCs w:val="false"/>
+                <w:sz w:val="20"/>
+                <w:szCs w:val="20"/>
+              </w:rPr>
+              <w:t xml:space="preserve">关联 products.id</w:t>
+            </w:r>
+          </w:p>
+        </w:tc>
+      </w:tr>
+      <w:tr>
+        <w:tc>
+          <w:tcPr>
+            <w:tcW w:type="pct" w:w="18%"/>
+            <w:shd w:fill="eaf2f8"/>
+            <w:vAlign w:val="center"/>
+          </w:tcPr>
+          <w:p>
+            <w:pPr>
+              <w:jc w:val="center"/>
+            </w:pPr>
+            <w:r>
+              <w:rPr>
+                <w:rFonts w:ascii="SimSun" w:cs="SimSun" w:eastAsia="SimSun" w:hAnsi="SimSun"/>
+                <w:b w:val="false"/>
+                <w:bCs w:val="false"/>
+                <w:sz w:val="20"/>
+                <w:szCs w:val="20"/>
+              </w:rPr>
+              <w:t xml:space="preserve">quantity</w:t>
+            </w:r>
+          </w:p>
+        </w:tc>
+        <w:tc>
+          <w:tcPr>
+            <w:tcW w:type="pct" w:w="22%"/>
+            <w:shd w:fill="eaf2f8"/>
+            <w:vAlign w:val="center"/>
+          </w:tcPr>
+          <w:p>
+            <w:pPr>
+              <w:jc w:val="center"/>
+            </w:pPr>
+            <w:r>
+              <w:rPr>
+                <w:rFonts w:ascii="SimSun" w:cs="SimSun" w:eastAsia="SimSun" w:hAnsi="SimSun"/>
+                <w:b w:val="false"/>
+                <w:bCs w:val="false"/>
+                <w:sz w:val="20"/>
+                <w:szCs w:val="20"/>
+              </w:rPr>
+              <w:t xml:space="preserve">INT</w:t>
+            </w:r>
+          </w:p>
+        </w:tc>
+        <w:tc>
+          <w:tcPr>
+            <w:tcW w:type="pct" w:w="22%"/>
+            <w:shd w:fill="eaf2f8"/>
+            <w:vAlign w:val="center"/>
+          </w:tcPr>
+          <w:p>
+            <w:pPr>
+              <w:jc w:val="center"/>
+            </w:pPr>
+            <w:r>
+              <w:rPr>
+                <w:rFonts w:ascii="SimSun" w:cs="SimSun" w:eastAsia="SimSun" w:hAnsi="SimSun"/>
+                <w:b w:val="false"/>
+                <w:bCs w:val="false"/>
+                <w:sz w:val="20"/>
+                <w:szCs w:val="20"/>
+              </w:rPr>
+              <w:t xml:space="preserve">NOT NULL</w:t>
+            </w:r>
+          </w:p>
+        </w:tc>
+        <w:tc>
+          <w:tcPr>
+            <w:tcW w:type="pct" w:w="38%"/>
+            <w:shd w:fill="eaf2f8"/>
+            <w:vAlign w:val="center"/>
+          </w:tcPr>
+          <w:p>
+            <w:pPr>
+              <w:jc w:val="center"/>
+            </w:pPr>
+            <w:r>
+              <w:rPr>
+                <w:rFonts w:ascii="SimSun" w:cs="SimSun" w:eastAsia="SimSun" w:hAnsi="SimSun"/>
+                <w:b w:val="false"/>
+                <w:bCs w:val="false"/>
+                <w:sz w:val="20"/>
+                <w:szCs w:val="20"/>
+              </w:rPr>
+              <w:t xml:space="preserve">购买数量</w:t>
+            </w:r>
+          </w:p>
+        </w:tc>
+      </w:tr>
+      <w:tr>
+        <w:tc>
+          <w:tcPr>
+            <w:tcW w:type="pct" w:w="18%"/>
+            <w:vAlign w:val="center"/>
+          </w:tcPr>
+          <w:p>
+            <w:pPr>
+              <w:jc w:val="center"/>
+            </w:pPr>
+            <w:r>
+              <w:rPr>
+                <w:rFonts w:ascii="SimSun" w:cs="SimSun" w:eastAsia="SimSun" w:hAnsi="SimSun"/>
+                <w:b w:val="false"/>
+                <w:bCs w:val="false"/>
+                <w:sz w:val="20"/>
+                <w:szCs w:val="20"/>
+              </w:rPr>
+              <w:t xml:space="preserve">price</w:t>
+            </w:r>
+          </w:p>
+        </w:tc>
+        <w:tc>
+          <w:tcPr>
+            <w:tcW w:type="pct" w:w="22%"/>
+            <w:vAlign w:val="center"/>
+          </w:tcPr>
+          <w:p>
+            <w:pPr>
+              <w:jc w:val="center"/>
+            </w:pPr>
+            <w:r>
+              <w:rPr>
+                <w:rFonts w:ascii="SimSun" w:cs="SimSun" w:eastAsia="SimSun" w:hAnsi="SimSun"/>
+                <w:b w:val="false"/>
+                <w:bCs w:val="false"/>
+                <w:sz w:val="20"/>
+                <w:szCs w:val="20"/>
+              </w:rPr>
+              <w:t xml:space="preserve">DECIMAL(12,2)</w:t>
+            </w:r>
+          </w:p>
+        </w:tc>
+        <w:tc>
+          <w:tcPr>
+            <w:tcW w:type="pct" w:w="22%"/>
+            <w:vAlign w:val="center"/>
+          </w:tcPr>
+          <w:p>
+            <w:pPr>
+              <w:jc w:val="center"/>
+            </w:pPr>
+            <w:r>
+              <w:rPr>
+                <w:rFonts w:ascii="SimSun" w:cs="SimSun" w:eastAsia="SimSun" w:hAnsi="SimSun"/>
+                <w:b w:val="false"/>
+                <w:bCs w:val="false"/>
+                <w:sz w:val="20"/>
+                <w:szCs w:val="20"/>
+              </w:rPr>
+              <w:t xml:space="preserve">NOT NULL</w:t>
+            </w:r>
+          </w:p>
+        </w:tc>
+        <w:tc>
+          <w:tcPr>
+            <w:tcW w:type="pct" w:w="38%"/>
+            <w:vAlign w:val="center"/>
+          </w:tcPr>
+          <w:p>
+            <w:pPr>
+              <w:jc w:val="center"/>
+            </w:pPr>
+            <w:r>
+              <w:rPr>
+                <w:rFonts w:ascii="SimSun" w:cs="SimSun" w:eastAsia="SimSun" w:hAnsi="SimSun"/>
+                <w:b w:val="false"/>
+                <w:bCs w:val="false"/>
+                <w:sz w:val="20"/>
+                <w:szCs w:val="20"/>
+              </w:rPr>
+              <w:t xml:space="preserve">下单时的商品单价</w:t>
+            </w:r>
+          </w:p>
+        </w:tc>
+      </w:tr>
+    </w:tbl>
+    <w:p>
+      <w:pPr>
+        <w:spacing w:after="100"/>
+      </w:pPr>
+      <w:r>
+        <w:rPr>
+          <w:sz w:val="12"/>
+          <w:szCs w:val="12"/>
+        </w:rPr>
+        <w:t xml:space="preserve"/>
       </w:r>
     </w:p>
     <w:p>
@@ -4740,7 +8623,7 @@
           <w:sz w:val="22"/>
           <w:szCs w:val="22"/>
         </w:rPr>
-        <w:t xml:space="preserve">4.2.6 评价表（reviews）</w:t>
+        <w:t xml:space="preserve">4.2.7 商品评价表（product_reviews）</w:t>
       </w:r>
     </w:p>
     <w:p>
@@ -4754,7 +8637,769 @@
           <w:sz w:val="21"/>
           <w:szCs w:val="21"/>
         </w:rPr>
-        <w:t xml:space="preserve">用户对已收货订单的评价，包含评分（1-5）和文字内容。</w:t>
+        <w:t xml:space="preserve">用户对已收货订单中商品的评价，每个订单的每种商品只允许评价一次。</w:t>
+      </w:r>
+    </w:p>
+    <w:tbl>
+      <w:tblPr>
+        <w:tblW w:type="pct" w:w="100%"/>
+        <w:tblBorders>
+          <w:top w:val="single" w:color="auto" w:sz="4"/>
+          <w:left w:val="single" w:color="auto" w:sz="4"/>
+          <w:bottom w:val="single" w:color="auto" w:sz="4"/>
+          <w:right w:val="single" w:color="auto" w:sz="4"/>
+          <w:insideH w:val="single" w:color="auto" w:sz="4"/>
+          <w:insideV w:val="single" w:color="auto" w:sz="4"/>
+        </w:tblBorders>
+      </w:tblPr>
+      <w:tblGrid>
+        <w:gridCol w:w="100"/>
+        <w:gridCol w:w="100"/>
+        <w:gridCol w:w="100"/>
+        <w:gridCol w:w="100"/>
+      </w:tblGrid>
+      <w:tr>
+        <w:tc>
+          <w:tcPr>
+            <w:tcW w:type="pct" w:w="18%"/>
+            <w:shd w:fill="1a5276"/>
+            <w:vAlign w:val="center"/>
+          </w:tcPr>
+          <w:p>
+            <w:pPr>
+              <w:jc w:val="center"/>
+            </w:pPr>
+            <w:r>
+              <w:rPr>
+                <w:rFonts w:ascii="SimSun" w:cs="SimSun" w:eastAsia="SimSun" w:hAnsi="SimSun"/>
+                <w:b/>
+                <w:bCs/>
+                <w:color w:val="FFFFFF"/>
+                <w:sz w:val="20"/>
+                <w:szCs w:val="20"/>
+              </w:rPr>
+              <w:t xml:space="preserve">字段</w:t>
+            </w:r>
+          </w:p>
+        </w:tc>
+        <w:tc>
+          <w:tcPr>
+            <w:tcW w:type="pct" w:w="22%"/>
+            <w:shd w:fill="1a5276"/>
+            <w:vAlign w:val="center"/>
+          </w:tcPr>
+          <w:p>
+            <w:pPr>
+              <w:jc w:val="center"/>
+            </w:pPr>
+            <w:r>
+              <w:rPr>
+                <w:rFonts w:ascii="SimSun" w:cs="SimSun" w:eastAsia="SimSun" w:hAnsi="SimSun"/>
+                <w:b/>
+                <w:bCs/>
+                <w:color w:val="FFFFFF"/>
+                <w:sz w:val="20"/>
+                <w:szCs w:val="20"/>
+              </w:rPr>
+              <w:t xml:space="preserve">类型</w:t>
+            </w:r>
+          </w:p>
+        </w:tc>
+        <w:tc>
+          <w:tcPr>
+            <w:tcW w:type="pct" w:w="22%"/>
+            <w:shd w:fill="1a5276"/>
+            <w:vAlign w:val="center"/>
+          </w:tcPr>
+          <w:p>
+            <w:pPr>
+              <w:jc w:val="center"/>
+            </w:pPr>
+            <w:r>
+              <w:rPr>
+                <w:rFonts w:ascii="SimSun" w:cs="SimSun" w:eastAsia="SimSun" w:hAnsi="SimSun"/>
+                <w:b/>
+                <w:bCs/>
+                <w:color w:val="FFFFFF"/>
+                <w:sz w:val="20"/>
+                <w:szCs w:val="20"/>
+              </w:rPr>
+              <w:t xml:space="preserve">约束</w:t>
+            </w:r>
+          </w:p>
+        </w:tc>
+        <w:tc>
+          <w:tcPr>
+            <w:tcW w:type="pct" w:w="38%"/>
+            <w:shd w:fill="1a5276"/>
+            <w:vAlign w:val="center"/>
+          </w:tcPr>
+          <w:p>
+            <w:pPr>
+              <w:jc w:val="center"/>
+            </w:pPr>
+            <w:r>
+              <w:rPr>
+                <w:rFonts w:ascii="SimSun" w:cs="SimSun" w:eastAsia="SimSun" w:hAnsi="SimSun"/>
+                <w:b/>
+                <w:bCs/>
+                <w:color w:val="FFFFFF"/>
+                <w:sz w:val="20"/>
+                <w:szCs w:val="20"/>
+              </w:rPr>
+              <w:t xml:space="preserve">说明</w:t>
+            </w:r>
+          </w:p>
+        </w:tc>
+      </w:tr>
+      <w:tr>
+        <w:tc>
+          <w:tcPr>
+            <w:tcW w:type="pct" w:w="18%"/>
+            <w:vAlign w:val="center"/>
+          </w:tcPr>
+          <w:p>
+            <w:pPr>
+              <w:jc w:val="center"/>
+            </w:pPr>
+            <w:r>
+              <w:rPr>
+                <w:rFonts w:ascii="SimSun" w:cs="SimSun" w:eastAsia="SimSun" w:hAnsi="SimSun"/>
+                <w:b w:val="false"/>
+                <w:bCs w:val="false"/>
+                <w:sz w:val="20"/>
+                <w:szCs w:val="20"/>
+              </w:rPr>
+              <w:t xml:space="preserve">id</w:t>
+            </w:r>
+          </w:p>
+        </w:tc>
+        <w:tc>
+          <w:tcPr>
+            <w:tcW w:type="pct" w:w="22%"/>
+            <w:vAlign w:val="center"/>
+          </w:tcPr>
+          <w:p>
+            <w:pPr>
+              <w:jc w:val="center"/>
+            </w:pPr>
+            <w:r>
+              <w:rPr>
+                <w:rFonts w:ascii="SimSun" w:cs="SimSun" w:eastAsia="SimSun" w:hAnsi="SimSun"/>
+                <w:b w:val="false"/>
+                <w:bCs w:val="false"/>
+                <w:sz w:val="20"/>
+                <w:szCs w:val="20"/>
+              </w:rPr>
+              <w:t xml:space="preserve">INT</w:t>
+            </w:r>
+          </w:p>
+        </w:tc>
+        <w:tc>
+          <w:tcPr>
+            <w:tcW w:type="pct" w:w="22%"/>
+            <w:vAlign w:val="center"/>
+          </w:tcPr>
+          <w:p>
+            <w:pPr>
+              <w:jc w:val="center"/>
+            </w:pPr>
+            <w:r>
+              <w:rPr>
+                <w:rFonts w:ascii="SimSun" w:cs="SimSun" w:eastAsia="SimSun" w:hAnsi="SimSun"/>
+                <w:b w:val="false"/>
+                <w:bCs w:val="false"/>
+                <w:sz w:val="20"/>
+                <w:szCs w:val="20"/>
+              </w:rPr>
+              <w:t xml:space="preserve">PK, AUTO_INCREMENT</w:t>
+            </w:r>
+          </w:p>
+        </w:tc>
+        <w:tc>
+          <w:tcPr>
+            <w:tcW w:type="pct" w:w="38%"/>
+            <w:vAlign w:val="center"/>
+          </w:tcPr>
+          <w:p>
+            <w:pPr>
+              <w:jc w:val="center"/>
+            </w:pPr>
+            <w:r>
+              <w:rPr>
+                <w:rFonts w:ascii="SimSun" w:cs="SimSun" w:eastAsia="SimSun" w:hAnsi="SimSun"/>
+                <w:b w:val="false"/>
+                <w:bCs w:val="false"/>
+                <w:sz w:val="20"/>
+                <w:szCs w:val="20"/>
+              </w:rPr>
+              <w:t xml:space="preserve">评价唯一标识</w:t>
+            </w:r>
+          </w:p>
+        </w:tc>
+      </w:tr>
+      <w:tr>
+        <w:tc>
+          <w:tcPr>
+            <w:tcW w:type="pct" w:w="18%"/>
+            <w:shd w:fill="eaf2f8"/>
+            <w:vAlign w:val="center"/>
+          </w:tcPr>
+          <w:p>
+            <w:pPr>
+              <w:jc w:val="center"/>
+            </w:pPr>
+            <w:r>
+              <w:rPr>
+                <w:rFonts w:ascii="SimSun" w:cs="SimSun" w:eastAsia="SimSun" w:hAnsi="SimSun"/>
+                <w:b w:val="false"/>
+                <w:bCs w:val="false"/>
+                <w:sz w:val="20"/>
+                <w:szCs w:val="20"/>
+              </w:rPr>
+              <w:t xml:space="preserve">order_id</w:t>
+            </w:r>
+          </w:p>
+        </w:tc>
+        <w:tc>
+          <w:tcPr>
+            <w:tcW w:type="pct" w:w="22%"/>
+            <w:shd w:fill="eaf2f8"/>
+            <w:vAlign w:val="center"/>
+          </w:tcPr>
+          <w:p>
+            <w:pPr>
+              <w:jc w:val="center"/>
+            </w:pPr>
+            <w:r>
+              <w:rPr>
+                <w:rFonts w:ascii="SimSun" w:cs="SimSun" w:eastAsia="SimSun" w:hAnsi="SimSun"/>
+                <w:b w:val="false"/>
+                <w:bCs w:val="false"/>
+                <w:sz w:val="20"/>
+                <w:szCs w:val="20"/>
+              </w:rPr>
+              <w:t xml:space="preserve">INT</w:t>
+            </w:r>
+          </w:p>
+        </w:tc>
+        <w:tc>
+          <w:tcPr>
+            <w:tcW w:type="pct" w:w="22%"/>
+            <w:shd w:fill="eaf2f8"/>
+            <w:vAlign w:val="center"/>
+          </w:tcPr>
+          <w:p>
+            <w:pPr>
+              <w:jc w:val="center"/>
+            </w:pPr>
+            <w:r>
+              <w:rPr>
+                <w:rFonts w:ascii="SimSun" w:cs="SimSun" w:eastAsia="SimSun" w:hAnsi="SimSun"/>
+                <w:b w:val="false"/>
+                <w:bCs w:val="false"/>
+                <w:sz w:val="20"/>
+                <w:szCs w:val="20"/>
+              </w:rPr>
+              <w:t xml:space="preserve">FK, NOT NULL</w:t>
+            </w:r>
+          </w:p>
+        </w:tc>
+        <w:tc>
+          <w:tcPr>
+            <w:tcW w:type="pct" w:w="38%"/>
+            <w:shd w:fill="eaf2f8"/>
+            <w:vAlign w:val="center"/>
+          </w:tcPr>
+          <w:p>
+            <w:pPr>
+              <w:jc w:val="center"/>
+            </w:pPr>
+            <w:r>
+              <w:rPr>
+                <w:rFonts w:ascii="SimSun" w:cs="SimSun" w:eastAsia="SimSun" w:hAnsi="SimSun"/>
+                <w:b w:val="false"/>
+                <w:bCs w:val="false"/>
+                <w:sz w:val="20"/>
+                <w:szCs w:val="20"/>
+              </w:rPr>
+              <w:t xml:space="preserve">关联 orders.id（级联删除）</w:t>
+            </w:r>
+          </w:p>
+        </w:tc>
+      </w:tr>
+      <w:tr>
+        <w:tc>
+          <w:tcPr>
+            <w:tcW w:type="pct" w:w="18%"/>
+            <w:vAlign w:val="center"/>
+          </w:tcPr>
+          <w:p>
+            <w:pPr>
+              <w:jc w:val="center"/>
+            </w:pPr>
+            <w:r>
+              <w:rPr>
+                <w:rFonts w:ascii="SimSun" w:cs="SimSun" w:eastAsia="SimSun" w:hAnsi="SimSun"/>
+                <w:b w:val="false"/>
+                <w:bCs w:val="false"/>
+                <w:sz w:val="20"/>
+                <w:szCs w:val="20"/>
+              </w:rPr>
+              <w:t xml:space="preserve">product_id</w:t>
+            </w:r>
+          </w:p>
+        </w:tc>
+        <w:tc>
+          <w:tcPr>
+            <w:tcW w:type="pct" w:w="22%"/>
+            <w:vAlign w:val="center"/>
+          </w:tcPr>
+          <w:p>
+            <w:pPr>
+              <w:jc w:val="center"/>
+            </w:pPr>
+            <w:r>
+              <w:rPr>
+                <w:rFonts w:ascii="SimSun" w:cs="SimSun" w:eastAsia="SimSun" w:hAnsi="SimSun"/>
+                <w:b w:val="false"/>
+                <w:bCs w:val="false"/>
+                <w:sz w:val="20"/>
+                <w:szCs w:val="20"/>
+              </w:rPr>
+              <w:t xml:space="preserve">INT</w:t>
+            </w:r>
+          </w:p>
+        </w:tc>
+        <w:tc>
+          <w:tcPr>
+            <w:tcW w:type="pct" w:w="22%"/>
+            <w:vAlign w:val="center"/>
+          </w:tcPr>
+          <w:p>
+            <w:pPr>
+              <w:jc w:val="center"/>
+            </w:pPr>
+            <w:r>
+              <w:rPr>
+                <w:rFonts w:ascii="SimSun" w:cs="SimSun" w:eastAsia="SimSun" w:hAnsi="SimSun"/>
+                <w:b w:val="false"/>
+                <w:bCs w:val="false"/>
+                <w:sz w:val="20"/>
+                <w:szCs w:val="20"/>
+              </w:rPr>
+              <w:t xml:space="preserve">FK, NOT NULL</w:t>
+            </w:r>
+          </w:p>
+        </w:tc>
+        <w:tc>
+          <w:tcPr>
+            <w:tcW w:type="pct" w:w="38%"/>
+            <w:vAlign w:val="center"/>
+          </w:tcPr>
+          <w:p>
+            <w:pPr>
+              <w:jc w:val="center"/>
+            </w:pPr>
+            <w:r>
+              <w:rPr>
+                <w:rFonts w:ascii="SimSun" w:cs="SimSun" w:eastAsia="SimSun" w:hAnsi="SimSun"/>
+                <w:b w:val="false"/>
+                <w:bCs w:val="false"/>
+                <w:sz w:val="20"/>
+                <w:szCs w:val="20"/>
+              </w:rPr>
+              <w:t xml:space="preserve">关联 products.id</w:t>
+            </w:r>
+          </w:p>
+        </w:tc>
+      </w:tr>
+      <w:tr>
+        <w:tc>
+          <w:tcPr>
+            <w:tcW w:type="pct" w:w="18%"/>
+            <w:shd w:fill="eaf2f8"/>
+            <w:vAlign w:val="center"/>
+          </w:tcPr>
+          <w:p>
+            <w:pPr>
+              <w:jc w:val="center"/>
+            </w:pPr>
+            <w:r>
+              <w:rPr>
+                <w:rFonts w:ascii="SimSun" w:cs="SimSun" w:eastAsia="SimSun" w:hAnsi="SimSun"/>
+                <w:b w:val="false"/>
+                <w:bCs w:val="false"/>
+                <w:sz w:val="20"/>
+                <w:szCs w:val="20"/>
+              </w:rPr>
+              <w:t xml:space="preserve">user_id</w:t>
+            </w:r>
+          </w:p>
+        </w:tc>
+        <w:tc>
+          <w:tcPr>
+            <w:tcW w:type="pct" w:w="22%"/>
+            <w:shd w:fill="eaf2f8"/>
+            <w:vAlign w:val="center"/>
+          </w:tcPr>
+          <w:p>
+            <w:pPr>
+              <w:jc w:val="center"/>
+            </w:pPr>
+            <w:r>
+              <w:rPr>
+                <w:rFonts w:ascii="SimSun" w:cs="SimSun" w:eastAsia="SimSun" w:hAnsi="SimSun"/>
+                <w:b w:val="false"/>
+                <w:bCs w:val="false"/>
+                <w:sz w:val="20"/>
+                <w:szCs w:val="20"/>
+              </w:rPr>
+              <w:t xml:space="preserve">INT</w:t>
+            </w:r>
+          </w:p>
+        </w:tc>
+        <w:tc>
+          <w:tcPr>
+            <w:tcW w:type="pct" w:w="22%"/>
+            <w:shd w:fill="eaf2f8"/>
+            <w:vAlign w:val="center"/>
+          </w:tcPr>
+          <w:p>
+            <w:pPr>
+              <w:jc w:val="center"/>
+            </w:pPr>
+            <w:r>
+              <w:rPr>
+                <w:rFonts w:ascii="SimSun" w:cs="SimSun" w:eastAsia="SimSun" w:hAnsi="SimSun"/>
+                <w:b w:val="false"/>
+                <w:bCs w:val="false"/>
+                <w:sz w:val="20"/>
+                <w:szCs w:val="20"/>
+              </w:rPr>
+              <w:t xml:space="preserve">FK, NOT NULL</w:t>
+            </w:r>
+          </w:p>
+        </w:tc>
+        <w:tc>
+          <w:tcPr>
+            <w:tcW w:type="pct" w:w="38%"/>
+            <w:shd w:fill="eaf2f8"/>
+            <w:vAlign w:val="center"/>
+          </w:tcPr>
+          <w:p>
+            <w:pPr>
+              <w:jc w:val="center"/>
+            </w:pPr>
+            <w:r>
+              <w:rPr>
+                <w:rFonts w:ascii="SimSun" w:cs="SimSun" w:eastAsia="SimSun" w:hAnsi="SimSun"/>
+                <w:b w:val="false"/>
+                <w:bCs w:val="false"/>
+                <w:sz w:val="20"/>
+                <w:szCs w:val="20"/>
+              </w:rPr>
+              <w:t xml:space="preserve">评价用户 ID</w:t>
+            </w:r>
+          </w:p>
+        </w:tc>
+      </w:tr>
+      <w:tr>
+        <w:tc>
+          <w:tcPr>
+            <w:tcW w:type="pct" w:w="18%"/>
+            <w:vAlign w:val="center"/>
+          </w:tcPr>
+          <w:p>
+            <w:pPr>
+              <w:jc w:val="center"/>
+            </w:pPr>
+            <w:r>
+              <w:rPr>
+                <w:rFonts w:ascii="SimSun" w:cs="SimSun" w:eastAsia="SimSun" w:hAnsi="SimSun"/>
+                <w:b w:val="false"/>
+                <w:bCs w:val="false"/>
+                <w:sz w:val="20"/>
+                <w:szCs w:val="20"/>
+              </w:rPr>
+              <w:t xml:space="preserve">rating</w:t>
+            </w:r>
+          </w:p>
+        </w:tc>
+        <w:tc>
+          <w:tcPr>
+            <w:tcW w:type="pct" w:w="22%"/>
+            <w:vAlign w:val="center"/>
+          </w:tcPr>
+          <w:p>
+            <w:pPr>
+              <w:jc w:val="center"/>
+            </w:pPr>
+            <w:r>
+              <w:rPr>
+                <w:rFonts w:ascii="SimSun" w:cs="SimSun" w:eastAsia="SimSun" w:hAnsi="SimSun"/>
+                <w:b w:val="false"/>
+                <w:bCs w:val="false"/>
+                <w:sz w:val="20"/>
+                <w:szCs w:val="20"/>
+              </w:rPr>
+              <w:t xml:space="preserve">TINYINT</w:t>
+            </w:r>
+          </w:p>
+        </w:tc>
+        <w:tc>
+          <w:tcPr>
+            <w:tcW w:type="pct" w:w="22%"/>
+            <w:vAlign w:val="center"/>
+          </w:tcPr>
+          <w:p>
+            <w:pPr>
+              <w:jc w:val="center"/>
+            </w:pPr>
+            <w:r>
+              <w:rPr>
+                <w:rFonts w:ascii="SimSun" w:cs="SimSun" w:eastAsia="SimSun" w:hAnsi="SimSun"/>
+                <w:b w:val="false"/>
+                <w:bCs w:val="false"/>
+                <w:sz w:val="20"/>
+                <w:szCs w:val="20"/>
+              </w:rPr>
+              <w:t xml:space="preserve">NOT NULL</w:t>
+            </w:r>
+          </w:p>
+        </w:tc>
+        <w:tc>
+          <w:tcPr>
+            <w:tcW w:type="pct" w:w="38%"/>
+            <w:vAlign w:val="center"/>
+          </w:tcPr>
+          <w:p>
+            <w:pPr>
+              <w:jc w:val="center"/>
+            </w:pPr>
+            <w:r>
+              <w:rPr>
+                <w:rFonts w:ascii="SimSun" w:cs="SimSun" w:eastAsia="SimSun" w:hAnsi="SimSun"/>
+                <w:b w:val="false"/>
+                <w:bCs w:val="false"/>
+                <w:sz w:val="20"/>
+                <w:szCs w:val="20"/>
+              </w:rPr>
+              <w:t xml:space="preserve">评分 1-5</w:t>
+            </w:r>
+          </w:p>
+        </w:tc>
+      </w:tr>
+      <w:tr>
+        <w:tc>
+          <w:tcPr>
+            <w:tcW w:type="pct" w:w="18%"/>
+            <w:shd w:fill="eaf2f8"/>
+            <w:vAlign w:val="center"/>
+          </w:tcPr>
+          <w:p>
+            <w:pPr>
+              <w:jc w:val="center"/>
+            </w:pPr>
+            <w:r>
+              <w:rPr>
+                <w:rFonts w:ascii="SimSun" w:cs="SimSun" w:eastAsia="SimSun" w:hAnsi="SimSun"/>
+                <w:b w:val="false"/>
+                <w:bCs w:val="false"/>
+                <w:sz w:val="20"/>
+                <w:szCs w:val="20"/>
+              </w:rPr>
+              <w:t xml:space="preserve">content</w:t>
+            </w:r>
+          </w:p>
+        </w:tc>
+        <w:tc>
+          <w:tcPr>
+            <w:tcW w:type="pct" w:w="22%"/>
+            <w:shd w:fill="eaf2f8"/>
+            <w:vAlign w:val="center"/>
+          </w:tcPr>
+          <w:p>
+            <w:pPr>
+              <w:jc w:val="center"/>
+            </w:pPr>
+            <w:r>
+              <w:rPr>
+                <w:rFonts w:ascii="SimSun" w:cs="SimSun" w:eastAsia="SimSun" w:hAnsi="SimSun"/>
+                <w:b w:val="false"/>
+                <w:bCs w:val="false"/>
+                <w:sz w:val="20"/>
+                <w:szCs w:val="20"/>
+              </w:rPr>
+              <w:t xml:space="preserve">TEXT</w:t>
+            </w:r>
+          </w:p>
+        </w:tc>
+        <w:tc>
+          <w:tcPr>
+            <w:tcW w:type="pct" w:w="22%"/>
+            <w:shd w:fill="eaf2f8"/>
+            <w:vAlign w:val="center"/>
+          </w:tcPr>
+          <w:p>
+            <w:pPr>
+              <w:jc w:val="center"/>
+            </w:pPr>
+            <w:r>
+              <w:rPr>
+                <w:rFonts w:ascii="SimSun" w:cs="SimSun" w:eastAsia="SimSun" w:hAnsi="SimSun"/>
+                <w:b w:val="false"/>
+                <w:bCs w:val="false"/>
+                <w:sz w:val="20"/>
+                <w:szCs w:val="20"/>
+              </w:rPr>
+              <w:t xml:space="preserve">—</w:t>
+            </w:r>
+          </w:p>
+        </w:tc>
+        <w:tc>
+          <w:tcPr>
+            <w:tcW w:type="pct" w:w="38%"/>
+            <w:shd w:fill="eaf2f8"/>
+            <w:vAlign w:val="center"/>
+          </w:tcPr>
+          <w:p>
+            <w:pPr>
+              <w:jc w:val="center"/>
+            </w:pPr>
+            <w:r>
+              <w:rPr>
+                <w:rFonts w:ascii="SimSun" w:cs="SimSun" w:eastAsia="SimSun" w:hAnsi="SimSun"/>
+                <w:b w:val="false"/>
+                <w:bCs w:val="false"/>
+                <w:sz w:val="20"/>
+                <w:szCs w:val="20"/>
+              </w:rPr>
+              <w:t xml:space="preserve">评价文字内容</w:t>
+            </w:r>
+          </w:p>
+        </w:tc>
+      </w:tr>
+      <w:tr>
+        <w:tc>
+          <w:tcPr>
+            <w:tcW w:type="pct" w:w="18%"/>
+            <w:vAlign w:val="center"/>
+          </w:tcPr>
+          <w:p>
+            <w:pPr>
+              <w:jc w:val="center"/>
+            </w:pPr>
+            <w:r>
+              <w:rPr>
+                <w:rFonts w:ascii="SimSun" w:cs="SimSun" w:eastAsia="SimSun" w:hAnsi="SimSun"/>
+                <w:b w:val="false"/>
+                <w:bCs w:val="false"/>
+                <w:sz w:val="20"/>
+                <w:szCs w:val="20"/>
+              </w:rPr>
+              <w:t xml:space="preserve">created_at</w:t>
+            </w:r>
+          </w:p>
+        </w:tc>
+        <w:tc>
+          <w:tcPr>
+            <w:tcW w:type="pct" w:w="22%"/>
+            <w:vAlign w:val="center"/>
+          </w:tcPr>
+          <w:p>
+            <w:pPr>
+              <w:jc w:val="center"/>
+            </w:pPr>
+            <w:r>
+              <w:rPr>
+                <w:rFonts w:ascii="SimSun" w:cs="SimSun" w:eastAsia="SimSun" w:hAnsi="SimSun"/>
+                <w:b w:val="false"/>
+                <w:bCs w:val="false"/>
+                <w:sz w:val="20"/>
+                <w:szCs w:val="20"/>
+              </w:rPr>
+              <w:t xml:space="preserve">DATETIME</w:t>
+            </w:r>
+          </w:p>
+        </w:tc>
+        <w:tc>
+          <w:tcPr>
+            <w:tcW w:type="pct" w:w="22%"/>
+            <w:vAlign w:val="center"/>
+          </w:tcPr>
+          <w:p>
+            <w:pPr>
+              <w:jc w:val="center"/>
+            </w:pPr>
+            <w:r>
+              <w:rPr>
+                <w:rFonts w:ascii="SimSun" w:cs="SimSun" w:eastAsia="SimSun" w:hAnsi="SimSun"/>
+                <w:b w:val="false"/>
+                <w:bCs w:val="false"/>
+                <w:sz w:val="20"/>
+                <w:szCs w:val="20"/>
+              </w:rPr>
+              <w:t xml:space="preserve">DEFAULT NOW()</w:t>
+            </w:r>
+          </w:p>
+        </w:tc>
+        <w:tc>
+          <w:tcPr>
+            <w:tcW w:type="pct" w:w="38%"/>
+            <w:vAlign w:val="center"/>
+          </w:tcPr>
+          <w:p>
+            <w:pPr>
+              <w:jc w:val="center"/>
+            </w:pPr>
+            <w:r>
+              <w:rPr>
+                <w:rFonts w:ascii="SimSun" w:cs="SimSun" w:eastAsia="SimSun" w:hAnsi="SimSun"/>
+                <w:b w:val="false"/>
+                <w:bCs w:val="false"/>
+                <w:sz w:val="20"/>
+                <w:szCs w:val="20"/>
+              </w:rPr>
+              <w:t xml:space="preserve">评价时间</w:t>
+            </w:r>
+          </w:p>
+        </w:tc>
+      </w:tr>
+    </w:tbl>
+    <w:p>
+      <w:pPr>
+        <w:spacing w:after="100" w:line="340"/>
+      </w:pPr>
+      <w:r>
+        <w:rPr>
+          <w:rFonts w:ascii="SimSun" w:cs="SimSun" w:eastAsia="SimSun" w:hAnsi="SimSun"/>
+          <w:b/>
+          <w:bCs/>
+          <w:sz w:val="21"/>
+          <w:szCs w:val="21"/>
+        </w:rPr>
+        <w:t xml:space="preserve">约束：</w:t>
+      </w:r>
+      <w:r>
+        <w:rPr>
+          <w:rFonts w:ascii="SimSun" w:cs="SimSun" w:eastAsia="SimSun" w:hAnsi="SimSun"/>
+          <w:sz w:val="21"/>
+          <w:szCs w:val="21"/>
+        </w:rPr>
+        <w:t xml:space="preserve">UNIQUE KEY (order_id, product_id) 确保同一订单中同一商品不可重复评价</w:t>
+      </w:r>
+    </w:p>
+    <w:p>
+      <w:pPr>
+        <w:spacing w:after="100"/>
+      </w:pPr>
+      <w:r>
+        <w:rPr>
+          <w:sz w:val="12"/>
+          <w:szCs w:val="12"/>
+        </w:rPr>
+        <w:t xml:space="preserve"/>
       </w:r>
     </w:p>
     <w:p>
@@ -4771,7 +9416,7 @@
           <w:sz w:val="22"/>
           <w:szCs w:val="22"/>
         </w:rPr>
-        <w:t xml:space="preserve">4.2.7 库存日志表（inventory_logs）</w:t>
+        <w:t xml:space="preserve">4.2.8 库存变动日志表（inventory_log）</w:t>
       </w:r>
     </w:p>
     <w:p>
@@ -4785,32 +9430,912 @@
           <w:sz w:val="21"/>
           <w:szCs w:val="21"/>
         </w:rPr>
-        <w:t xml:space="preserve">记录每次库存变更的详细信息：操作类型（入库/出库/调拨）、变更数量、操作人等。</w:t>
-      </w:r>
-    </w:p>
-    <w:p>
-      <w:pPr>
-        <w:spacing w:after="100" w:line="340"/>
-      </w:pPr>
-      <w:r>
-        <w:rPr>
-          <w:rFonts w:ascii="SimSun" w:cs="SimSun" w:eastAsia="SimSun" w:hAnsi="SimSun"/>
-          <w:b/>
-          <w:bCs/>
-          <w:sz w:val="21"/>
-          <w:szCs w:val="21"/>
-        </w:rPr>
-        <w:t xml:space="preserve">作用：</w:t>
-      </w:r>
-      <w:r>
-        <w:rPr>
-          <w:rFonts w:ascii="SimSun" w:cs="SimSun" w:eastAsia="SimSun" w:hAnsi="SimSun"/>
-          <w:sz w:val="21"/>
-          <w:szCs w:val="21"/>
-        </w:rPr>
-        <w:t xml:space="preserve">完整的审计追踪，便于库存盘点和问题追溯</w:t>
-      </w:r>
-    </w:p>
+        <w:t xml:space="preserve">记录每次库存变更的完整信息，用于审计追踪和库存盘点。</w:t>
+      </w:r>
+    </w:p>
+    <w:tbl>
+      <w:tblPr>
+        <w:tblW w:type="pct" w:w="100%"/>
+        <w:tblBorders>
+          <w:top w:val="single" w:color="auto" w:sz="4"/>
+          <w:left w:val="single" w:color="auto" w:sz="4"/>
+          <w:bottom w:val="single" w:color="auto" w:sz="4"/>
+          <w:right w:val="single" w:color="auto" w:sz="4"/>
+          <w:insideH w:val="single" w:color="auto" w:sz="4"/>
+          <w:insideV w:val="single" w:color="auto" w:sz="4"/>
+        </w:tblBorders>
+      </w:tblPr>
+      <w:tblGrid>
+        <w:gridCol w:w="100"/>
+        <w:gridCol w:w="100"/>
+        <w:gridCol w:w="100"/>
+        <w:gridCol w:w="100"/>
+      </w:tblGrid>
+      <w:tr>
+        <w:tc>
+          <w:tcPr>
+            <w:tcW w:type="pct" w:w="18%"/>
+            <w:shd w:fill="1a5276"/>
+            <w:vAlign w:val="center"/>
+          </w:tcPr>
+          <w:p>
+            <w:pPr>
+              <w:jc w:val="center"/>
+            </w:pPr>
+            <w:r>
+              <w:rPr>
+                <w:rFonts w:ascii="SimSun" w:cs="SimSun" w:eastAsia="SimSun" w:hAnsi="SimSun"/>
+                <w:b/>
+                <w:bCs/>
+                <w:color w:val="FFFFFF"/>
+                <w:sz w:val="20"/>
+                <w:szCs w:val="20"/>
+              </w:rPr>
+              <w:t xml:space="preserve">字段</w:t>
+            </w:r>
+          </w:p>
+        </w:tc>
+        <w:tc>
+          <w:tcPr>
+            <w:tcW w:type="pct" w:w="22%"/>
+            <w:shd w:fill="1a5276"/>
+            <w:vAlign w:val="center"/>
+          </w:tcPr>
+          <w:p>
+            <w:pPr>
+              <w:jc w:val="center"/>
+            </w:pPr>
+            <w:r>
+              <w:rPr>
+                <w:rFonts w:ascii="SimSun" w:cs="SimSun" w:eastAsia="SimSun" w:hAnsi="SimSun"/>
+                <w:b/>
+                <w:bCs/>
+                <w:color w:val="FFFFFF"/>
+                <w:sz w:val="20"/>
+                <w:szCs w:val="20"/>
+              </w:rPr>
+              <w:t xml:space="preserve">类型</w:t>
+            </w:r>
+          </w:p>
+        </w:tc>
+        <w:tc>
+          <w:tcPr>
+            <w:tcW w:type="pct" w:w="22%"/>
+            <w:shd w:fill="1a5276"/>
+            <w:vAlign w:val="center"/>
+          </w:tcPr>
+          <w:p>
+            <w:pPr>
+              <w:jc w:val="center"/>
+            </w:pPr>
+            <w:r>
+              <w:rPr>
+                <w:rFonts w:ascii="SimSun" w:cs="SimSun" w:eastAsia="SimSun" w:hAnsi="SimSun"/>
+                <w:b/>
+                <w:bCs/>
+                <w:color w:val="FFFFFF"/>
+                <w:sz w:val="20"/>
+                <w:szCs w:val="20"/>
+              </w:rPr>
+              <w:t xml:space="preserve">约束</w:t>
+            </w:r>
+          </w:p>
+        </w:tc>
+        <w:tc>
+          <w:tcPr>
+            <w:tcW w:type="pct" w:w="38%"/>
+            <w:shd w:fill="1a5276"/>
+            <w:vAlign w:val="center"/>
+          </w:tcPr>
+          <w:p>
+            <w:pPr>
+              <w:jc w:val="center"/>
+            </w:pPr>
+            <w:r>
+              <w:rPr>
+                <w:rFonts w:ascii="SimSun" w:cs="SimSun" w:eastAsia="SimSun" w:hAnsi="SimSun"/>
+                <w:b/>
+                <w:bCs/>
+                <w:color w:val="FFFFFF"/>
+                <w:sz w:val="20"/>
+                <w:szCs w:val="20"/>
+              </w:rPr>
+              <w:t xml:space="preserve">说明</w:t>
+            </w:r>
+          </w:p>
+        </w:tc>
+      </w:tr>
+      <w:tr>
+        <w:tc>
+          <w:tcPr>
+            <w:tcW w:type="pct" w:w="18%"/>
+            <w:vAlign w:val="center"/>
+          </w:tcPr>
+          <w:p>
+            <w:pPr>
+              <w:jc w:val="center"/>
+            </w:pPr>
+            <w:r>
+              <w:rPr>
+                <w:rFonts w:ascii="SimSun" w:cs="SimSun" w:eastAsia="SimSun" w:hAnsi="SimSun"/>
+                <w:b w:val="false"/>
+                <w:bCs w:val="false"/>
+                <w:sz w:val="20"/>
+                <w:szCs w:val="20"/>
+              </w:rPr>
+              <w:t xml:space="preserve">id</w:t>
+            </w:r>
+          </w:p>
+        </w:tc>
+        <w:tc>
+          <w:tcPr>
+            <w:tcW w:type="pct" w:w="22%"/>
+            <w:vAlign w:val="center"/>
+          </w:tcPr>
+          <w:p>
+            <w:pPr>
+              <w:jc w:val="center"/>
+            </w:pPr>
+            <w:r>
+              <w:rPr>
+                <w:rFonts w:ascii="SimSun" w:cs="SimSun" w:eastAsia="SimSun" w:hAnsi="SimSun"/>
+                <w:b w:val="false"/>
+                <w:bCs w:val="false"/>
+                <w:sz w:val="20"/>
+                <w:szCs w:val="20"/>
+              </w:rPr>
+              <w:t xml:space="preserve">INT</w:t>
+            </w:r>
+          </w:p>
+        </w:tc>
+        <w:tc>
+          <w:tcPr>
+            <w:tcW w:type="pct" w:w="22%"/>
+            <w:vAlign w:val="center"/>
+          </w:tcPr>
+          <w:p>
+            <w:pPr>
+              <w:jc w:val="center"/>
+            </w:pPr>
+            <w:r>
+              <w:rPr>
+                <w:rFonts w:ascii="SimSun" w:cs="SimSun" w:eastAsia="SimSun" w:hAnsi="SimSun"/>
+                <w:b w:val="false"/>
+                <w:bCs w:val="false"/>
+                <w:sz w:val="20"/>
+                <w:szCs w:val="20"/>
+              </w:rPr>
+              <w:t xml:space="preserve">PK, AUTO_INCREMENT</w:t>
+            </w:r>
+          </w:p>
+        </w:tc>
+        <w:tc>
+          <w:tcPr>
+            <w:tcW w:type="pct" w:w="38%"/>
+            <w:vAlign w:val="center"/>
+          </w:tcPr>
+          <w:p>
+            <w:pPr>
+              <w:jc w:val="center"/>
+            </w:pPr>
+            <w:r>
+              <w:rPr>
+                <w:rFonts w:ascii="SimSun" w:cs="SimSun" w:eastAsia="SimSun" w:hAnsi="SimSun"/>
+                <w:b w:val="false"/>
+                <w:bCs w:val="false"/>
+                <w:sz w:val="20"/>
+                <w:szCs w:val="20"/>
+              </w:rPr>
+              <w:t xml:space="preserve">日志唯一标识</w:t>
+            </w:r>
+          </w:p>
+        </w:tc>
+      </w:tr>
+      <w:tr>
+        <w:tc>
+          <w:tcPr>
+            <w:tcW w:type="pct" w:w="18%"/>
+            <w:shd w:fill="eaf2f8"/>
+            <w:vAlign w:val="center"/>
+          </w:tcPr>
+          <w:p>
+            <w:pPr>
+              <w:jc w:val="center"/>
+            </w:pPr>
+            <w:r>
+              <w:rPr>
+                <w:rFonts w:ascii="SimSun" w:cs="SimSun" w:eastAsia="SimSun" w:hAnsi="SimSun"/>
+                <w:b w:val="false"/>
+                <w:bCs w:val="false"/>
+                <w:sz w:val="20"/>
+                <w:szCs w:val="20"/>
+              </w:rPr>
+              <w:t xml:space="preserve">product_id</w:t>
+            </w:r>
+          </w:p>
+        </w:tc>
+        <w:tc>
+          <w:tcPr>
+            <w:tcW w:type="pct" w:w="22%"/>
+            <w:shd w:fill="eaf2f8"/>
+            <w:vAlign w:val="center"/>
+          </w:tcPr>
+          <w:p>
+            <w:pPr>
+              <w:jc w:val="center"/>
+            </w:pPr>
+            <w:r>
+              <w:rPr>
+                <w:rFonts w:ascii="SimSun" w:cs="SimSun" w:eastAsia="SimSun" w:hAnsi="SimSun"/>
+                <w:b w:val="false"/>
+                <w:bCs w:val="false"/>
+                <w:sz w:val="20"/>
+                <w:szCs w:val="20"/>
+              </w:rPr>
+              <w:t xml:space="preserve">INT</w:t>
+            </w:r>
+          </w:p>
+        </w:tc>
+        <w:tc>
+          <w:tcPr>
+            <w:tcW w:type="pct" w:w="22%"/>
+            <w:shd w:fill="eaf2f8"/>
+            <w:vAlign w:val="center"/>
+          </w:tcPr>
+          <w:p>
+            <w:pPr>
+              <w:jc w:val="center"/>
+            </w:pPr>
+            <w:r>
+              <w:rPr>
+                <w:rFonts w:ascii="SimSun" w:cs="SimSun" w:eastAsia="SimSun" w:hAnsi="SimSun"/>
+                <w:b w:val="false"/>
+                <w:bCs w:val="false"/>
+                <w:sz w:val="20"/>
+                <w:szCs w:val="20"/>
+              </w:rPr>
+              <w:t xml:space="preserve">FK, NOT NULL</w:t>
+            </w:r>
+          </w:p>
+        </w:tc>
+        <w:tc>
+          <w:tcPr>
+            <w:tcW w:type="pct" w:w="38%"/>
+            <w:shd w:fill="eaf2f8"/>
+            <w:vAlign w:val="center"/>
+          </w:tcPr>
+          <w:p>
+            <w:pPr>
+              <w:jc w:val="center"/>
+            </w:pPr>
+            <w:r>
+              <w:rPr>
+                <w:rFonts w:ascii="SimSun" w:cs="SimSun" w:eastAsia="SimSun" w:hAnsi="SimSun"/>
+                <w:b w:val="false"/>
+                <w:bCs w:val="false"/>
+                <w:sz w:val="20"/>
+                <w:szCs w:val="20"/>
+              </w:rPr>
+              <w:t xml:space="preserve">关联 products.id</w:t>
+            </w:r>
+          </w:p>
+        </w:tc>
+      </w:tr>
+      <w:tr>
+        <w:tc>
+          <w:tcPr>
+            <w:tcW w:type="pct" w:w="18%"/>
+            <w:vAlign w:val="center"/>
+          </w:tcPr>
+          <w:p>
+            <w:pPr>
+              <w:jc w:val="center"/>
+            </w:pPr>
+            <w:r>
+              <w:rPr>
+                <w:rFonts w:ascii="SimSun" w:cs="SimSun" w:eastAsia="SimSun" w:hAnsi="SimSun"/>
+                <w:b w:val="false"/>
+                <w:bCs w:val="false"/>
+                <w:sz w:val="20"/>
+                <w:szCs w:val="20"/>
+              </w:rPr>
+              <w:t xml:space="preserve">type</w:t>
+            </w:r>
+          </w:p>
+        </w:tc>
+        <w:tc>
+          <w:tcPr>
+            <w:tcW w:type="pct" w:w="22%"/>
+            <w:vAlign w:val="center"/>
+          </w:tcPr>
+          <w:p>
+            <w:pPr>
+              <w:jc w:val="center"/>
+            </w:pPr>
+            <w:r>
+              <w:rPr>
+                <w:rFonts w:ascii="SimSun" w:cs="SimSun" w:eastAsia="SimSun" w:hAnsi="SimSun"/>
+                <w:b w:val="false"/>
+                <w:bCs w:val="false"/>
+                <w:sz w:val="20"/>
+                <w:szCs w:val="20"/>
+              </w:rPr>
+              <w:t xml:space="preserve">TINYINT</w:t>
+            </w:r>
+          </w:p>
+        </w:tc>
+        <w:tc>
+          <w:tcPr>
+            <w:tcW w:type="pct" w:w="22%"/>
+            <w:vAlign w:val="center"/>
+          </w:tcPr>
+          <w:p>
+            <w:pPr>
+              <w:jc w:val="center"/>
+            </w:pPr>
+            <w:r>
+              <w:rPr>
+                <w:rFonts w:ascii="SimSun" w:cs="SimSun" w:eastAsia="SimSun" w:hAnsi="SimSun"/>
+                <w:b w:val="false"/>
+                <w:bCs w:val="false"/>
+                <w:sz w:val="20"/>
+                <w:szCs w:val="20"/>
+              </w:rPr>
+              <w:t xml:space="preserve">NOT NULL</w:t>
+            </w:r>
+          </w:p>
+        </w:tc>
+        <w:tc>
+          <w:tcPr>
+            <w:tcW w:type="pct" w:w="38%"/>
+            <w:vAlign w:val="center"/>
+          </w:tcPr>
+          <w:p>
+            <w:pPr>
+              <w:jc w:val="center"/>
+            </w:pPr>
+            <w:r>
+              <w:rPr>
+                <w:rFonts w:ascii="SimSun" w:cs="SimSun" w:eastAsia="SimSun" w:hAnsi="SimSun"/>
+                <w:b w:val="false"/>
+                <w:bCs w:val="false"/>
+                <w:sz w:val="20"/>
+                <w:szCs w:val="20"/>
+              </w:rPr>
+              <w:t xml:space="preserve">0=入库, 1=出库</w:t>
+            </w:r>
+          </w:p>
+        </w:tc>
+      </w:tr>
+      <w:tr>
+        <w:tc>
+          <w:tcPr>
+            <w:tcW w:type="pct" w:w="18%"/>
+            <w:shd w:fill="eaf2f8"/>
+            <w:vAlign w:val="center"/>
+          </w:tcPr>
+          <w:p>
+            <w:pPr>
+              <w:jc w:val="center"/>
+            </w:pPr>
+            <w:r>
+              <w:rPr>
+                <w:rFonts w:ascii="SimSun" w:cs="SimSun" w:eastAsia="SimSun" w:hAnsi="SimSun"/>
+                <w:b w:val="false"/>
+                <w:bCs w:val="false"/>
+                <w:sz w:val="20"/>
+                <w:szCs w:val="20"/>
+              </w:rPr>
+              <w:t xml:space="preserve">quantity</w:t>
+            </w:r>
+          </w:p>
+        </w:tc>
+        <w:tc>
+          <w:tcPr>
+            <w:tcW w:type="pct" w:w="22%"/>
+            <w:shd w:fill="eaf2f8"/>
+            <w:vAlign w:val="center"/>
+          </w:tcPr>
+          <w:p>
+            <w:pPr>
+              <w:jc w:val="center"/>
+            </w:pPr>
+            <w:r>
+              <w:rPr>
+                <w:rFonts w:ascii="SimSun" w:cs="SimSun" w:eastAsia="SimSun" w:hAnsi="SimSun"/>
+                <w:b w:val="false"/>
+                <w:bCs w:val="false"/>
+                <w:sz w:val="20"/>
+                <w:szCs w:val="20"/>
+              </w:rPr>
+              <w:t xml:space="preserve">INT</w:t>
+            </w:r>
+          </w:p>
+        </w:tc>
+        <w:tc>
+          <w:tcPr>
+            <w:tcW w:type="pct" w:w="22%"/>
+            <w:shd w:fill="eaf2f8"/>
+            <w:vAlign w:val="center"/>
+          </w:tcPr>
+          <w:p>
+            <w:pPr>
+              <w:jc w:val="center"/>
+            </w:pPr>
+            <w:r>
+              <w:rPr>
+                <w:rFonts w:ascii="SimSun" w:cs="SimSun" w:eastAsia="SimSun" w:hAnsi="SimSun"/>
+                <w:b w:val="false"/>
+                <w:bCs w:val="false"/>
+                <w:sz w:val="20"/>
+                <w:szCs w:val="20"/>
+              </w:rPr>
+              <w:t xml:space="preserve">NOT NULL</w:t>
+            </w:r>
+          </w:p>
+        </w:tc>
+        <w:tc>
+          <w:tcPr>
+            <w:tcW w:type="pct" w:w="38%"/>
+            <w:shd w:fill="eaf2f8"/>
+            <w:vAlign w:val="center"/>
+          </w:tcPr>
+          <w:p>
+            <w:pPr>
+              <w:jc w:val="center"/>
+            </w:pPr>
+            <w:r>
+              <w:rPr>
+                <w:rFonts w:ascii="SimSun" w:cs="SimSun" w:eastAsia="SimSun" w:hAnsi="SimSun"/>
+                <w:b w:val="false"/>
+                <w:bCs w:val="false"/>
+                <w:sz w:val="20"/>
+                <w:szCs w:val="20"/>
+              </w:rPr>
+              <w:t xml:space="preserve">变更数量</w:t>
+            </w:r>
+          </w:p>
+        </w:tc>
+      </w:tr>
+      <w:tr>
+        <w:tc>
+          <w:tcPr>
+            <w:tcW w:type="pct" w:w="18%"/>
+            <w:vAlign w:val="center"/>
+          </w:tcPr>
+          <w:p>
+            <w:pPr>
+              <w:jc w:val="center"/>
+            </w:pPr>
+            <w:r>
+              <w:rPr>
+                <w:rFonts w:ascii="SimSun" w:cs="SimSun" w:eastAsia="SimSun" w:hAnsi="SimSun"/>
+                <w:b w:val="false"/>
+                <w:bCs w:val="false"/>
+                <w:sz w:val="20"/>
+                <w:szCs w:val="20"/>
+              </w:rPr>
+              <w:t xml:space="preserve">before_stock</w:t>
+            </w:r>
+          </w:p>
+        </w:tc>
+        <w:tc>
+          <w:tcPr>
+            <w:tcW w:type="pct" w:w="22%"/>
+            <w:vAlign w:val="center"/>
+          </w:tcPr>
+          <w:p>
+            <w:pPr>
+              <w:jc w:val="center"/>
+            </w:pPr>
+            <w:r>
+              <w:rPr>
+                <w:rFonts w:ascii="SimSun" w:cs="SimSun" w:eastAsia="SimSun" w:hAnsi="SimSun"/>
+                <w:b w:val="false"/>
+                <w:bCs w:val="false"/>
+                <w:sz w:val="20"/>
+                <w:szCs w:val="20"/>
+              </w:rPr>
+              <w:t xml:space="preserve">INT</w:t>
+            </w:r>
+          </w:p>
+        </w:tc>
+        <w:tc>
+          <w:tcPr>
+            <w:tcW w:type="pct" w:w="22%"/>
+            <w:vAlign w:val="center"/>
+          </w:tcPr>
+          <w:p>
+            <w:pPr>
+              <w:jc w:val="center"/>
+            </w:pPr>
+            <w:r>
+              <w:rPr>
+                <w:rFonts w:ascii="SimSun" w:cs="SimSun" w:eastAsia="SimSun" w:hAnsi="SimSun"/>
+                <w:b w:val="false"/>
+                <w:bCs w:val="false"/>
+                <w:sz w:val="20"/>
+                <w:szCs w:val="20"/>
+              </w:rPr>
+              <w:t xml:space="preserve">NOT NULL</w:t>
+            </w:r>
+          </w:p>
+        </w:tc>
+        <w:tc>
+          <w:tcPr>
+            <w:tcW w:type="pct" w:w="38%"/>
+            <w:vAlign w:val="center"/>
+          </w:tcPr>
+          <w:p>
+            <w:pPr>
+              <w:jc w:val="center"/>
+            </w:pPr>
+            <w:r>
+              <w:rPr>
+                <w:rFonts w:ascii="SimSun" w:cs="SimSun" w:eastAsia="SimSun" w:hAnsi="SimSun"/>
+                <w:b w:val="false"/>
+                <w:bCs w:val="false"/>
+                <w:sz w:val="20"/>
+                <w:szCs w:val="20"/>
+              </w:rPr>
+              <w:t xml:space="preserve">变更前库存</w:t>
+            </w:r>
+          </w:p>
+        </w:tc>
+      </w:tr>
+      <w:tr>
+        <w:tc>
+          <w:tcPr>
+            <w:tcW w:type="pct" w:w="18%"/>
+            <w:shd w:fill="eaf2f8"/>
+            <w:vAlign w:val="center"/>
+          </w:tcPr>
+          <w:p>
+            <w:pPr>
+              <w:jc w:val="center"/>
+            </w:pPr>
+            <w:r>
+              <w:rPr>
+                <w:rFonts w:ascii="SimSun" w:cs="SimSun" w:eastAsia="SimSun" w:hAnsi="SimSun"/>
+                <w:b w:val="false"/>
+                <w:bCs w:val="false"/>
+                <w:sz w:val="20"/>
+                <w:szCs w:val="20"/>
+              </w:rPr>
+              <w:t xml:space="preserve">after_stock</w:t>
+            </w:r>
+          </w:p>
+        </w:tc>
+        <w:tc>
+          <w:tcPr>
+            <w:tcW w:type="pct" w:w="22%"/>
+            <w:shd w:fill="eaf2f8"/>
+            <w:vAlign w:val="center"/>
+          </w:tcPr>
+          <w:p>
+            <w:pPr>
+              <w:jc w:val="center"/>
+            </w:pPr>
+            <w:r>
+              <w:rPr>
+                <w:rFonts w:ascii="SimSun" w:cs="SimSun" w:eastAsia="SimSun" w:hAnsi="SimSun"/>
+                <w:b w:val="false"/>
+                <w:bCs w:val="false"/>
+                <w:sz w:val="20"/>
+                <w:szCs w:val="20"/>
+              </w:rPr>
+              <w:t xml:space="preserve">INT</w:t>
+            </w:r>
+          </w:p>
+        </w:tc>
+        <w:tc>
+          <w:tcPr>
+            <w:tcW w:type="pct" w:w="22%"/>
+            <w:shd w:fill="eaf2f8"/>
+            <w:vAlign w:val="center"/>
+          </w:tcPr>
+          <w:p>
+            <w:pPr>
+              <w:jc w:val="center"/>
+            </w:pPr>
+            <w:r>
+              <w:rPr>
+                <w:rFonts w:ascii="SimSun" w:cs="SimSun" w:eastAsia="SimSun" w:hAnsi="SimSun"/>
+                <w:b w:val="false"/>
+                <w:bCs w:val="false"/>
+                <w:sz w:val="20"/>
+                <w:szCs w:val="20"/>
+              </w:rPr>
+              <w:t xml:space="preserve">NOT NULL</w:t>
+            </w:r>
+          </w:p>
+        </w:tc>
+        <w:tc>
+          <w:tcPr>
+            <w:tcW w:type="pct" w:w="38%"/>
+            <w:shd w:fill="eaf2f8"/>
+            <w:vAlign w:val="center"/>
+          </w:tcPr>
+          <w:p>
+            <w:pPr>
+              <w:jc w:val="center"/>
+            </w:pPr>
+            <w:r>
+              <w:rPr>
+                <w:rFonts w:ascii="SimSun" w:cs="SimSun" w:eastAsia="SimSun" w:hAnsi="SimSun"/>
+                <w:b w:val="false"/>
+                <w:bCs w:val="false"/>
+                <w:sz w:val="20"/>
+                <w:szCs w:val="20"/>
+              </w:rPr>
+              <w:t xml:space="preserve">变更后库存</w:t>
+            </w:r>
+          </w:p>
+        </w:tc>
+      </w:tr>
+      <w:tr>
+        <w:tc>
+          <w:tcPr>
+            <w:tcW w:type="pct" w:w="18%"/>
+            <w:vAlign w:val="center"/>
+          </w:tcPr>
+          <w:p>
+            <w:pPr>
+              <w:jc w:val="center"/>
+            </w:pPr>
+            <w:r>
+              <w:rPr>
+                <w:rFonts w:ascii="SimSun" w:cs="SimSun" w:eastAsia="SimSun" w:hAnsi="SimSun"/>
+                <w:b w:val="false"/>
+                <w:bCs w:val="false"/>
+                <w:sz w:val="20"/>
+                <w:szCs w:val="20"/>
+              </w:rPr>
+              <w:t xml:space="preserve">remark</w:t>
+            </w:r>
+          </w:p>
+        </w:tc>
+        <w:tc>
+          <w:tcPr>
+            <w:tcW w:type="pct" w:w="22%"/>
+            <w:vAlign w:val="center"/>
+          </w:tcPr>
+          <w:p>
+            <w:pPr>
+              <w:jc w:val="center"/>
+            </w:pPr>
+            <w:r>
+              <w:rPr>
+                <w:rFonts w:ascii="SimSun" w:cs="SimSun" w:eastAsia="SimSun" w:hAnsi="SimSun"/>
+                <w:b w:val="false"/>
+                <w:bCs w:val="false"/>
+                <w:sz w:val="20"/>
+                <w:szCs w:val="20"/>
+              </w:rPr>
+              <w:t xml:space="preserve">VARCHAR(255)</w:t>
+            </w:r>
+          </w:p>
+        </w:tc>
+        <w:tc>
+          <w:tcPr>
+            <w:tcW w:type="pct" w:w="22%"/>
+            <w:vAlign w:val="center"/>
+          </w:tcPr>
+          <w:p>
+            <w:pPr>
+              <w:jc w:val="center"/>
+            </w:pPr>
+            <w:r>
+              <w:rPr>
+                <w:rFonts w:ascii="SimSun" w:cs="SimSun" w:eastAsia="SimSun" w:hAnsi="SimSun"/>
+                <w:b w:val="false"/>
+                <w:bCs w:val="false"/>
+                <w:sz w:val="20"/>
+                <w:szCs w:val="20"/>
+              </w:rPr>
+              <w:t xml:space="preserve">DEFAULT ''</w:t>
+            </w:r>
+          </w:p>
+        </w:tc>
+        <w:tc>
+          <w:tcPr>
+            <w:tcW w:type="pct" w:w="38%"/>
+            <w:vAlign w:val="center"/>
+          </w:tcPr>
+          <w:p>
+            <w:pPr>
+              <w:jc w:val="center"/>
+            </w:pPr>
+            <w:r>
+              <w:rPr>
+                <w:rFonts w:ascii="SimSun" w:cs="SimSun" w:eastAsia="SimSun" w:hAnsi="SimSun"/>
+                <w:b w:val="false"/>
+                <w:bCs w:val="false"/>
+                <w:sz w:val="20"/>
+                <w:szCs w:val="20"/>
+              </w:rPr>
+              <w:t xml:space="preserve">变更备注</w:t>
+            </w:r>
+          </w:p>
+        </w:tc>
+      </w:tr>
+      <w:tr>
+        <w:tc>
+          <w:tcPr>
+            <w:tcW w:type="pct" w:w="18%"/>
+            <w:shd w:fill="eaf2f8"/>
+            <w:vAlign w:val="center"/>
+          </w:tcPr>
+          <w:p>
+            <w:pPr>
+              <w:jc w:val="center"/>
+            </w:pPr>
+            <w:r>
+              <w:rPr>
+                <w:rFonts w:ascii="SimSun" w:cs="SimSun" w:eastAsia="SimSun" w:hAnsi="SimSun"/>
+                <w:b w:val="false"/>
+                <w:bCs w:val="false"/>
+                <w:sz w:val="20"/>
+                <w:szCs w:val="20"/>
+              </w:rPr>
+              <w:t xml:space="preserve">operator_id</w:t>
+            </w:r>
+          </w:p>
+        </w:tc>
+        <w:tc>
+          <w:tcPr>
+            <w:tcW w:type="pct" w:w="22%"/>
+            <w:shd w:fill="eaf2f8"/>
+            <w:vAlign w:val="center"/>
+          </w:tcPr>
+          <w:p>
+            <w:pPr>
+              <w:jc w:val="center"/>
+            </w:pPr>
+            <w:r>
+              <w:rPr>
+                <w:rFonts w:ascii="SimSun" w:cs="SimSun" w:eastAsia="SimSun" w:hAnsi="SimSun"/>
+                <w:b w:val="false"/>
+                <w:bCs w:val="false"/>
+                <w:sz w:val="20"/>
+                <w:szCs w:val="20"/>
+              </w:rPr>
+              <w:t xml:space="preserve">INT</w:t>
+            </w:r>
+          </w:p>
+        </w:tc>
+        <w:tc>
+          <w:tcPr>
+            <w:tcW w:type="pct" w:w="22%"/>
+            <w:shd w:fill="eaf2f8"/>
+            <w:vAlign w:val="center"/>
+          </w:tcPr>
+          <w:p>
+            <w:pPr>
+              <w:jc w:val="center"/>
+            </w:pPr>
+            <w:r>
+              <w:rPr>
+                <w:rFonts w:ascii="SimSun" w:cs="SimSun" w:eastAsia="SimSun" w:hAnsi="SimSun"/>
+                <w:b w:val="false"/>
+                <w:bCs w:val="false"/>
+                <w:sz w:val="20"/>
+                <w:szCs w:val="20"/>
+              </w:rPr>
+              <w:t xml:space="preserve">—</w:t>
+            </w:r>
+          </w:p>
+        </w:tc>
+        <w:tc>
+          <w:tcPr>
+            <w:tcW w:type="pct" w:w="38%"/>
+            <w:shd w:fill="eaf2f8"/>
+            <w:vAlign w:val="center"/>
+          </w:tcPr>
+          <w:p>
+            <w:pPr>
+              <w:jc w:val="center"/>
+            </w:pPr>
+            <w:r>
+              <w:rPr>
+                <w:rFonts w:ascii="SimSun" w:cs="SimSun" w:eastAsia="SimSun" w:hAnsi="SimSun"/>
+                <w:b w:val="false"/>
+                <w:bCs w:val="false"/>
+                <w:sz w:val="20"/>
+                <w:szCs w:val="20"/>
+              </w:rPr>
+              <w:t xml:space="preserve">操作人用户 ID</w:t>
+            </w:r>
+          </w:p>
+        </w:tc>
+      </w:tr>
+      <w:tr>
+        <w:tc>
+          <w:tcPr>
+            <w:tcW w:type="pct" w:w="18%"/>
+            <w:vAlign w:val="center"/>
+          </w:tcPr>
+          <w:p>
+            <w:pPr>
+              <w:jc w:val="center"/>
+            </w:pPr>
+            <w:r>
+              <w:rPr>
+                <w:rFonts w:ascii="SimSun" w:cs="SimSun" w:eastAsia="SimSun" w:hAnsi="SimSun"/>
+                <w:b w:val="false"/>
+                <w:bCs w:val="false"/>
+                <w:sz w:val="20"/>
+                <w:szCs w:val="20"/>
+              </w:rPr>
+              <w:t xml:space="preserve">created_at</w:t>
+            </w:r>
+          </w:p>
+        </w:tc>
+        <w:tc>
+          <w:tcPr>
+            <w:tcW w:type="pct" w:w="22%"/>
+            <w:vAlign w:val="center"/>
+          </w:tcPr>
+          <w:p>
+            <w:pPr>
+              <w:jc w:val="center"/>
+            </w:pPr>
+            <w:r>
+              <w:rPr>
+                <w:rFonts w:ascii="SimSun" w:cs="SimSun" w:eastAsia="SimSun" w:hAnsi="SimSun"/>
+                <w:b w:val="false"/>
+                <w:bCs w:val="false"/>
+                <w:sz w:val="20"/>
+                <w:szCs w:val="20"/>
+              </w:rPr>
+              <w:t xml:space="preserve">DATETIME</w:t>
+            </w:r>
+          </w:p>
+        </w:tc>
+        <w:tc>
+          <w:tcPr>
+            <w:tcW w:type="pct" w:w="22%"/>
+            <w:vAlign w:val="center"/>
+          </w:tcPr>
+          <w:p>
+            <w:pPr>
+              <w:jc w:val="center"/>
+            </w:pPr>
+            <w:r>
+              <w:rPr>
+                <w:rFonts w:ascii="SimSun" w:cs="SimSun" w:eastAsia="SimSun" w:hAnsi="SimSun"/>
+                <w:b w:val="false"/>
+                <w:bCs w:val="false"/>
+                <w:sz w:val="20"/>
+                <w:szCs w:val="20"/>
+              </w:rPr>
+              <w:t xml:space="preserve">DEFAULT NOW()</w:t>
+            </w:r>
+          </w:p>
+        </w:tc>
+        <w:tc>
+          <w:tcPr>
+            <w:tcW w:type="pct" w:w="38%"/>
+            <w:vAlign w:val="center"/>
+          </w:tcPr>
+          <w:p>
+            <w:pPr>
+              <w:jc w:val="center"/>
+            </w:pPr>
+            <w:r>
+              <w:rPr>
+                <w:rFonts w:ascii="SimSun" w:cs="SimSun" w:eastAsia="SimSun" w:hAnsi="SimSun"/>
+                <w:b w:val="false"/>
+                <w:bCs w:val="false"/>
+                <w:sz w:val="20"/>
+                <w:szCs w:val="20"/>
+              </w:rPr>
+              <w:t xml:space="preserve">操作时间</w:t>
+            </w:r>
+          </w:p>
+        </w:tc>
+      </w:tr>
+    </w:tbl>
     <w:p>
       <w:pPr>
         <w:pStyle w:val="Heading2"/>
